--- a/FAQs Computer Use Eval.docx
+++ b/FAQs Computer Use Eval.docx
@@ -41,7 +41,7 @@
           <w:pgNumType w:start="1"/>
         </w:sectPr>
       </w:pPr>
-      <w:bookmarkStart w:colFirst="0" w:colLast="0" w:name="_m4s0wry97yh0" w:id="0"/>
+      <w:bookmarkStart w:colFirst="0" w:colLast="0" w:name="_83wj5ogt3sj1" w:id="0"/>
       <w:bookmarkEnd w:id="0"/>
       <w:r>
         <w:rPr>
@@ -134,7 +134,7 @@
       <w:pPr>
         <w:numPr>
           <w:ilvl w:val="0"/>
-          <w:numId w:val="4"/>
+          <w:numId w:val="5"/>
         </w:numPr>
         <w:spacing w:after="0" w:afterAutospacing="0" w:before="240" w:lineRule="auto"/>
         <w:ind w:left="720" w:hanging="360"/>
@@ -168,7 +168,7 @@
       <w:pPr>
         <w:numPr>
           <w:ilvl w:val="0"/>
-          <w:numId w:val="4"/>
+          <w:numId w:val="5"/>
         </w:numPr>
         <w:spacing w:after="0" w:afterAutospacing="0" w:before="0" w:beforeAutospacing="0" w:lineRule="auto"/>
         <w:ind w:left="720" w:hanging="360"/>
@@ -202,7 +202,7 @@
       <w:pPr>
         <w:numPr>
           <w:ilvl w:val="0"/>
-          <w:numId w:val="4"/>
+          <w:numId w:val="5"/>
         </w:numPr>
         <w:spacing w:after="0" w:afterAutospacing="0" w:before="0" w:beforeAutospacing="0" w:lineRule="auto"/>
         <w:ind w:left="720" w:hanging="360"/>
@@ -236,7 +236,7 @@
       <w:pPr>
         <w:numPr>
           <w:ilvl w:val="0"/>
-          <w:numId w:val="4"/>
+          <w:numId w:val="5"/>
         </w:numPr>
         <w:spacing w:after="0" w:afterAutospacing="0" w:before="0" w:beforeAutospacing="0" w:lineRule="auto"/>
         <w:ind w:left="720" w:hanging="360"/>
@@ -270,7 +270,7 @@
       <w:pPr>
         <w:numPr>
           <w:ilvl w:val="0"/>
-          <w:numId w:val="4"/>
+          <w:numId w:val="5"/>
         </w:numPr>
         <w:spacing w:after="0" w:afterAutospacing="0" w:before="0" w:beforeAutospacing="0" w:lineRule="auto"/>
         <w:ind w:left="720" w:hanging="360"/>
@@ -304,7 +304,7 @@
       <w:pPr>
         <w:numPr>
           <w:ilvl w:val="0"/>
-          <w:numId w:val="4"/>
+          <w:numId w:val="5"/>
         </w:numPr>
         <w:spacing w:after="0" w:afterAutospacing="0" w:before="0" w:beforeAutospacing="0" w:lineRule="auto"/>
         <w:ind w:left="720" w:hanging="360"/>
@@ -339,7 +339,7 @@
       <w:pPr>
         <w:numPr>
           <w:ilvl w:val="0"/>
-          <w:numId w:val="4"/>
+          <w:numId w:val="5"/>
         </w:numPr>
         <w:spacing w:after="0" w:afterAutospacing="0" w:before="0" w:beforeAutospacing="0" w:lineRule="auto"/>
         <w:ind w:left="720" w:hanging="360"/>
@@ -373,7 +373,7 @@
       <w:pPr>
         <w:numPr>
           <w:ilvl w:val="0"/>
-          <w:numId w:val="4"/>
+          <w:numId w:val="5"/>
         </w:numPr>
         <w:spacing w:after="0" w:afterAutospacing="0" w:before="0" w:beforeAutospacing="0" w:lineRule="auto"/>
         <w:ind w:left="720" w:hanging="360"/>
@@ -407,7 +407,7 @@
       <w:pPr>
         <w:numPr>
           <w:ilvl w:val="0"/>
-          <w:numId w:val="4"/>
+          <w:numId w:val="5"/>
         </w:numPr>
         <w:spacing w:after="0" w:afterAutospacing="0" w:before="0" w:beforeAutospacing="0" w:lineRule="auto"/>
         <w:ind w:left="720" w:hanging="360"/>
@@ -441,7 +441,7 @@
       <w:pPr>
         <w:numPr>
           <w:ilvl w:val="0"/>
-          <w:numId w:val="4"/>
+          <w:numId w:val="5"/>
         </w:numPr>
         <w:spacing w:after="0" w:afterAutospacing="0" w:before="0" w:beforeAutospacing="0" w:lineRule="auto"/>
         <w:ind w:left="720" w:hanging="360"/>
@@ -475,7 +475,7 @@
       <w:pPr>
         <w:numPr>
           <w:ilvl w:val="0"/>
-          <w:numId w:val="4"/>
+          <w:numId w:val="5"/>
         </w:numPr>
         <w:spacing w:after="0" w:afterAutospacing="0" w:before="0" w:beforeAutospacing="0" w:line="480" w:lineRule="auto"/>
         <w:ind w:left="720" w:hanging="360"/>
@@ -514,7 +514,7 @@
             <wp:extent cx="402620" cy="327464"/>
             <wp:effectExtent b="66237" l="48324" r="48324" t="66237"/>
             <wp:wrapSquare wrapText="bothSides" distB="114300" distT="114300" distL="114300" distR="114300"/>
-            <wp:docPr id="12" name="image1.png"/>
+            <wp:docPr id="15" name="image1.png"/>
             <a:graphic>
               <a:graphicData uri="http://schemas.openxmlformats.org/drawingml/2006/picture">
                 <pic:pic>
@@ -548,7 +548,7 @@
       <w:pPr>
         <w:numPr>
           <w:ilvl w:val="0"/>
-          <w:numId w:val="4"/>
+          <w:numId w:val="5"/>
         </w:numPr>
         <w:spacing w:after="0" w:afterAutospacing="0" w:before="0" w:beforeAutospacing="0" w:line="480" w:lineRule="auto"/>
         <w:ind w:left="720" w:hanging="360"/>
@@ -587,7 +587,7 @@
             <wp:extent cx="402620" cy="327464"/>
             <wp:effectExtent b="66237" l="48324" r="48324" t="66237"/>
             <wp:wrapSquare wrapText="bothSides" distB="114300" distT="114300" distL="114300" distR="114300"/>
-            <wp:docPr id="2" name="image1.png"/>
+            <wp:docPr id="10" name="image1.png"/>
             <a:graphic>
               <a:graphicData uri="http://schemas.openxmlformats.org/drawingml/2006/picture">
                 <pic:pic>
@@ -621,7 +621,7 @@
       <w:pPr>
         <w:numPr>
           <w:ilvl w:val="0"/>
-          <w:numId w:val="4"/>
+          <w:numId w:val="5"/>
         </w:numPr>
         <w:spacing w:after="240" w:before="0" w:beforeAutospacing="0" w:line="480" w:lineRule="auto"/>
         <w:ind w:left="720" w:hanging="360"/>
@@ -687,7 +687,7 @@
             <wp:extent cx="637096" cy="515745"/>
             <wp:effectExtent b="104911" l="75987" r="75987" t="104911"/>
             <wp:wrapSquare wrapText="bothSides" distB="114300" distT="114300" distL="114300" distR="114300"/>
-            <wp:docPr id="6" name="image1.png"/>
+            <wp:docPr id="1" name="image1.png"/>
             <a:graphic>
               <a:graphicData uri="http://schemas.openxmlformats.org/drawingml/2006/picture">
                 <pic:pic>
@@ -721,7 +721,7 @@
       <w:pPr>
         <w:numPr>
           <w:ilvl w:val="0"/>
-          <w:numId w:val="11"/>
+          <w:numId w:val="12"/>
         </w:numPr>
         <w:spacing w:after="0" w:afterAutospacing="0" w:before="240" w:lineRule="auto"/>
         <w:ind w:left="1440" w:hanging="360"/>
@@ -753,7 +753,7 @@
       <w:pPr>
         <w:numPr>
           <w:ilvl w:val="0"/>
-          <w:numId w:val="11"/>
+          <w:numId w:val="12"/>
         </w:numPr>
         <w:spacing w:after="0" w:afterAutospacing="0" w:before="0" w:beforeAutospacing="0" w:lineRule="auto"/>
         <w:ind w:left="1440" w:hanging="360"/>
@@ -787,7 +787,7 @@
       <w:pPr>
         <w:numPr>
           <w:ilvl w:val="0"/>
-          <w:numId w:val="11"/>
+          <w:numId w:val="12"/>
         </w:numPr>
         <w:spacing w:after="0" w:afterAutospacing="0" w:before="0" w:beforeAutospacing="0" w:lineRule="auto"/>
         <w:ind w:left="1440" w:hanging="360"/>
@@ -821,7 +821,7 @@
       <w:pPr>
         <w:numPr>
           <w:ilvl w:val="0"/>
-          <w:numId w:val="11"/>
+          <w:numId w:val="12"/>
         </w:numPr>
         <w:spacing w:after="0" w:afterAutospacing="0" w:before="0" w:beforeAutospacing="0" w:lineRule="auto"/>
         <w:ind w:left="1440" w:hanging="360"/>
@@ -855,7 +855,7 @@
       <w:pPr>
         <w:numPr>
           <w:ilvl w:val="0"/>
-          <w:numId w:val="11"/>
+          <w:numId w:val="12"/>
         </w:numPr>
         <w:spacing w:after="240" w:before="0" w:beforeAutospacing="0" w:lineRule="auto"/>
         <w:ind w:left="1440" w:hanging="360"/>
@@ -916,7 +916,7 @@
       <w:pPr>
         <w:numPr>
           <w:ilvl w:val="0"/>
-          <w:numId w:val="14"/>
+          <w:numId w:val="15"/>
         </w:numPr>
         <w:spacing w:after="0" w:afterAutospacing="0" w:before="240" w:lineRule="auto"/>
         <w:ind w:left="720" w:hanging="360"/>
@@ -948,7 +948,7 @@
       <w:pPr>
         <w:numPr>
           <w:ilvl w:val="0"/>
-          <w:numId w:val="14"/>
+          <w:numId w:val="15"/>
         </w:numPr>
         <w:spacing w:after="0" w:afterAutospacing="0" w:before="0" w:beforeAutospacing="0" w:lineRule="auto"/>
         <w:ind w:left="720" w:hanging="360"/>
@@ -980,7 +980,7 @@
       <w:pPr>
         <w:numPr>
           <w:ilvl w:val="0"/>
-          <w:numId w:val="14"/>
+          <w:numId w:val="15"/>
         </w:numPr>
         <w:spacing w:after="0" w:afterAutospacing="0" w:before="0" w:beforeAutospacing="0" w:lineRule="auto"/>
         <w:ind w:left="720" w:hanging="360"/>
@@ -1012,7 +1012,7 @@
       <w:pPr>
         <w:numPr>
           <w:ilvl w:val="0"/>
-          <w:numId w:val="14"/>
+          <w:numId w:val="15"/>
         </w:numPr>
         <w:spacing w:after="0" w:afterAutospacing="0" w:before="0" w:beforeAutospacing="0" w:lineRule="auto"/>
         <w:ind w:left="720" w:hanging="360"/>
@@ -1044,7 +1044,7 @@
       <w:pPr>
         <w:numPr>
           <w:ilvl w:val="0"/>
-          <w:numId w:val="14"/>
+          <w:numId w:val="15"/>
         </w:numPr>
         <w:spacing w:after="0" w:afterAutospacing="0" w:before="0" w:beforeAutospacing="0" w:lineRule="auto"/>
         <w:ind w:left="720" w:hanging="360"/>
@@ -1078,7 +1078,7 @@
       <w:pPr>
         <w:numPr>
           <w:ilvl w:val="0"/>
-          <w:numId w:val="14"/>
+          <w:numId w:val="15"/>
         </w:numPr>
         <w:spacing w:after="0" w:afterAutospacing="0" w:before="0" w:beforeAutospacing="0" w:lineRule="auto"/>
         <w:ind w:left="720" w:hanging="360"/>
@@ -1112,7 +1112,7 @@
       <w:pPr>
         <w:numPr>
           <w:ilvl w:val="0"/>
-          <w:numId w:val="14"/>
+          <w:numId w:val="15"/>
         </w:numPr>
         <w:spacing w:after="0" w:afterAutospacing="0" w:before="0" w:beforeAutospacing="0" w:lineRule="auto"/>
         <w:ind w:left="720" w:hanging="360"/>
@@ -1146,7 +1146,7 @@
       <w:pPr>
         <w:numPr>
           <w:ilvl w:val="0"/>
-          <w:numId w:val="14"/>
+          <w:numId w:val="15"/>
         </w:numPr>
         <w:spacing w:after="0" w:afterAutospacing="0" w:before="0" w:beforeAutospacing="0" w:lineRule="auto"/>
         <w:ind w:left="720" w:hanging="360"/>
@@ -1188,7 +1188,7 @@
             <wp:extent cx="402620" cy="327464"/>
             <wp:effectExtent b="66237" l="48324" r="48324" t="66237"/>
             <wp:wrapSquare wrapText="bothSides" distB="114300" distT="114300" distL="114300" distR="114300"/>
-            <wp:docPr id="13" name="image1.png"/>
+            <wp:docPr id="6" name="image1.png"/>
             <a:graphic>
               <a:graphicData uri="http://schemas.openxmlformats.org/drawingml/2006/picture">
                 <pic:pic>
@@ -1222,7 +1222,7 @@
       <w:pPr>
         <w:numPr>
           <w:ilvl w:val="0"/>
-          <w:numId w:val="14"/>
+          <w:numId w:val="15"/>
         </w:numPr>
         <w:spacing w:after="0" w:afterAutospacing="0" w:before="0" w:beforeAutospacing="0" w:lineRule="auto"/>
         <w:ind w:left="720" w:hanging="360"/>
@@ -1256,7 +1256,7 @@
       <w:pPr>
         <w:numPr>
           <w:ilvl w:val="0"/>
-          <w:numId w:val="14"/>
+          <w:numId w:val="15"/>
         </w:numPr>
         <w:spacing w:after="0" w:afterAutospacing="0" w:before="0" w:beforeAutospacing="0" w:lineRule="auto"/>
         <w:ind w:left="720" w:hanging="360"/>
@@ -1290,7 +1290,7 @@
       <w:pPr>
         <w:numPr>
           <w:ilvl w:val="0"/>
-          <w:numId w:val="14"/>
+          <w:numId w:val="15"/>
         </w:numPr>
         <w:spacing w:after="0" w:afterAutospacing="0" w:before="0" w:beforeAutospacing="0" w:lineRule="auto"/>
         <w:ind w:left="720" w:hanging="360"/>
@@ -1332,7 +1332,7 @@
             <wp:extent cx="402620" cy="327464"/>
             <wp:effectExtent b="66237" l="48324" r="48324" t="66237"/>
             <wp:wrapSquare wrapText="bothSides" distB="114300" distT="114300" distL="114300" distR="114300"/>
-            <wp:docPr id="7" name="image1.png"/>
+            <wp:docPr id="16" name="image1.png"/>
             <a:graphic>
               <a:graphicData uri="http://schemas.openxmlformats.org/drawingml/2006/picture">
                 <pic:pic>
@@ -1366,7 +1366,7 @@
       <w:pPr>
         <w:numPr>
           <w:ilvl w:val="0"/>
-          <w:numId w:val="14"/>
+          <w:numId w:val="15"/>
         </w:numPr>
         <w:spacing w:after="240" w:before="0" w:beforeAutospacing="0" w:lineRule="auto"/>
         <w:ind w:left="720" w:hanging="360"/>
@@ -1450,7 +1450,7 @@
           <w:pgNumType w:start="1"/>
         </w:sectPr>
       </w:pPr>
-      <w:bookmarkStart w:colFirst="0" w:colLast="0" w:name="_6ig4mzewqypn" w:id="5"/>
+      <w:bookmarkStart w:colFirst="0" w:colLast="0" w:name="_uvenq2qcodhk" w:id="5"/>
       <w:bookmarkEnd w:id="5"/>
       <w:r>
         <w:rPr>
@@ -1482,7 +1482,7 @@
         <w:pStyle w:val="Heading5"/>
         <w:numPr>
           <w:ilvl w:val="0"/>
-          <w:numId w:val="10"/>
+          <w:numId w:val="11"/>
         </w:numPr>
         <w:ind w:left="720" w:hanging="360"/>
         <w:rPr>
@@ -1616,6 +1616,48 @@
           <w:rtl w:val="0"/>
         </w:rPr>
         <w:t xml:space="preserve">Should do:</w:t>
+      </w:r>
+    </w:p>
+    <w:p>
+      <w:pPr>
+        <w:numPr>
+          <w:ilvl w:val="0"/>
+          <w:numId w:val="10"/>
+        </w:numPr>
+        <w:ind w:left="1440" w:hanging="360"/>
+        <w:rPr>
+          <w:i w:val="1"/>
+          <w:iCs w:val="1"/>
+        </w:rPr>
+      </w:pPr>
+      <w:r>
+        <w:rPr>
+          <w:i w:val="1"/>
+          <w:iCs w:val="1"/>
+          <w:rtl w:val="0"/>
+        </w:rPr>
+        <w:t xml:space="preserve">Should identify the lowest-priced iPhone available from the Apple Store</w:t>
+      </w:r>
+    </w:p>
+    <w:p>
+      <w:pPr>
+        <w:numPr>
+          <w:ilvl w:val="0"/>
+          <w:numId w:val="7"/>
+        </w:numPr>
+        <w:ind w:left="1440" w:hanging="360"/>
+        <w:rPr>
+          <w:i w:val="1"/>
+          <w:iCs w:val="1"/>
+        </w:rPr>
+      </w:pPr>
+      <w:r>
+        <w:rPr>
+          <w:i w:val="1"/>
+          <w:iCs w:val="1"/>
+          <w:rtl w:val="0"/>
+        </w:rPr>
+        <w:t xml:space="preserve">Should limit results to the Apple Store only</w:t>
       </w:r>
     </w:p>
     <w:p>
@@ -1636,7 +1678,1125 @@
           <w:iCs w:val="1"/>
           <w:rtl w:val="0"/>
         </w:rPr>
-        <w:t xml:space="preserve">Should identify the lowest-priced iPhone available from the Apple Store</w:t>
+        <w:t xml:space="preserve">Should include enough details to clearly identify the iPhone model</w:t>
+      </w:r>
+    </w:p>
+    <w:p>
+      <w:pPr>
+        <w:rPr>
+          <w:i w:val="1"/>
+          <w:iCs w:val="1"/>
+        </w:rPr>
+      </w:pPr>
+      <w:r>
+        <w:rPr>
+          <w:i w:val="1"/>
+          <w:iCs w:val="1"/>
+          <w:rtl w:val="0"/>
+        </w:rPr>
+        <w:tab/>
+        <w:t xml:space="preserve">Should not do:</w:t>
+      </w:r>
+    </w:p>
+    <w:p>
+      <w:pPr>
+        <w:numPr>
+          <w:ilvl w:val="0"/>
+          <w:numId w:val="9"/>
+        </w:numPr>
+        <w:ind w:left="1440" w:hanging="360"/>
+        <w:rPr>
+          <w:i w:val="1"/>
+          <w:iCs w:val="1"/>
+        </w:rPr>
+      </w:pPr>
+      <w:r>
+        <w:rPr>
+          <w:i w:val="1"/>
+          <w:iCs w:val="1"/>
+          <w:rtl w:val="0"/>
+        </w:rPr>
+        <w:t xml:space="preserve">Should not provide multiple options with higher prices</w:t>
+      </w:r>
+    </w:p>
+    <w:p>
+      <w:pPr>
+        <w:numPr>
+          <w:ilvl w:val="0"/>
+          <w:numId w:val="9"/>
+        </w:numPr>
+        <w:ind w:left="1440" w:hanging="360"/>
+        <w:rPr>
+          <w:i w:val="1"/>
+          <w:iCs w:val="1"/>
+        </w:rPr>
+      </w:pPr>
+      <w:r>
+        <w:rPr>
+          <w:i w:val="1"/>
+          <w:iCs w:val="1"/>
+          <w:rtl w:val="0"/>
+        </w:rPr>
+        <w:t xml:space="preserve">Should not search in other online stores</w:t>
+      </w:r>
+    </w:p>
+    <w:p>
+      <w:pPr>
+        <w:numPr>
+          <w:ilvl w:val="0"/>
+          <w:numId w:val="9"/>
+        </w:numPr>
+        <w:ind w:left="1440" w:hanging="360"/>
+        <w:rPr>
+          <w:i w:val="1"/>
+          <w:iCs w:val="1"/>
+        </w:rPr>
+      </w:pPr>
+      <w:r>
+        <w:rPr>
+          <w:i w:val="1"/>
+          <w:iCs w:val="1"/>
+          <w:rtl w:val="0"/>
+        </w:rPr>
+        <w:t xml:space="preserve">Should not give information on other phones that are not iPhones</w:t>
+      </w:r>
+    </w:p>
+    <w:p>
+      <w:pPr>
+        <w:rPr>
+          <w:i w:val="1"/>
+          <w:iCs w:val="1"/>
+        </w:rPr>
+      </w:pPr>
+      <w:r>
+        <w:rPr>
+          <w:rtl w:val="0"/>
+        </w:rPr>
+      </w:r>
+    </w:p>
+    <w:p>
+      <w:pPr>
+        <w:rPr>
+          <w:i w:val="1"/>
+          <w:iCs w:val="1"/>
+        </w:rPr>
+      </w:pPr>
+      <w:r>
+        <w:pict>
+          <v:rect style="width:0.0pt;height:1.5pt" o:hr="t" o:hrstd="t" o:hralign="center" fillcolor="#A0A0A0" stroked="f"/>
+        </w:pict>
+      </w:r>
+      <w:r>
+        <w:rPr>
+          <w:rtl w:val="0"/>
+        </w:rPr>
+      </w:r>
+    </w:p>
+    <w:p>
+      <w:pPr>
+        <w:rPr>
+          <w:i w:val="1"/>
+          <w:iCs w:val="1"/>
+        </w:rPr>
+      </w:pPr>
+      <w:r>
+        <w:rPr>
+          <w:rtl w:val="0"/>
+        </w:rPr>
+      </w:r>
+    </w:p>
+    <w:p>
+      <w:pPr>
+        <w:pStyle w:val="Heading5"/>
+        <w:numPr>
+          <w:ilvl w:val="0"/>
+          <w:numId w:val="11"/>
+        </w:numPr>
+        <w:ind w:left="720" w:hanging="360"/>
+        <w:rPr>
+          <w:b w:val="1"/>
+          <w:bCs w:val="1"/>
+        </w:rPr>
+      </w:pPr>
+      <w:bookmarkStart w:colFirst="0" w:colLast="0" w:name="_gcv4xcffh31c" w:id="7"/>
+      <w:bookmarkEnd w:id="7"/>
+      <w:r>
+        <w:rPr>
+          <w:b w:val="1"/>
+          <w:bCs w:val="1"/>
+          <w:color w:val="000000"/>
+          <w:rtl w:val="0"/>
+        </w:rPr>
+        <w:t xml:space="preserve">How should such cases be handled when the response is incomplete due to access issues or missing information from the user, and not a model problem?</w:t>
+      </w:r>
+    </w:p>
+    <w:p>
+      <w:pPr>
+        <w:ind w:left="720" w:firstLine="0"/>
+        <w:rPr/>
+      </w:pPr>
+      <w:r>
+        <w:rPr>
+          <w:rtl w:val="0"/>
+        </w:rPr>
+      </w:r>
+    </w:p>
+    <w:p>
+      <w:pPr>
+        <w:ind w:left="720" w:firstLine="720"/>
+        <w:rPr/>
+      </w:pPr>
+      <w:r>
+        <w:rPr>
+          <w:rtl w:val="0"/>
+        </w:rPr>
+        <w:t xml:space="preserve">If the model asks a clarifying question because required information is missing or inaccessible (for example, requesting the user’s location), the response should be rated “Fully Complete” under the Task Completion criterion. Requesting clarification is the correct procedural action when the task cannot be completed without additional user input and does not indicate a model failure.</w:t>
+      </w:r>
+    </w:p>
+    <w:p>
+      <w:pPr>
+        <w:ind w:left="720" w:firstLine="0"/>
+        <w:rPr/>
+      </w:pPr>
+      <w:r>
+        <w:rPr>
+          <w:rtl w:val="0"/>
+        </w:rPr>
+      </w:r>
+    </w:p>
+    <w:p>
+      <w:pPr>
+        <w:rPr/>
+      </w:pPr>
+      <w:r>
+        <w:pict>
+          <v:rect style="width:0.0pt;height:1.5pt" o:hr="t" o:hrstd="t" o:hralign="center" fillcolor="#A0A0A0" stroked="f"/>
+        </w:pict>
+      </w:r>
+      <w:r>
+        <w:rPr>
+          <w:rtl w:val="0"/>
+        </w:rPr>
+      </w:r>
+    </w:p>
+    <w:p>
+      <w:pPr>
+        <w:ind w:left="720" w:firstLine="0"/>
+        <w:rPr/>
+      </w:pPr>
+      <w:r>
+        <w:rPr>
+          <w:rtl w:val="0"/>
+        </w:rPr>
+      </w:r>
+    </w:p>
+    <w:p>
+      <w:pPr>
+        <w:pStyle w:val="Heading5"/>
+        <w:numPr>
+          <w:ilvl w:val="0"/>
+          <w:numId w:val="11"/>
+        </w:numPr>
+        <w:ind w:left="720" w:hanging="360"/>
+        <w:rPr>
+          <w:b w:val="1"/>
+          <w:bCs w:val="1"/>
+        </w:rPr>
+      </w:pPr>
+      <w:bookmarkStart w:colFirst="0" w:colLast="0" w:name="_6ky2sbc2zcrb" w:id="8"/>
+      <w:bookmarkEnd w:id="8"/>
+      <w:r>
+        <w:rPr>
+          <w:b w:val="1"/>
+          <w:bCs w:val="1"/>
+          <w:color w:val="000000"/>
+          <w:rtl w:val="0"/>
+        </w:rPr>
+        <w:t xml:space="preserve">The model encountered a CAPTCHA or a security check page. How should this be rated?</w:t>
+      </w:r>
+    </w:p>
+    <w:p>
+      <w:pPr>
+        <w:ind w:left="720" w:firstLine="0"/>
+        <w:rPr/>
+      </w:pPr>
+      <w:r>
+        <w:rPr>
+          <w:rtl w:val="0"/>
+        </w:rPr>
+      </w:r>
+    </w:p>
+    <w:p>
+      <w:pPr>
+        <w:ind w:left="720" w:firstLine="720"/>
+        <w:rPr/>
+      </w:pPr>
+      <w:r>
+        <w:rPr>
+          <w:rtl w:val="0"/>
+        </w:rPr>
+        <w:t xml:space="preserve">Even though a CAPTCHA or a security check is an external restriction, the inability to complete the task is still considered unacceptable AI performance for evaluation purposes. As a result, the response should be rated as follows:</w:t>
+      </w:r>
+    </w:p>
+    <w:p>
+      <w:pPr>
+        <w:ind w:left="720" w:firstLine="0"/>
+        <w:rPr/>
+      </w:pPr>
+      <w:r>
+        <w:rPr>
+          <w:rtl w:val="0"/>
+        </w:rPr>
+      </w:r>
+    </w:p>
+    <w:p>
+      <w:pPr>
+        <w:numPr>
+          <w:ilvl w:val="0"/>
+          <w:numId w:val="14"/>
+        </w:numPr>
+        <w:ind w:left="1440" w:hanging="360"/>
+      </w:pPr>
+      <w:r>
+        <w:rPr>
+          <w:b w:val="1"/>
+          <w:bCs w:val="1"/>
+          <w:rtl w:val="0"/>
+        </w:rPr>
+        <w:t xml:space="preserve">Task Completion:</w:t>
+      </w:r>
+      <w:r>
+        <w:rPr>
+          <w:rtl w:val="0"/>
+        </w:rPr>
+        <w:t xml:space="preserve"> Not at all complete, since the task could not be executed.</w:t>
+      </w:r>
+    </w:p>
+    <w:p>
+      <w:pPr>
+        <w:ind w:left="1440" w:firstLine="0"/>
+        <w:rPr/>
+      </w:pPr>
+      <w:r>
+        <w:rPr>
+          <w:rtl w:val="0"/>
+        </w:rPr>
+      </w:r>
+    </w:p>
+    <w:p>
+      <w:pPr>
+        <w:numPr>
+          <w:ilvl w:val="0"/>
+          <w:numId w:val="14"/>
+        </w:numPr>
+        <w:ind w:left="1440" w:hanging="360"/>
+      </w:pPr>
+      <w:r>
+        <w:rPr>
+          <w:b w:val="1"/>
+          <w:bCs w:val="1"/>
+          <w:rtl w:val="0"/>
+        </w:rPr>
+        <w:t xml:space="preserve">Factual Accuracy:</w:t>
+      </w:r>
+      <w:r>
+        <w:rPr>
+          <w:rtl w:val="0"/>
+        </w:rPr>
+        <w:t xml:space="preserve"> Cannot be assessed, as no substantive information was produced.</w:t>
+      </w:r>
+    </w:p>
+    <w:p>
+      <w:pPr>
+        <w:ind w:left="1440" w:firstLine="0"/>
+        <w:rPr/>
+      </w:pPr>
+      <w:r>
+        <w:rPr>
+          <w:rtl w:val="0"/>
+        </w:rPr>
+      </w:r>
+    </w:p>
+    <w:p>
+      <w:pPr>
+        <w:numPr>
+          <w:ilvl w:val="0"/>
+          <w:numId w:val="14"/>
+        </w:numPr>
+        <w:ind w:left="1440" w:hanging="360"/>
+      </w:pPr>
+      <w:r>
+        <w:rPr>
+          <w:b w:val="1"/>
+          <w:bCs w:val="1"/>
+          <w:rtl w:val="0"/>
+        </w:rPr>
+        <w:t xml:space="preserve">AI Performance: </w:t>
+      </w:r>
+      <w:r>
+        <w:rPr>
+          <w:rtl w:val="0"/>
+        </w:rPr>
+        <w:t xml:space="preserve">Unacceptable, because the model failed to navigate past the CAPTCHA and complete the task.</w:t>
+      </w:r>
+    </w:p>
+    <w:p>
+      <w:pPr>
+        <w:rPr/>
+      </w:pPr>
+      <w:r>
+        <w:rPr>
+          <w:rtl w:val="0"/>
+        </w:rPr>
+      </w:r>
+    </w:p>
+    <w:p>
+      <w:pPr>
+        <w:rPr/>
+      </w:pPr>
+      <w:r>
+        <w:pict>
+          <v:rect style="width:0.0pt;height:1.5pt" o:hr="t" o:hrstd="t" o:hralign="center" fillcolor="#A0A0A0" stroked="f"/>
+        </w:pict>
+      </w:r>
+      <w:r>
+        <w:rPr>
+          <w:rtl w:val="0"/>
+        </w:rPr>
+      </w:r>
+    </w:p>
+    <w:p>
+      <w:pPr>
+        <w:rPr/>
+      </w:pPr>
+      <w:r>
+        <w:rPr>
+          <w:rtl w:val="0"/>
+        </w:rPr>
+      </w:r>
+    </w:p>
+    <w:p>
+      <w:pPr>
+        <w:pStyle w:val="Heading5"/>
+        <w:numPr>
+          <w:ilvl w:val="0"/>
+          <w:numId w:val="11"/>
+        </w:numPr>
+        <w:ind w:left="720" w:hanging="360"/>
+        <w:rPr>
+          <w:b w:val="1"/>
+          <w:bCs w:val="1"/>
+        </w:rPr>
+      </w:pPr>
+      <w:bookmarkStart w:colFirst="0" w:colLast="0" w:name="_ildnt4wwhb8v" w:id="9"/>
+      <w:bookmarkEnd w:id="9"/>
+      <w:r>
+        <w:rPr>
+          <w:b w:val="1"/>
+          <w:bCs w:val="1"/>
+          <w:color w:val="000000"/>
+          <w:rtl w:val="0"/>
+        </w:rPr>
+        <w:t xml:space="preserve">When the prompt says “check my email” and the email is not present or the link does not work, how should the response be evaluated?</w:t>
+      </w:r>
+      <w:r>
+        <w:rPr>
+          <w:rtl w:val="0"/>
+        </w:rPr>
+      </w:r>
+    </w:p>
+    <w:p>
+      <w:pPr>
+        <w:ind w:left="720" w:firstLine="0"/>
+        <w:rPr/>
+      </w:pPr>
+      <w:r>
+        <w:rPr>
+          <w:rtl w:val="0"/>
+        </w:rPr>
+      </w:r>
+    </w:p>
+    <w:p>
+      <w:pPr>
+        <w:ind w:left="720" w:firstLine="720"/>
+        <w:rPr/>
+      </w:pPr>
+      <w:r>
+        <w:rPr>
+          <w:rtl w:val="0"/>
+        </w:rPr>
+        <w:t xml:space="preserve">You may assume these details to be true for Task Completion. For factual accuracy, Ignore these claims when evaluating the model’s response and treat them as subjective. Factual accuracy should be marked as “Cannot confidently assess” if there are no other objective claims in the response.</w:t>
+      </w:r>
+    </w:p>
+    <w:p>
+      <w:pPr>
+        <w:rPr/>
+      </w:pPr>
+      <w:r>
+        <w:rPr>
+          <w:rtl w:val="0"/>
+        </w:rPr>
+      </w:r>
+    </w:p>
+    <w:p>
+      <w:pPr>
+        <w:rPr/>
+      </w:pPr>
+      <w:r>
+        <w:pict>
+          <v:rect style="width:0.0pt;height:1.5pt" o:hr="t" o:hrstd="t" o:hralign="center" fillcolor="#A0A0A0" stroked="f"/>
+        </w:pict>
+      </w:r>
+      <w:r>
+        <w:rPr>
+          <w:rtl w:val="0"/>
+        </w:rPr>
+      </w:r>
+    </w:p>
+    <w:p>
+      <w:pPr>
+        <w:rPr>
+          <w:b w:val="1"/>
+          <w:bCs w:val="1"/>
+        </w:rPr>
+      </w:pPr>
+      <w:r>
+        <w:rPr>
+          <w:rtl w:val="0"/>
+        </w:rPr>
+      </w:r>
+    </w:p>
+    <w:p>
+      <w:pPr>
+        <w:pStyle w:val="Heading5"/>
+        <w:numPr>
+          <w:ilvl w:val="0"/>
+          <w:numId w:val="11"/>
+        </w:numPr>
+        <w:ind w:left="720" w:hanging="360"/>
+        <w:rPr>
+          <w:b w:val="1"/>
+          <w:bCs w:val="1"/>
+        </w:rPr>
+      </w:pPr>
+      <w:bookmarkStart w:colFirst="0" w:colLast="0" w:name="_4wvakifm08pz" w:id="10"/>
+      <w:bookmarkEnd w:id="10"/>
+      <w:r>
+        <w:rPr>
+          <w:b w:val="1"/>
+          <w:bCs w:val="1"/>
+          <w:color w:val="000000"/>
+          <w:rtl w:val="0"/>
+        </w:rPr>
+        <w:t xml:space="preserve">When we do not know the current date or the location of the user, how should the response be evaluated?</w:t>
+      </w:r>
+    </w:p>
+    <w:p>
+      <w:pPr>
+        <w:ind w:left="720" w:firstLine="720"/>
+        <w:rPr/>
+      </w:pPr>
+      <w:r>
+        <w:rPr>
+          <w:rtl w:val="0"/>
+        </w:rPr>
+      </w:r>
+    </w:p>
+    <w:p>
+      <w:pPr>
+        <w:ind w:left="720" w:firstLine="720"/>
+        <w:rPr/>
+      </w:pPr>
+      <w:r>
+        <w:rPr>
+          <w:rtl w:val="0"/>
+        </w:rPr>
+        <w:t xml:space="preserve">On certain occasions, the agent will make statements that do not necessarily appear to be inaccurate, such as statements related to user elements that may not be accessible for public investigation. In that case, instead of simply assuming that they cannot be verified, the correct question will be, which elements provide certainty and can be verified? e.g., sometimes agents respond with “Wednesday” instead of “Thursday”, or the text states “in the morning” when the appointment is actually “in the afternoon.” </w:t>
+      </w:r>
+    </w:p>
+    <w:p>
+      <w:pPr>
+        <w:ind w:left="720" w:firstLine="0"/>
+        <w:rPr/>
+      </w:pPr>
+      <w:r>
+        <w:rPr>
+          <w:rtl w:val="0"/>
+        </w:rPr>
+      </w:r>
+    </w:p>
+    <w:p>
+      <w:pPr>
+        <w:ind w:left="720" w:firstLine="0"/>
+        <w:rPr/>
+      </w:pPr>
+      <w:r>
+        <w:rPr>
+          <w:rtl w:val="0"/>
+        </w:rPr>
+        <w:t xml:space="preserve">This can be verified by checking that the time slot, day of the week, and sender's name are consistent. Evidence can include a link to World Time Buddy and/or an online calendar. Remember, in some cases, it will be important to focus on what we can verify, rather than what we lack evidence for, and this is made clear through the justification.</w:t>
+      </w:r>
+    </w:p>
+    <w:p>
+      <w:pPr>
+        <w:ind w:left="720" w:firstLine="0"/>
+        <w:rPr/>
+      </w:pPr>
+      <w:r>
+        <w:rPr>
+          <w:rtl w:val="0"/>
+        </w:rPr>
+      </w:r>
+    </w:p>
+    <w:p>
+      <w:pPr>
+        <w:ind w:left="720" w:firstLine="0"/>
+        <w:rPr>
+          <w:i w:val="1"/>
+          <w:iCs w:val="1"/>
+        </w:rPr>
+      </w:pPr>
+      <w:r>
+        <w:rPr>
+          <w:i w:val="1"/>
+          <w:iCs w:val="1"/>
+          <w:rtl w:val="0"/>
+        </w:rPr>
+        <w:t xml:space="preserve">Justification Structure example: </w:t>
+      </w:r>
+    </w:p>
+    <w:p>
+      <w:pPr>
+        <w:ind w:left="720" w:firstLine="0"/>
+        <w:rPr/>
+      </w:pPr>
+      <w:r>
+        <w:rPr>
+          <w:rtl w:val="0"/>
+        </w:rPr>
+      </w:r>
+    </w:p>
+    <w:p>
+      <w:pPr>
+        <w:ind w:left="720" w:firstLine="0"/>
+        <w:rPr/>
+      </w:pPr>
+      <w:r>
+        <w:rPr>
+          <w:rtl w:val="0"/>
+        </w:rPr>
+        <w:t xml:space="preserve">“The agent has access to a calendar and schedule that is not public; however, there is no evidence of any inconsistencies, such as the day of the week, time, and sender.”</w:t>
+      </w:r>
+    </w:p>
+    <w:p>
+      <w:pPr>
+        <w:ind w:left="720" w:firstLine="0"/>
+        <w:rPr/>
+      </w:pPr>
+      <w:r>
+        <w:rPr>
+          <w:rtl w:val="0"/>
+        </w:rPr>
+      </w:r>
+    </w:p>
+    <w:p>
+      <w:pPr>
+        <w:rPr/>
+      </w:pPr>
+      <w:r>
+        <w:pict>
+          <v:rect style="width:0.0pt;height:1.5pt" o:hr="t" o:hrstd="t" o:hralign="center" fillcolor="#A0A0A0" stroked="f"/>
+        </w:pict>
+      </w:r>
+      <w:r>
+        <w:rPr>
+          <w:rtl w:val="0"/>
+        </w:rPr>
+      </w:r>
+    </w:p>
+    <w:p>
+      <w:pPr>
+        <w:ind w:left="720" w:firstLine="0"/>
+        <w:rPr/>
+      </w:pPr>
+      <w:r>
+        <w:rPr>
+          <w:rtl w:val="0"/>
+        </w:rPr>
+      </w:r>
+    </w:p>
+    <w:p>
+      <w:pPr>
+        <w:ind w:left="720" w:firstLine="0"/>
+        <w:rPr/>
+      </w:pPr>
+      <w:r>
+        <w:rPr>
+          <w:rtl w:val="0"/>
+        </w:rPr>
+      </w:r>
+    </w:p>
+    <w:p>
+      <w:pPr>
+        <w:ind w:left="720" w:firstLine="0"/>
+        <w:rPr/>
+      </w:pPr>
+      <w:r>
+        <w:rPr>
+          <w:rtl w:val="0"/>
+        </w:rPr>
+      </w:r>
+    </w:p>
+    <w:p>
+      <w:pPr>
+        <w:ind w:left="720" w:firstLine="0"/>
+        <w:rPr/>
+      </w:pPr>
+      <w:r>
+        <w:rPr>
+          <w:rtl w:val="0"/>
+        </w:rPr>
+      </w:r>
+    </w:p>
+    <w:p>
+      <w:pPr>
+        <w:ind w:left="720" w:firstLine="0"/>
+        <w:rPr/>
+      </w:pPr>
+      <w:r>
+        <w:rPr>
+          <w:rtl w:val="0"/>
+        </w:rPr>
+      </w:r>
+    </w:p>
+    <w:p>
+      <w:pPr>
+        <w:ind w:left="720" w:firstLine="0"/>
+        <w:rPr/>
+      </w:pPr>
+      <w:r>
+        <w:rPr>
+          <w:rtl w:val="0"/>
+        </w:rPr>
+      </w:r>
+    </w:p>
+    <w:p>
+      <w:pPr>
+        <w:pStyle w:val="Heading5"/>
+        <w:numPr>
+          <w:ilvl w:val="0"/>
+          <w:numId w:val="11"/>
+        </w:numPr>
+        <w:ind w:left="720" w:hanging="360"/>
+        <w:rPr>
+          <w:b w:val="1"/>
+          <w:bCs w:val="1"/>
+        </w:rPr>
+      </w:pPr>
+      <w:bookmarkStart w:colFirst="0" w:colLast="0" w:name="_2907ehhck3u0" w:id="11"/>
+      <w:bookmarkEnd w:id="11"/>
+      <w:r>
+        <w:rPr>
+          <w:b w:val="1"/>
+          <w:bCs w:val="1"/>
+          <w:color w:val="000000"/>
+          <w:rtl w:val="0"/>
+        </w:rPr>
+        <w:t xml:space="preserve">How should justification be written?</w:t>
+      </w:r>
+    </w:p>
+    <w:p>
+      <w:pPr>
+        <w:ind w:left="720" w:firstLine="0"/>
+        <w:rPr/>
+      </w:pPr>
+      <w:r>
+        <w:rPr>
+          <w:rtl w:val="0"/>
+        </w:rPr>
+      </w:r>
+    </w:p>
+    <w:p>
+      <w:pPr>
+        <w:numPr>
+          <w:ilvl w:val="0"/>
+          <w:numId w:val="6"/>
+        </w:numPr>
+        <w:ind w:left="1080" w:hanging="360"/>
+      </w:pPr>
+      <w:r>
+        <w:rPr>
+          <w:rtl w:val="0"/>
+        </w:rPr>
+        <w:t xml:space="preserve">Task Completion justification:</w:t>
+      </w:r>
+    </w:p>
+    <w:p>
+      <w:pPr>
+        <w:ind w:left="1440" w:firstLine="0"/>
+        <w:rPr/>
+      </w:pPr>
+      <w:r>
+        <w:rPr>
+          <w:rtl w:val="0"/>
+        </w:rPr>
+      </w:r>
+    </w:p>
+    <w:p>
+      <w:pPr>
+        <w:ind w:left="1440" w:firstLine="0"/>
+        <w:rPr/>
+      </w:pPr>
+      <w:r>
+        <w:rPr>
+          <w:rtl w:val="0"/>
+        </w:rPr>
+        <w:t xml:space="preserve">For each response, you may use this template to help organize your thoughts. It is </w:t>
+      </w:r>
+      <w:r>
+        <w:rPr>
+          <w:b w:val="1"/>
+          <w:bCs w:val="1"/>
+          <w:rtl w:val="0"/>
+        </w:rPr>
+        <w:t xml:space="preserve">provided as guidance and is NOT mandatory</w:t>
+      </w:r>
+      <w:r>
+        <w:rPr>
+          <w:rtl w:val="0"/>
+        </w:rPr>
+        <w:t xml:space="preserve"> to follow exactly when writing your justification for task completion: </w:t>
+      </w:r>
+    </w:p>
+    <w:p>
+      <w:pPr>
+        <w:ind w:left="1440" w:firstLine="0"/>
+        <w:rPr/>
+      </w:pPr>
+      <w:r>
+        <w:rPr>
+          <w:rtl w:val="0"/>
+        </w:rPr>
+      </w:r>
+    </w:p>
+    <w:p>
+      <w:pPr>
+        <w:ind w:left="1440" w:firstLine="0"/>
+        <w:rPr/>
+      </w:pPr>
+      <w:r>
+        <w:rPr>
+          <w:rtl w:val="0"/>
+        </w:rPr>
+        <w:t xml:space="preserve">Clearly identify the user’s main goal and cover all sub-requests.</w:t>
+      </w:r>
+    </w:p>
+    <w:p>
+      <w:pPr>
+        <w:ind w:left="1440" w:firstLine="0"/>
+        <w:rPr/>
+      </w:pPr>
+      <w:r>
+        <w:rPr>
+          <w:rtl w:val="0"/>
+        </w:rPr>
+      </w:r>
+    </w:p>
+    <w:p>
+      <w:pPr>
+        <w:ind w:left="1440" w:firstLine="0"/>
+        <w:rPr/>
+      </w:pPr>
+      <w:r>
+        <w:rPr>
+          <w:rtl w:val="0"/>
+        </w:rPr>
+        <w:t xml:space="preserve">Main goal fulfilled? [Yes / No]</w:t>
+      </w:r>
+    </w:p>
+    <w:p>
+      <w:pPr>
+        <w:ind w:left="1440" w:firstLine="0"/>
+        <w:rPr/>
+      </w:pPr>
+      <w:r>
+        <w:rPr>
+          <w:rtl w:val="0"/>
+        </w:rPr>
+        <w:t xml:space="preserve">Sub-request 1 fulfilled? [Yes / No]</w:t>
+      </w:r>
+    </w:p>
+    <w:p>
+      <w:pPr>
+        <w:ind w:left="1440" w:firstLine="0"/>
+        <w:rPr/>
+      </w:pPr>
+      <w:r>
+        <w:rPr>
+          <w:rtl w:val="0"/>
+        </w:rPr>
+        <w:t xml:space="preserve">Sub-request 2 fulfilled? [Yes / No]</w:t>
+      </w:r>
+    </w:p>
+    <w:p>
+      <w:pPr>
+        <w:ind w:left="1440" w:firstLine="0"/>
+        <w:rPr/>
+      </w:pPr>
+      <w:r>
+        <w:rPr>
+          <w:rtl w:val="0"/>
+        </w:rPr>
+        <w:t xml:space="preserve">Sub-request 3 fulfilled? [Yes / No]</w:t>
+      </w:r>
+    </w:p>
+    <w:p>
+      <w:pPr>
+        <w:ind w:left="1440" w:firstLine="0"/>
+        <w:rPr/>
+      </w:pPr>
+      <w:r>
+        <w:rPr>
+          <w:rtl w:val="0"/>
+        </w:rPr>
+      </w:r>
+    </w:p>
+    <w:p>
+      <w:pPr>
+        <w:ind w:left="1440" w:firstLine="0"/>
+        <w:rPr/>
+      </w:pPr>
+      <w:r>
+        <w:rPr>
+          <w:rtl w:val="0"/>
+        </w:rPr>
+        <w:t xml:space="preserve">Final rating: [Rating]</w:t>
+      </w:r>
+    </w:p>
+    <w:p>
+      <w:pPr>
+        <w:ind w:left="1440" w:firstLine="0"/>
+        <w:rPr/>
+      </w:pPr>
+      <w:r>
+        <w:rPr>
+          <w:rtl w:val="0"/>
+        </w:rPr>
+        <w:t xml:space="preserve">Justification: Briefly explain how you arrived at this conclusion based on the points above.</w:t>
+      </w:r>
+    </w:p>
+    <w:p>
+      <w:pPr>
+        <w:ind w:left="1170" w:firstLine="0"/>
+        <w:rPr/>
+      </w:pPr>
+      <w:r>
+        <w:rPr>
+          <w:rtl w:val="0"/>
+        </w:rPr>
+      </w:r>
+    </w:p>
+    <w:p>
+      <w:pPr>
+        <w:numPr>
+          <w:ilvl w:val="0"/>
+          <w:numId w:val="6"/>
+        </w:numPr>
+        <w:ind w:left="1170" w:hanging="360"/>
+      </w:pPr>
+      <w:r>
+        <w:rPr>
+          <w:rtl w:val="0"/>
+        </w:rPr>
+        <w:t xml:space="preserve">Factual Accuracy:</w:t>
+      </w:r>
+    </w:p>
+    <w:p>
+      <w:pPr>
+        <w:ind w:left="1440" w:firstLine="0"/>
+        <w:rPr/>
+      </w:pPr>
+      <w:r>
+        <w:rPr>
+          <w:rtl w:val="0"/>
+        </w:rPr>
+      </w:r>
+    </w:p>
+    <w:p>
+      <w:pPr>
+        <w:ind w:left="1440" w:firstLine="0"/>
+        <w:rPr/>
+      </w:pPr>
+      <w:r>
+        <w:rPr>
+          <w:rtl w:val="0"/>
+        </w:rPr>
+        <w:t xml:space="preserve">Use the Justification Builder when evaluating the factual accuracy of responses. Step-by-step instructions are available here. If the Justification Builder is not used, it is </w:t>
+      </w:r>
+      <w:r>
+        <w:rPr>
+          <w:b w:val="1"/>
+          <w:bCs w:val="1"/>
+          <w:rtl w:val="0"/>
+        </w:rPr>
+        <w:t xml:space="preserve">MANDATORY </w:t>
+      </w:r>
+      <w:r>
+        <w:rPr>
+          <w:rtl w:val="0"/>
+        </w:rPr>
+        <w:t xml:space="preserve">to follow the template below when writing factual accuracy justifications.</w:t>
+      </w:r>
+    </w:p>
+    <w:p>
+      <w:pPr>
+        <w:ind w:left="1440" w:firstLine="0"/>
+        <w:rPr/>
+      </w:pPr>
+      <w:r>
+        <w:rPr>
+          <w:rtl w:val="0"/>
+        </w:rPr>
+      </w:r>
+    </w:p>
+    <w:p>
+      <w:pPr>
+        <w:ind w:left="1440" w:firstLine="0"/>
+        <w:rPr/>
+      </w:pPr>
+      <w:r>
+        <w:rPr>
+          <w:rtl w:val="0"/>
+        </w:rPr>
+        <w:t xml:space="preserve">✍️ Justification Template</w:t>
+      </w:r>
+    </w:p>
+    <w:p>
+      <w:pPr>
+        <w:ind w:left="1440" w:firstLine="0"/>
+        <w:rPr/>
+      </w:pPr>
+      <w:r>
+        <w:rPr>
+          <w:rtl w:val="0"/>
+        </w:rPr>
+      </w:r>
+    </w:p>
+    <w:p>
+      <w:pPr>
+        <w:ind w:left="1440" w:firstLine="0"/>
+        <w:rPr/>
+      </w:pPr>
+      <w:r>
+        <w:rPr>
+          <w:rtl w:val="0"/>
+        </w:rPr>
+        <w:t xml:space="preserve">Objective Claims Identified:</w:t>
+      </w:r>
+    </w:p>
+    <w:p>
+      <w:pPr>
+        <w:ind w:left="1440" w:firstLine="0"/>
+        <w:rPr/>
+      </w:pPr>
+      <w:r>
+        <w:rPr>
+          <w:rtl w:val="0"/>
+        </w:rPr>
+        <w:t xml:space="preserve">[Claim 1 text...]</w:t>
+      </w:r>
+    </w:p>
+    <w:p>
+      <w:pPr>
+        <w:ind w:left="1440" w:firstLine="0"/>
+        <w:rPr/>
+      </w:pPr>
+      <w:r>
+        <w:rPr>
+          <w:rtl w:val="0"/>
+        </w:rPr>
+        <w:t xml:space="preserve">[Claim 2 text...]</w:t>
+      </w:r>
+    </w:p>
+    <w:p>
+      <w:pPr>
+        <w:ind w:left="1440" w:firstLine="0"/>
+        <w:rPr/>
+      </w:pPr>
+      <w:r>
+        <w:rPr>
+          <w:rtl w:val="0"/>
+        </w:rPr>
+        <w:t xml:space="preserve">[And so on...]</w:t>
+      </w:r>
+    </w:p>
+    <w:p>
+      <w:pPr>
+        <w:ind w:left="1440" w:firstLine="0"/>
+        <w:rPr/>
+      </w:pPr>
+      <w:r>
+        <w:rPr>
+          <w:rtl w:val="0"/>
+        </w:rPr>
+      </w:r>
+    </w:p>
+    <w:p>
+      <w:pPr>
+        <w:ind w:left="1440" w:firstLine="0"/>
+        <w:rPr/>
+      </w:pPr>
+      <w:r>
+        <w:rPr>
+          <w:rtl w:val="0"/>
+        </w:rPr>
+        <w:t xml:space="preserve">Claim 1: [Rating Given] Justification: [Brief explanation of your reasoning, referencing the sources.] Sources: [Source 1 URL] [Source 2 URL]</w:t>
+      </w:r>
+    </w:p>
+    <w:p>
+      <w:pPr>
+        <w:ind w:left="1440" w:firstLine="0"/>
+        <w:rPr/>
+      </w:pPr>
+      <w:r>
+        <w:rPr>
+          <w:rtl w:val="0"/>
+        </w:rPr>
+        <w:t xml:space="preserve">Claim 2: [Rating Given] Justification: [Brief explanation of your reasoning, referencing the sources.] Sources: [Source 1 URL] [Source 2 URL]</w:t>
+      </w:r>
+    </w:p>
+    <w:p>
+      <w:pPr>
+        <w:ind w:left="1440" w:firstLine="0"/>
+        <w:rPr/>
+      </w:pPr>
+      <w:r>
+        <w:rPr>
+          <w:rtl w:val="0"/>
+        </w:rPr>
+      </w:r>
+    </w:p>
+    <w:p>
+      <w:pPr>
+        <w:ind w:left="1440" w:firstLine="0"/>
+        <w:rPr/>
+      </w:pPr>
+      <w:r>
+        <w:rPr>
+          <w:rtl w:val="0"/>
+        </w:rPr>
+        <w:t xml:space="preserve">Final Justification: [Overall summary of the response's accuracy.]</w:t>
+      </w:r>
+    </w:p>
+    <w:p>
+      <w:pPr>
+        <w:ind w:left="1440" w:firstLine="0"/>
+        <w:rPr/>
+      </w:pPr>
+      <w:r>
+        <w:rPr>
+          <w:rtl w:val="0"/>
+        </w:rPr>
       </w:r>
     </w:p>
     <w:p>
@@ -1646,301 +2806,40 @@
           <w:numId w:val="6"/>
         </w:numPr>
         <w:ind w:left="1440" w:hanging="360"/>
-        <w:rPr>
-          <w:i w:val="1"/>
-          <w:iCs w:val="1"/>
-        </w:rPr>
-      </w:pPr>
-      <w:r>
-        <w:rPr>
-          <w:i w:val="1"/>
-          <w:iCs w:val="1"/>
-          <w:rtl w:val="0"/>
-        </w:rPr>
-        <w:t xml:space="preserve">Should limit results to the Apple Store only</w:t>
-      </w:r>
-    </w:p>
-    <w:p>
-      <w:pPr>
-        <w:numPr>
-          <w:ilvl w:val="0"/>
-          <w:numId w:val="8"/>
-        </w:numPr>
-        <w:ind w:left="1440" w:hanging="360"/>
-        <w:rPr>
-          <w:i w:val="1"/>
-          <w:iCs w:val="1"/>
-        </w:rPr>
-      </w:pPr>
-      <w:r>
-        <w:rPr>
-          <w:i w:val="1"/>
-          <w:iCs w:val="1"/>
-          <w:rtl w:val="0"/>
-        </w:rPr>
-        <w:t xml:space="preserve">Should include enough details to clearly identify the iPhone model</w:t>
-      </w:r>
-    </w:p>
-    <w:p>
-      <w:pPr>
-        <w:rPr>
-          <w:i w:val="1"/>
-          <w:iCs w:val="1"/>
-        </w:rPr>
-      </w:pPr>
-      <w:r>
-        <w:rPr>
-          <w:i w:val="1"/>
-          <w:iCs w:val="1"/>
-          <w:rtl w:val="0"/>
-        </w:rPr>
-        <w:tab/>
-        <w:t xml:space="preserve">Should not do:</w:t>
-      </w:r>
-    </w:p>
-    <w:p>
-      <w:pPr>
-        <w:numPr>
-          <w:ilvl w:val="0"/>
-          <w:numId w:val="8"/>
-        </w:numPr>
-        <w:ind w:left="1440" w:hanging="360"/>
-        <w:rPr>
-          <w:i w:val="1"/>
-          <w:iCs w:val="1"/>
-        </w:rPr>
-      </w:pPr>
-      <w:r>
-        <w:rPr>
-          <w:i w:val="1"/>
-          <w:iCs w:val="1"/>
-          <w:rtl w:val="0"/>
-        </w:rPr>
-        <w:t xml:space="preserve">Should not provide multiple options with higher prices</w:t>
-      </w:r>
-    </w:p>
-    <w:p>
-      <w:pPr>
-        <w:numPr>
-          <w:ilvl w:val="0"/>
-          <w:numId w:val="8"/>
-        </w:numPr>
-        <w:ind w:left="1440" w:hanging="360"/>
-        <w:rPr>
-          <w:i w:val="1"/>
-          <w:iCs w:val="1"/>
-        </w:rPr>
-      </w:pPr>
-      <w:r>
-        <w:rPr>
-          <w:i w:val="1"/>
-          <w:iCs w:val="1"/>
-          <w:rtl w:val="0"/>
-        </w:rPr>
-        <w:t xml:space="preserve">Should not search in other online stores</w:t>
-      </w:r>
-    </w:p>
-    <w:p>
-      <w:pPr>
-        <w:numPr>
-          <w:ilvl w:val="0"/>
-          <w:numId w:val="8"/>
-        </w:numPr>
-        <w:ind w:left="1440" w:hanging="360"/>
-        <w:rPr>
-          <w:i w:val="1"/>
-          <w:iCs w:val="1"/>
-        </w:rPr>
-      </w:pPr>
-      <w:r>
-        <w:rPr>
-          <w:i w:val="1"/>
-          <w:iCs w:val="1"/>
-          <w:rtl w:val="0"/>
-        </w:rPr>
-        <w:t xml:space="preserve">Should not give information on other phones that are not iPhones</w:t>
-      </w:r>
-    </w:p>
-    <w:p>
-      <w:pPr>
-        <w:rPr>
-          <w:i w:val="1"/>
-          <w:iCs w:val="1"/>
-        </w:rPr>
-      </w:pPr>
-      <w:r>
-        <w:rPr>
-          <w:rtl w:val="0"/>
-        </w:rPr>
-      </w:r>
-    </w:p>
-    <w:p>
-      <w:pPr>
-        <w:rPr>
-          <w:i w:val="1"/>
-          <w:iCs w:val="1"/>
-        </w:rPr>
-      </w:pPr>
-      <w:r>
-        <w:pict>
-          <v:rect style="width:0.0pt;height:1.5pt" o:hr="t" o:hrstd="t" o:hralign="center" fillcolor="#A0A0A0" stroked="f"/>
-        </w:pict>
-      </w:r>
-      <w:r>
-        <w:rPr>
-          <w:rtl w:val="0"/>
-        </w:rPr>
-      </w:r>
-    </w:p>
-    <w:p>
-      <w:pPr>
-        <w:rPr>
-          <w:i w:val="1"/>
-          <w:iCs w:val="1"/>
-        </w:rPr>
-      </w:pPr>
-      <w:r>
-        <w:rPr>
-          <w:rtl w:val="0"/>
-        </w:rPr>
-      </w:r>
-    </w:p>
-    <w:p>
-      <w:pPr>
-        <w:pStyle w:val="Heading5"/>
-        <w:numPr>
-          <w:ilvl w:val="0"/>
-          <w:numId w:val="10"/>
-        </w:numPr>
-        <w:ind w:left="720" w:hanging="360"/>
-        <w:rPr>
-          <w:b w:val="1"/>
-          <w:bCs w:val="1"/>
-        </w:rPr>
-      </w:pPr>
-      <w:bookmarkStart w:colFirst="0" w:colLast="0" w:name="_gcv4xcffh31c" w:id="7"/>
-      <w:bookmarkEnd w:id="7"/>
-      <w:r>
-        <w:rPr>
-          <w:b w:val="1"/>
-          <w:bCs w:val="1"/>
-          <w:color w:val="000000"/>
-          <w:rtl w:val="0"/>
-        </w:rPr>
-        <w:t xml:space="preserve">How should such cases be handled when the response is incomplete due to access issues or missing information from the user, and not a model problem?</w:t>
-      </w:r>
-    </w:p>
-    <w:p>
-      <w:pPr>
-        <w:ind w:left="720" w:firstLine="0"/>
-        <w:rPr/>
-      </w:pPr>
-      <w:r>
-        <w:rPr>
-          <w:rtl w:val="0"/>
-        </w:rPr>
-      </w:r>
-    </w:p>
-    <w:p>
-      <w:pPr>
-        <w:ind w:left="720" w:firstLine="720"/>
-        <w:rPr/>
-      </w:pPr>
-      <w:r>
-        <w:rPr>
-          <w:rtl w:val="0"/>
-        </w:rPr>
-        <w:t xml:space="preserve">If the model asks a clarifying question because required information is missing or inaccessible (for example, requesting the user’s location), the response should be rated “Fully Complete” under the Task Completion criterion. Requesting clarification is the correct procedural action when the task cannot be completed without additional user input and does not indicate a model failure.</w:t>
-      </w:r>
-    </w:p>
-    <w:p>
-      <w:pPr>
-        <w:ind w:left="720" w:firstLine="0"/>
-        <w:rPr/>
-      </w:pPr>
-      <w:r>
-        <w:rPr>
-          <w:rtl w:val="0"/>
-        </w:rPr>
-      </w:r>
-    </w:p>
-    <w:p>
-      <w:pPr>
-        <w:rPr/>
-      </w:pPr>
-      <w:r>
-        <w:pict>
-          <v:rect style="width:0.0pt;height:1.5pt" o:hr="t" o:hrstd="t" o:hralign="center" fillcolor="#A0A0A0" stroked="f"/>
-        </w:pict>
-      </w:r>
-      <w:r>
-        <w:rPr>
-          <w:rtl w:val="0"/>
-        </w:rPr>
-      </w:r>
-    </w:p>
-    <w:p>
-      <w:pPr>
-        <w:ind w:left="720" w:firstLine="0"/>
-        <w:rPr/>
-      </w:pPr>
-      <w:r>
-        <w:rPr>
-          <w:rtl w:val="0"/>
-        </w:rPr>
-      </w:r>
-    </w:p>
-    <w:p>
-      <w:pPr>
-        <w:pStyle w:val="Heading5"/>
-        <w:numPr>
-          <w:ilvl w:val="0"/>
-          <w:numId w:val="10"/>
-        </w:numPr>
-        <w:ind w:left="720" w:hanging="360"/>
-        <w:rPr>
-          <w:b w:val="1"/>
-          <w:bCs w:val="1"/>
-        </w:rPr>
-      </w:pPr>
-      <w:bookmarkStart w:colFirst="0" w:colLast="0" w:name="_6ky2sbc2zcrb" w:id="8"/>
-      <w:bookmarkEnd w:id="8"/>
-      <w:r>
-        <w:rPr>
-          <w:b w:val="1"/>
-          <w:bCs w:val="1"/>
-          <w:color w:val="000000"/>
-          <w:rtl w:val="0"/>
-        </w:rPr>
-        <w:t xml:space="preserve">The model encountered a CAPTCHA or a security check page. How should this be rated?</w:t>
-      </w:r>
-    </w:p>
-    <w:p>
-      <w:pPr>
-        <w:ind w:left="720" w:firstLine="0"/>
-        <w:rPr/>
-      </w:pPr>
-      <w:r>
-        <w:rPr>
-          <w:rtl w:val="0"/>
-        </w:rPr>
-      </w:r>
-    </w:p>
-    <w:p>
-      <w:pPr>
-        <w:ind w:left="720" w:firstLine="720"/>
-        <w:rPr/>
-      </w:pPr>
-      <w:r>
-        <w:rPr>
-          <w:rtl w:val="0"/>
-        </w:rPr>
-        <w:t xml:space="preserve">Even though a CAPTCHA or a security check is an external restriction, the inability to complete the task is still considered unacceptable AI performance for evaluation purposes. As a result, the response should be rated as follows:</w:t>
-      </w:r>
-    </w:p>
-    <w:p>
-      <w:pPr>
-        <w:ind w:left="720" w:firstLine="0"/>
+      </w:pPr>
+      <w:r>
+        <w:rPr>
+          <w:rtl w:val="0"/>
+        </w:rPr>
+        <w:t xml:space="preserve">AI Performance:</w:t>
+      </w:r>
+    </w:p>
+    <w:p>
+      <w:pPr>
+        <w:ind w:left="1440" w:firstLine="0"/>
+        <w:rPr/>
+      </w:pPr>
+      <w:r>
+        <w:rPr>
+          <w:rtl w:val="0"/>
+        </w:rPr>
+      </w:r>
+    </w:p>
+    <w:p>
+      <w:pPr>
+        <w:ind w:left="1440" w:firstLine="0"/>
+        <w:rPr/>
+      </w:pPr>
+      <w:r>
+        <w:rPr>
+          <w:rtl w:val="0"/>
+        </w:rPr>
+        <w:t xml:space="preserve">AI Performance justifications should reference the following:</w:t>
+      </w:r>
+    </w:p>
+    <w:p>
+      <w:pPr>
+        <w:ind w:left="2160" w:firstLine="0"/>
         <w:rPr/>
       </w:pPr>
       <w:r>
@@ -1955,32 +2854,13 @@
           <w:ilvl w:val="0"/>
           <w:numId w:val="13"/>
         </w:numPr>
-        <w:ind w:left="1440" w:hanging="360"/>
-      </w:pPr>
-      <w:r>
-        <w:rPr>
-          <w:b w:val="1"/>
-          <w:bCs w:val="1"/>
-          <w:rtl w:val="0"/>
-        </w:rPr>
-        <w:t xml:space="preserve">Task Completion:</w:t>
-      </w:r>
-      <w:r>
-        <w:rPr>
-          <w:rtl w:val="0"/>
-        </w:rPr>
-        <w:t xml:space="preserve"> Not at all complete, since the task could not be executed.</w:t>
-      </w:r>
-    </w:p>
-    <w:p>
-      <w:pPr>
-        <w:ind w:left="1440" w:firstLine="0"/>
-        <w:rPr/>
-      </w:pPr>
-      <w:r>
-        <w:rPr>
-          <w:rtl w:val="0"/>
-        </w:rPr>
+        <w:ind w:left="2160" w:hanging="360"/>
+      </w:pPr>
+      <w:r>
+        <w:rPr>
+          <w:rtl w:val="0"/>
+        </w:rPr>
+        <w:t xml:space="preserve">1. Navigation 🗺️: Was the path logical and direct, or did it meander to irrelevant pages?</w:t>
       </w:r>
     </w:p>
     <w:p>
@@ -1989,32 +2869,13 @@
           <w:ilvl w:val="0"/>
           <w:numId w:val="13"/>
         </w:numPr>
-        <w:ind w:left="1440" w:hanging="360"/>
-      </w:pPr>
-      <w:r>
-        <w:rPr>
-          <w:b w:val="1"/>
-          <w:bCs w:val="1"/>
-          <w:rtl w:val="0"/>
-        </w:rPr>
-        <w:t xml:space="preserve">Factual Accuracy:</w:t>
-      </w:r>
-      <w:r>
-        <w:rPr>
-          <w:rtl w:val="0"/>
-        </w:rPr>
-        <w:t xml:space="preserve"> Cannot be assessed, as no substantive information was produced.</w:t>
-      </w:r>
-    </w:p>
-    <w:p>
-      <w:pPr>
-        <w:ind w:left="1440" w:firstLine="0"/>
-        <w:rPr/>
-      </w:pPr>
-      <w:r>
-        <w:rPr>
-          <w:rtl w:val="0"/>
-        </w:rPr>
+        <w:ind w:left="2160" w:hanging="360"/>
+      </w:pPr>
+      <w:r>
+        <w:rPr>
+          <w:rtl w:val="0"/>
+        </w:rPr>
+        <w:t xml:space="preserve">2. Interaction 🖱️: Did it click the correct buttons and links precisely, or did it struggle and make mistakes?</w:t>
       </w:r>
     </w:p>
     <w:p>
@@ -2023,945 +2884,84 @@
           <w:ilvl w:val="0"/>
           <w:numId w:val="13"/>
         </w:numPr>
-        <w:ind w:left="1440" w:hanging="360"/>
-      </w:pPr>
+        <w:ind w:left="2160" w:hanging="360"/>
+      </w:pPr>
+      <w:r>
+        <w:rPr>
+          <w:rFonts w:ascii="Andika" w:cs="Andika" w:eastAsia="Andika" w:hAnsi="Andika"/>
+          <w:rtl w:val="0"/>
+        </w:rPr>
+        <w:t xml:space="preserve">3. Efficiency ⏱️: Were there wasted steps, loops, or unnecessary actions?</w:t>
+      </w:r>
+    </w:p>
+    <w:p>
+      <w:pPr>
+        <w:numPr>
+          <w:ilvl w:val="0"/>
+          <w:numId w:val="13"/>
+        </w:numPr>
+        <w:ind w:left="2160" w:hanging="360"/>
+      </w:pPr>
+      <w:r>
+        <w:rPr>
+          <w:rtl w:val="0"/>
+        </w:rPr>
+        <w:t xml:space="preserve">4. Output Quality 🧹: Is the final scraped text clean and well-formatted, or messy and filled with junk?</w:t>
+      </w:r>
+    </w:p>
+    <w:p>
+      <w:pPr>
+        <w:ind w:left="1440" w:firstLine="0"/>
+        <w:rPr/>
+      </w:pPr>
+      <w:r>
+        <w:rPr>
+          <w:rtl w:val="0"/>
+        </w:rPr>
+      </w:r>
+    </w:p>
+    <w:p>
+      <w:pPr>
+        <w:ind w:left="1440" w:firstLine="0"/>
+        <w:rPr/>
+      </w:pPr>
+      <w:r>
+        <w:rPr>
+          <w:rtl w:val="0"/>
+        </w:rPr>
+        <w:t xml:space="preserve">This is provided </w:t>
+      </w:r>
       <w:r>
         <w:rPr>
           <w:b w:val="1"/>
           <w:bCs w:val="1"/>
           <w:rtl w:val="0"/>
         </w:rPr>
-        <w:t xml:space="preserve">AI Performance: </w:t>
-      </w:r>
-      <w:r>
-        <w:rPr>
-          <w:rtl w:val="0"/>
-        </w:rPr>
-        <w:t xml:space="preserve">Unacceptable, because the model failed to navigate past the CAPTCHA and complete the task.</w:t>
-      </w:r>
-    </w:p>
-    <w:p>
-      <w:pPr>
-        <w:rPr/>
-      </w:pPr>
-      <w:r>
-        <w:rPr>
-          <w:rtl w:val="0"/>
-        </w:rPr>
-      </w:r>
-    </w:p>
-    <w:p>
-      <w:pPr>
-        <w:rPr/>
-      </w:pPr>
-      <w:r>
-        <w:pict>
-          <v:rect style="width:0.0pt;height:1.5pt" o:hr="t" o:hrstd="t" o:hralign="center" fillcolor="#A0A0A0" stroked="f"/>
-        </w:pict>
-      </w:r>
-      <w:r>
-        <w:rPr>
-          <w:rtl w:val="0"/>
-        </w:rPr>
-      </w:r>
-    </w:p>
-    <w:p>
-      <w:pPr>
-        <w:rPr/>
-      </w:pPr>
-      <w:r>
-        <w:rPr>
-          <w:rtl w:val="0"/>
-        </w:rPr>
-      </w:r>
-    </w:p>
-    <w:p>
-      <w:pPr>
-        <w:pStyle w:val="Heading5"/>
+        <w:t xml:space="preserve">as guidance and is NOT mandatory to follow exactly </w:t>
+      </w:r>
+      <w:r>
+        <w:rPr>
+          <w:rtl w:val="0"/>
+        </w:rPr>
+        <w:t xml:space="preserve">when writing your justification for AI performance. AI Performance should be lowered for inefficient or illogical navigation, cluttered output, or repeated unnecessary steps.</w:t>
+      </w:r>
+    </w:p>
+    <w:p>
+      <w:pPr>
+        <w:ind w:left="1440" w:firstLine="0"/>
+        <w:rPr/>
+      </w:pPr>
+      <w:r>
+        <w:rPr>
+          <w:rtl w:val="0"/>
+        </w:rPr>
+      </w:r>
+    </w:p>
+    <w:p>
+      <w:pPr>
         <w:numPr>
           <w:ilvl w:val="0"/>
-          <w:numId w:val="10"/>
-        </w:numPr>
-        <w:ind w:left="720" w:hanging="360"/>
-        <w:rPr>
-          <w:b w:val="1"/>
-          <w:bCs w:val="1"/>
-        </w:rPr>
-      </w:pPr>
-      <w:bookmarkStart w:colFirst="0" w:colLast="0" w:name="_ildnt4wwhb8v" w:id="9"/>
-      <w:bookmarkEnd w:id="9"/>
-      <w:r>
-        <w:rPr>
-          <w:b w:val="1"/>
-          <w:bCs w:val="1"/>
-          <w:color w:val="000000"/>
-          <w:rtl w:val="0"/>
-        </w:rPr>
-        <w:t xml:space="preserve">When the prompt says “check my email” and the email is not present or the link does not work, how should the response be evaluated?</w:t>
-      </w:r>
-      <w:r>
-        <w:rPr>
-          <w:rtl w:val="0"/>
-        </w:rPr>
-      </w:r>
-    </w:p>
-    <w:p>
-      <w:pPr>
-        <w:ind w:left="720" w:firstLine="0"/>
-        <w:rPr/>
-      </w:pPr>
-      <w:r>
-        <w:rPr>
-          <w:rtl w:val="0"/>
-        </w:rPr>
-      </w:r>
-    </w:p>
-    <w:p>
-      <w:pPr>
-        <w:ind w:left="720" w:firstLine="720"/>
-        <w:rPr/>
-      </w:pPr>
-      <w:r>
-        <w:rPr>
-          <w:rtl w:val="0"/>
-        </w:rPr>
-        <w:t xml:space="preserve">You may assume these details to be true. Ignore these claims when evaluating the model’s response and treat them as subjective. Factual accuracy should be marked as “Cannot confidently assess” if there are no other objective claims in the response.</w:t>
-      </w:r>
-    </w:p>
-    <w:p>
-      <w:pPr>
-        <w:rPr/>
-      </w:pPr>
-      <w:r>
-        <w:rPr>
-          <w:rtl w:val="0"/>
-        </w:rPr>
-      </w:r>
-    </w:p>
-    <w:p>
-      <w:pPr>
-        <w:rPr/>
-      </w:pPr>
-      <w:r>
-        <w:pict>
-          <v:rect style="width:0.0pt;height:1.5pt" o:hr="t" o:hrstd="t" o:hralign="center" fillcolor="#A0A0A0" stroked="f"/>
-        </w:pict>
-      </w:r>
-      <w:r>
-        <w:rPr>
-          <w:rtl w:val="0"/>
-        </w:rPr>
-      </w:r>
-    </w:p>
-    <w:p>
-      <w:pPr>
-        <w:rPr>
-          <w:b w:val="1"/>
-          <w:bCs w:val="1"/>
-        </w:rPr>
-      </w:pPr>
-      <w:r>
-        <w:rPr>
-          <w:rtl w:val="0"/>
-        </w:rPr>
-      </w:r>
-    </w:p>
-    <w:p>
-      <w:pPr>
-        <w:pStyle w:val="Heading5"/>
-        <w:numPr>
-          <w:ilvl w:val="0"/>
-          <w:numId w:val="10"/>
-        </w:numPr>
-        <w:ind w:left="720" w:hanging="360"/>
-        <w:rPr>
-          <w:b w:val="1"/>
-          <w:bCs w:val="1"/>
-        </w:rPr>
-      </w:pPr>
-      <w:bookmarkStart w:colFirst="0" w:colLast="0" w:name="_4wvakifm08pz" w:id="10"/>
-      <w:bookmarkEnd w:id="10"/>
-      <w:r>
-        <w:rPr>
-          <w:b w:val="1"/>
-          <w:bCs w:val="1"/>
-          <w:color w:val="000000"/>
-          <w:rtl w:val="0"/>
-        </w:rPr>
-        <w:t xml:space="preserve">When we do not know the current date or the location of the user, how should the response be evaluated?</w:t>
-      </w:r>
-    </w:p>
-    <w:p>
-      <w:pPr>
-        <w:ind w:left="720" w:firstLine="720"/>
-        <w:rPr/>
-      </w:pPr>
-      <w:r>
-        <w:rPr>
-          <w:rtl w:val="0"/>
-        </w:rPr>
-      </w:r>
-    </w:p>
-    <w:p>
-      <w:pPr>
-        <w:ind w:left="720" w:firstLine="720"/>
-        <w:rPr/>
-      </w:pPr>
-      <w:r>
-        <w:rPr>
-          <w:rtl w:val="0"/>
-        </w:rPr>
-        <w:t xml:space="preserve">On certain occasions, the agent will make statements that do not necessarily appear to be inaccurate, such as statements related to user elements that may not be accessible for public investigation. In that case, instead of simply assuming that they cannot be verified, the correct question will be, which elements provide certainty and can be verified? e.g., sometimes agents respond with “Wednesday” instead of “Thursday”, or the text states “in the morning” when the appointment is actually “in the afternoon.” </w:t>
-      </w:r>
-    </w:p>
-    <w:p>
-      <w:pPr>
-        <w:ind w:left="720" w:firstLine="0"/>
-        <w:rPr/>
-      </w:pPr>
-      <w:r>
-        <w:rPr>
-          <w:rtl w:val="0"/>
-        </w:rPr>
-      </w:r>
-    </w:p>
-    <w:p>
-      <w:pPr>
-        <w:ind w:left="720" w:firstLine="0"/>
-        <w:rPr/>
-      </w:pPr>
-      <w:r>
-        <w:rPr>
-          <w:rtl w:val="0"/>
-        </w:rPr>
-        <w:t xml:space="preserve">This can be verified by checking that the time slot, day of the week, and sender's name are consistent. Evidence can include a link to World Time Buddy and/or an online calendar. Remember, in some cases, it will be important to focus on what we can verify, rather than what we lack evidence for, and this is made clear through the justification.</w:t>
-      </w:r>
-    </w:p>
-    <w:p>
-      <w:pPr>
-        <w:ind w:left="720" w:firstLine="0"/>
-        <w:rPr/>
-      </w:pPr>
-      <w:r>
-        <w:rPr>
-          <w:rtl w:val="0"/>
-        </w:rPr>
-      </w:r>
-    </w:p>
-    <w:p>
-      <w:pPr>
-        <w:ind w:left="720" w:firstLine="0"/>
-        <w:rPr>
-          <w:i w:val="1"/>
-          <w:iCs w:val="1"/>
-        </w:rPr>
-      </w:pPr>
-      <w:r>
-        <w:rPr>
-          <w:i w:val="1"/>
-          <w:iCs w:val="1"/>
-          <w:rtl w:val="0"/>
-        </w:rPr>
-        <w:t xml:space="preserve">Justification Structure example: </w:t>
-      </w:r>
-    </w:p>
-    <w:p>
-      <w:pPr>
-        <w:ind w:left="720" w:firstLine="0"/>
-        <w:rPr/>
-      </w:pPr>
-      <w:r>
-        <w:rPr>
-          <w:rtl w:val="0"/>
-        </w:rPr>
-      </w:r>
-    </w:p>
-    <w:p>
-      <w:pPr>
-        <w:ind w:left="720" w:firstLine="0"/>
-        <w:rPr/>
-      </w:pPr>
-      <w:r>
-        <w:rPr>
-          <w:rtl w:val="0"/>
-        </w:rPr>
-        <w:t xml:space="preserve">“The agent has access to a calendar and schedule that is not public; however, there is no evidence of any inconsistencies, such as the day of the week, time, and sender.”</w:t>
-      </w:r>
-    </w:p>
-    <w:p>
-      <w:pPr>
-        <w:ind w:left="720" w:firstLine="0"/>
-        <w:rPr/>
-      </w:pPr>
-      <w:r>
-        <w:rPr>
-          <w:rtl w:val="0"/>
-        </w:rPr>
-      </w:r>
-    </w:p>
-    <w:p>
-      <w:pPr>
-        <w:rPr/>
-      </w:pPr>
-      <w:r>
-        <w:pict>
-          <v:rect style="width:0.0pt;height:1.5pt" o:hr="t" o:hrstd="t" o:hralign="center" fillcolor="#A0A0A0" stroked="f"/>
-        </w:pict>
-      </w:r>
-      <w:r>
-        <w:rPr>
-          <w:rtl w:val="0"/>
-        </w:rPr>
-      </w:r>
-    </w:p>
-    <w:p>
-      <w:pPr>
-        <w:ind w:left="720" w:firstLine="0"/>
-        <w:rPr/>
-      </w:pPr>
-      <w:r>
-        <w:rPr>
-          <w:rtl w:val="0"/>
-        </w:rPr>
-      </w:r>
-    </w:p>
-    <w:p>
-      <w:pPr>
-        <w:ind w:left="720" w:firstLine="0"/>
-        <w:rPr/>
-      </w:pPr>
-      <w:r>
-        <w:rPr>
-          <w:rtl w:val="0"/>
-        </w:rPr>
-      </w:r>
-    </w:p>
-    <w:p>
-      <w:pPr>
-        <w:ind w:left="720" w:firstLine="0"/>
-        <w:rPr/>
-      </w:pPr>
-      <w:r>
-        <w:rPr>
-          <w:rtl w:val="0"/>
-        </w:rPr>
-      </w:r>
-    </w:p>
-    <w:p>
-      <w:pPr>
-        <w:ind w:left="720" w:firstLine="0"/>
-        <w:rPr/>
-      </w:pPr>
-      <w:r>
-        <w:rPr>
-          <w:rtl w:val="0"/>
-        </w:rPr>
-      </w:r>
-    </w:p>
-    <w:p>
-      <w:pPr>
-        <w:ind w:left="720" w:firstLine="0"/>
-        <w:rPr/>
-      </w:pPr>
-      <w:r>
-        <w:rPr>
-          <w:rtl w:val="0"/>
-        </w:rPr>
-      </w:r>
-    </w:p>
-    <w:p>
-      <w:pPr>
-        <w:ind w:left="720" w:firstLine="0"/>
-        <w:rPr/>
-      </w:pPr>
-      <w:r>
-        <w:rPr>
-          <w:rtl w:val="0"/>
-        </w:rPr>
-      </w:r>
-    </w:p>
-    <w:p>
-      <w:pPr>
-        <w:pStyle w:val="Heading5"/>
-        <w:numPr>
-          <w:ilvl w:val="0"/>
-          <w:numId w:val="10"/>
-        </w:numPr>
-        <w:ind w:left="720" w:hanging="360"/>
-        <w:rPr>
-          <w:b w:val="1"/>
-          <w:bCs w:val="1"/>
-        </w:rPr>
-      </w:pPr>
-      <w:bookmarkStart w:colFirst="0" w:colLast="0" w:name="_2907ehhck3u0" w:id="11"/>
-      <w:bookmarkEnd w:id="11"/>
-      <w:r>
-        <w:rPr>
-          <w:b w:val="1"/>
-          <w:bCs w:val="1"/>
-          <w:color w:val="000000"/>
-          <w:rtl w:val="0"/>
-        </w:rPr>
-        <w:t xml:space="preserve">How should justification be written?</w:t>
-      </w:r>
-    </w:p>
-    <w:p>
-      <w:pPr>
-        <w:ind w:left="720" w:firstLine="0"/>
-        <w:rPr/>
-      </w:pPr>
-      <w:r>
-        <w:rPr>
-          <w:rtl w:val="0"/>
-        </w:rPr>
-      </w:r>
-    </w:p>
-    <w:p>
-      <w:pPr>
-        <w:numPr>
-          <w:ilvl w:val="0"/>
-          <w:numId w:val="5"/>
-        </w:numPr>
-        <w:ind w:left="1080" w:hanging="360"/>
-      </w:pPr>
-      <w:r>
-        <w:rPr>
-          <w:rtl w:val="0"/>
-        </w:rPr>
-        <w:t xml:space="preserve">Task Completion justification:</w:t>
-      </w:r>
-    </w:p>
-    <w:p>
-      <w:pPr>
-        <w:ind w:left="1440" w:firstLine="0"/>
-        <w:rPr/>
-      </w:pPr>
-      <w:r>
-        <w:rPr>
-          <w:rtl w:val="0"/>
-        </w:rPr>
-      </w:r>
-    </w:p>
-    <w:p>
-      <w:pPr>
-        <w:ind w:left="1440" w:firstLine="0"/>
-        <w:rPr/>
-      </w:pPr>
-      <w:r>
-        <w:rPr>
-          <w:rtl w:val="0"/>
-        </w:rPr>
-        <w:t xml:space="preserve">For each response, you may use this template to help organize your thoughts. It is </w:t>
-      </w:r>
-      <w:r>
-        <w:rPr>
-          <w:b w:val="1"/>
-          <w:bCs w:val="1"/>
-          <w:rtl w:val="0"/>
-        </w:rPr>
-        <w:t xml:space="preserve">provided as guidance and is NOT mandatory</w:t>
-      </w:r>
-      <w:r>
-        <w:rPr>
-          <w:rtl w:val="0"/>
-        </w:rPr>
-        <w:t xml:space="preserve"> to follow exactly when writing your justification for task completion: </w:t>
-      </w:r>
-    </w:p>
-    <w:p>
-      <w:pPr>
-        <w:ind w:left="1440" w:firstLine="0"/>
-        <w:rPr/>
-      </w:pPr>
-      <w:r>
-        <w:rPr>
-          <w:rtl w:val="0"/>
-        </w:rPr>
-      </w:r>
-    </w:p>
-    <w:p>
-      <w:pPr>
-        <w:ind w:left="1440" w:firstLine="0"/>
-        <w:rPr/>
-      </w:pPr>
-      <w:r>
-        <w:rPr>
-          <w:rtl w:val="0"/>
-        </w:rPr>
-        <w:t xml:space="preserve">Clearly identify the user’s main goal and cover all sub-requests.</w:t>
-      </w:r>
-    </w:p>
-    <w:p>
-      <w:pPr>
-        <w:ind w:left="1440" w:firstLine="0"/>
-        <w:rPr/>
-      </w:pPr>
-      <w:r>
-        <w:rPr>
-          <w:rtl w:val="0"/>
-        </w:rPr>
-      </w:r>
-    </w:p>
-    <w:p>
-      <w:pPr>
-        <w:ind w:left="1440" w:firstLine="0"/>
-        <w:rPr/>
-      </w:pPr>
-      <w:r>
-        <w:rPr>
-          <w:rtl w:val="0"/>
-        </w:rPr>
-        <w:t xml:space="preserve">Main goal fulfilled? [Yes / No]</w:t>
-      </w:r>
-    </w:p>
-    <w:p>
-      <w:pPr>
-        <w:ind w:left="1440" w:firstLine="0"/>
-        <w:rPr/>
-      </w:pPr>
-      <w:r>
-        <w:rPr>
-          <w:rtl w:val="0"/>
-        </w:rPr>
-        <w:t xml:space="preserve">Sub-request 1 fulfilled? [Yes / No]</w:t>
-      </w:r>
-    </w:p>
-    <w:p>
-      <w:pPr>
-        <w:ind w:left="1440" w:firstLine="0"/>
-        <w:rPr/>
-      </w:pPr>
-      <w:r>
-        <w:rPr>
-          <w:rtl w:val="0"/>
-        </w:rPr>
-        <w:t xml:space="preserve">Sub-request 2 fulfilled? [Yes / No]</w:t>
-      </w:r>
-    </w:p>
-    <w:p>
-      <w:pPr>
-        <w:ind w:left="1440" w:firstLine="0"/>
-        <w:rPr/>
-      </w:pPr>
-      <w:r>
-        <w:rPr>
-          <w:rtl w:val="0"/>
-        </w:rPr>
-        <w:t xml:space="preserve">Sub-request 3 fulfilled? [Yes / No]</w:t>
-      </w:r>
-    </w:p>
-    <w:p>
-      <w:pPr>
-        <w:ind w:left="1440" w:firstLine="0"/>
-        <w:rPr/>
-      </w:pPr>
-      <w:r>
-        <w:rPr>
-          <w:rtl w:val="0"/>
-        </w:rPr>
-      </w:r>
-    </w:p>
-    <w:p>
-      <w:pPr>
-        <w:ind w:left="1440" w:firstLine="0"/>
-        <w:rPr/>
-      </w:pPr>
-      <w:r>
-        <w:rPr>
-          <w:rtl w:val="0"/>
-        </w:rPr>
-        <w:t xml:space="preserve">Final rating: [Rating]</w:t>
-      </w:r>
-    </w:p>
-    <w:p>
-      <w:pPr>
-        <w:ind w:left="1440" w:firstLine="0"/>
-        <w:rPr/>
-      </w:pPr>
-      <w:r>
-        <w:rPr>
-          <w:rtl w:val="0"/>
-        </w:rPr>
-        <w:t xml:space="preserve">Justification: Briefly explain how you arrived at this conclusion based on the points above.</w:t>
-      </w:r>
-    </w:p>
-    <w:p>
-      <w:pPr>
-        <w:ind w:left="1170" w:firstLine="0"/>
-        <w:rPr/>
-      </w:pPr>
-      <w:r>
-        <w:rPr>
-          <w:rtl w:val="0"/>
-        </w:rPr>
-      </w:r>
-    </w:p>
-    <w:p>
-      <w:pPr>
-        <w:numPr>
-          <w:ilvl w:val="0"/>
-          <w:numId w:val="5"/>
-        </w:numPr>
-        <w:ind w:left="1170" w:hanging="360"/>
-      </w:pPr>
-      <w:r>
-        <w:rPr>
-          <w:rtl w:val="0"/>
-        </w:rPr>
-        <w:t xml:space="preserve">Factual Accuracy:</w:t>
-      </w:r>
-    </w:p>
-    <w:p>
-      <w:pPr>
-        <w:ind w:left="1440" w:firstLine="0"/>
-        <w:rPr/>
-      </w:pPr>
-      <w:r>
-        <w:rPr>
-          <w:rtl w:val="0"/>
-        </w:rPr>
-      </w:r>
-    </w:p>
-    <w:p>
-      <w:pPr>
-        <w:ind w:left="1440" w:firstLine="0"/>
-        <w:rPr/>
-      </w:pPr>
-      <w:r>
-        <w:rPr>
-          <w:rtl w:val="0"/>
-        </w:rPr>
-        <w:t xml:space="preserve">Use the Justification Builder when evaluating the factual accuracy of responses. Step-by-step instructions are available here. If the Justification Builder is not used, it is </w:t>
-      </w:r>
-      <w:r>
-        <w:rPr>
-          <w:b w:val="1"/>
-          <w:bCs w:val="1"/>
-          <w:rtl w:val="0"/>
-        </w:rPr>
-        <w:t xml:space="preserve">MANDATORY </w:t>
-      </w:r>
-      <w:r>
-        <w:rPr>
-          <w:rtl w:val="0"/>
-        </w:rPr>
-        <w:t xml:space="preserve">to follow the template below when writing factual accuracy justifications.</w:t>
-      </w:r>
-    </w:p>
-    <w:p>
-      <w:pPr>
-        <w:ind w:left="1440" w:firstLine="0"/>
-        <w:rPr/>
-      </w:pPr>
-      <w:r>
-        <w:rPr>
-          <w:rtl w:val="0"/>
-        </w:rPr>
-      </w:r>
-    </w:p>
-    <w:p>
-      <w:pPr>
-        <w:ind w:left="1440" w:firstLine="0"/>
-        <w:rPr/>
-      </w:pPr>
-      <w:r>
-        <w:rPr>
-          <w:rtl w:val="0"/>
-        </w:rPr>
-        <w:t xml:space="preserve">✍️ Justification Template</w:t>
-      </w:r>
-    </w:p>
-    <w:p>
-      <w:pPr>
-        <w:ind w:left="1440" w:firstLine="0"/>
-        <w:rPr/>
-      </w:pPr>
-      <w:r>
-        <w:rPr>
-          <w:rtl w:val="0"/>
-        </w:rPr>
-      </w:r>
-    </w:p>
-    <w:p>
-      <w:pPr>
-        <w:ind w:left="1440" w:firstLine="0"/>
-        <w:rPr/>
-      </w:pPr>
-      <w:r>
-        <w:rPr>
-          <w:rtl w:val="0"/>
-        </w:rPr>
-        <w:t xml:space="preserve">Objective Claims Identified:</w:t>
-      </w:r>
-    </w:p>
-    <w:p>
-      <w:pPr>
-        <w:ind w:left="1440" w:firstLine="0"/>
-        <w:rPr/>
-      </w:pPr>
-      <w:r>
-        <w:rPr>
-          <w:rtl w:val="0"/>
-        </w:rPr>
-        <w:t xml:space="preserve">[Claim 1 text...]</w:t>
-      </w:r>
-    </w:p>
-    <w:p>
-      <w:pPr>
-        <w:ind w:left="1440" w:firstLine="0"/>
-        <w:rPr/>
-      </w:pPr>
-      <w:r>
-        <w:rPr>
-          <w:rtl w:val="0"/>
-        </w:rPr>
-        <w:t xml:space="preserve">[Claim 2 text...]</w:t>
-      </w:r>
-    </w:p>
-    <w:p>
-      <w:pPr>
-        <w:ind w:left="1440" w:firstLine="0"/>
-        <w:rPr/>
-      </w:pPr>
-      <w:r>
-        <w:rPr>
-          <w:rtl w:val="0"/>
-        </w:rPr>
-        <w:t xml:space="preserve">[And so on...]</w:t>
-      </w:r>
-    </w:p>
-    <w:p>
-      <w:pPr>
-        <w:ind w:left="1440" w:firstLine="0"/>
-        <w:rPr/>
-      </w:pPr>
-      <w:r>
-        <w:rPr>
-          <w:rtl w:val="0"/>
-        </w:rPr>
-      </w:r>
-    </w:p>
-    <w:p>
-      <w:pPr>
-        <w:ind w:left="1440" w:firstLine="0"/>
-        <w:rPr/>
-      </w:pPr>
-      <w:r>
-        <w:rPr>
-          <w:rtl w:val="0"/>
-        </w:rPr>
-        <w:t xml:space="preserve">Claim 1: [Rating Given] Justification: [Brief explanation of your reasoning, referencing the sources.] Sources: [Source 1 URL] [Source 2 URL]</w:t>
-      </w:r>
-    </w:p>
-    <w:p>
-      <w:pPr>
-        <w:ind w:left="1440" w:firstLine="0"/>
-        <w:rPr/>
-      </w:pPr>
-      <w:r>
-        <w:rPr>
-          <w:rtl w:val="0"/>
-        </w:rPr>
-        <w:t xml:space="preserve">Claim 2: [Rating Given] Justification: [Brief explanation of your reasoning, referencing the sources.] Sources: [Source 1 URL] [Source 2 URL]</w:t>
-      </w:r>
-    </w:p>
-    <w:p>
-      <w:pPr>
-        <w:ind w:left="1440" w:firstLine="0"/>
-        <w:rPr/>
-      </w:pPr>
-      <w:r>
-        <w:rPr>
-          <w:rtl w:val="0"/>
-        </w:rPr>
-      </w:r>
-    </w:p>
-    <w:p>
-      <w:pPr>
-        <w:ind w:left="1440" w:firstLine="0"/>
-        <w:rPr/>
-      </w:pPr>
-      <w:r>
-        <w:rPr>
-          <w:rtl w:val="0"/>
-        </w:rPr>
-        <w:t xml:space="preserve">Final Justification: [Overall summary of the response's accuracy.]</w:t>
-      </w:r>
-    </w:p>
-    <w:p>
-      <w:pPr>
-        <w:ind w:left="1440" w:firstLine="0"/>
-        <w:rPr/>
-      </w:pPr>
-      <w:r>
-        <w:rPr>
-          <w:rtl w:val="0"/>
-        </w:rPr>
-      </w:r>
-    </w:p>
-    <w:p>
-      <w:pPr>
-        <w:numPr>
-          <w:ilvl w:val="0"/>
-          <w:numId w:val="5"/>
-        </w:numPr>
-        <w:ind w:left="1440" w:hanging="360"/>
-      </w:pPr>
-      <w:r>
-        <w:rPr>
-          <w:rtl w:val="0"/>
-        </w:rPr>
-        <w:t xml:space="preserve">AI Performance:</w:t>
-      </w:r>
-    </w:p>
-    <w:p>
-      <w:pPr>
-        <w:ind w:left="1440" w:firstLine="0"/>
-        <w:rPr/>
-      </w:pPr>
-      <w:r>
-        <w:rPr>
-          <w:rtl w:val="0"/>
-        </w:rPr>
-      </w:r>
-    </w:p>
-    <w:p>
-      <w:pPr>
-        <w:ind w:left="1440" w:firstLine="0"/>
-        <w:rPr/>
-      </w:pPr>
-      <w:r>
-        <w:rPr>
-          <w:rtl w:val="0"/>
-        </w:rPr>
-        <w:t xml:space="preserve">AI Performance justifications should reference the following:</w:t>
-      </w:r>
-    </w:p>
-    <w:p>
-      <w:pPr>
-        <w:ind w:left="2160" w:firstLine="0"/>
-        <w:rPr/>
-      </w:pPr>
-      <w:r>
-        <w:rPr>
-          <w:rtl w:val="0"/>
-        </w:rPr>
-      </w:r>
-    </w:p>
-    <w:p>
-      <w:pPr>
-        <w:numPr>
-          <w:ilvl w:val="0"/>
-          <w:numId w:val="12"/>
-        </w:numPr>
-        <w:ind w:left="2160" w:hanging="360"/>
-      </w:pPr>
-      <w:r>
-        <w:rPr>
-          <w:rtl w:val="0"/>
-        </w:rPr>
-        <w:t xml:space="preserve">1. Navigation 🗺️: Was the path logical and direct, or did it meander to irrelevant pages?</w:t>
-      </w:r>
-    </w:p>
-    <w:p>
-      <w:pPr>
-        <w:numPr>
-          <w:ilvl w:val="0"/>
-          <w:numId w:val="12"/>
-        </w:numPr>
-        <w:ind w:left="2160" w:hanging="360"/>
-      </w:pPr>
-      <w:r>
-        <w:rPr>
-          <w:rtl w:val="0"/>
-        </w:rPr>
-        <w:t xml:space="preserve">2. Interaction 🖱️: Did it click the correct buttons and links precisely, or did it struggle and make mistakes?</w:t>
-      </w:r>
-    </w:p>
-    <w:p>
-      <w:pPr>
-        <w:numPr>
-          <w:ilvl w:val="0"/>
-          <w:numId w:val="12"/>
-        </w:numPr>
-        <w:ind w:left="2160" w:hanging="360"/>
-      </w:pPr>
-      <w:r>
-        <w:rPr>
-          <w:rFonts w:ascii="Andika" w:cs="Andika" w:eastAsia="Andika" w:hAnsi="Andika"/>
-          <w:rtl w:val="0"/>
-        </w:rPr>
-        <w:t xml:space="preserve">3. Efficiency ⏱️: Were there wasted steps, loops, or unnecessary actions?</w:t>
-      </w:r>
-    </w:p>
-    <w:p>
-      <w:pPr>
-        <w:numPr>
-          <w:ilvl w:val="0"/>
-          <w:numId w:val="12"/>
-        </w:numPr>
-        <w:ind w:left="2160" w:hanging="360"/>
-      </w:pPr>
-      <w:r>
-        <w:rPr>
-          <w:rtl w:val="0"/>
-        </w:rPr>
-        <w:t xml:space="preserve">4. Output Quality 🧹: Is the final scraped text clean and well-formatted, or messy and filled with junk?</w:t>
-      </w:r>
-    </w:p>
-    <w:p>
-      <w:pPr>
-        <w:ind w:left="1440" w:firstLine="0"/>
-        <w:rPr/>
-      </w:pPr>
-      <w:r>
-        <w:rPr>
-          <w:rtl w:val="0"/>
-        </w:rPr>
-      </w:r>
-    </w:p>
-    <w:p>
-      <w:pPr>
-        <w:ind w:left="1440" w:firstLine="0"/>
-        <w:rPr/>
-      </w:pPr>
-      <w:r>
-        <w:rPr>
-          <w:rtl w:val="0"/>
-        </w:rPr>
-        <w:t xml:space="preserve">This is provided </w:t>
-      </w:r>
-      <w:r>
-        <w:rPr>
-          <w:b w:val="1"/>
-          <w:bCs w:val="1"/>
-          <w:rtl w:val="0"/>
-        </w:rPr>
-        <w:t xml:space="preserve">as guidance and is NOT mandatory to follow exactly </w:t>
-      </w:r>
-      <w:r>
-        <w:rPr>
-          <w:rtl w:val="0"/>
-        </w:rPr>
-        <w:t xml:space="preserve">when writing your justification for AI performance. AI Performance should be lowered for inefficient or illogical navigation, cluttered output, or repeated unnecessary steps.</w:t>
-      </w:r>
-    </w:p>
-    <w:p>
-      <w:pPr>
-        <w:ind w:left="1440" w:firstLine="0"/>
-        <w:rPr/>
-      </w:pPr>
-      <w:r>
-        <w:rPr>
-          <w:rtl w:val="0"/>
-        </w:rPr>
-      </w:r>
-    </w:p>
-    <w:p>
-      <w:pPr>
-        <w:numPr>
-          <w:ilvl w:val="0"/>
-          <w:numId w:val="5"/>
+          <w:numId w:val="6"/>
         </w:numPr>
         <w:ind w:left="1440" w:hanging="360"/>
       </w:pPr>
@@ -3369,7 +3369,7 @@
         <w:pStyle w:val="Heading5"/>
         <w:numPr>
           <w:ilvl w:val="0"/>
-          <w:numId w:val="10"/>
+          <w:numId w:val="11"/>
         </w:numPr>
         <w:ind w:left="720" w:hanging="360"/>
         <w:rPr>
@@ -3694,7 +3694,7 @@
         <w:pStyle w:val="Heading5"/>
         <w:numPr>
           <w:ilvl w:val="0"/>
-          <w:numId w:val="10"/>
+          <w:numId w:val="11"/>
         </w:numPr>
         <w:ind w:left="720" w:hanging="360"/>
         <w:rPr>
@@ -3769,7 +3769,7 @@
         <w:pStyle w:val="Heading5"/>
         <w:numPr>
           <w:ilvl w:val="0"/>
-          <w:numId w:val="10"/>
+          <w:numId w:val="11"/>
         </w:numPr>
         <w:ind w:left="720" w:hanging="360"/>
         <w:rPr>
@@ -3832,7 +3832,7 @@
         <w:pStyle w:val="Heading5"/>
         <w:numPr>
           <w:ilvl w:val="0"/>
-          <w:numId w:val="10"/>
+          <w:numId w:val="11"/>
         </w:numPr>
         <w:ind w:left="720" w:hanging="360"/>
         <w:rPr>
@@ -3915,12 +3915,12 @@
             <wp:extent cx="5600700" cy="3663729"/>
             <wp:effectExtent b="0" l="0" r="0" t="0"/>
             <wp:wrapSquare wrapText="bothSides" distB="114300" distT="114300" distL="114300" distR="114300"/>
-            <wp:docPr id="1" name="image5.png"/>
+            <wp:docPr id="4" name="image4.png"/>
             <a:graphic>
               <a:graphicData uri="http://schemas.openxmlformats.org/drawingml/2006/picture">
                 <pic:pic>
                   <pic:nvPicPr>
-                    <pic:cNvPr id="0" name="image5.png"/>
+                    <pic:cNvPr id="0" name="image4.png"/>
                     <pic:cNvPicPr preferRelativeResize="0"/>
                   </pic:nvPicPr>
                   <pic:blipFill>
@@ -3987,7 +3987,7 @@
         <w:pStyle w:val="Heading5"/>
         <w:numPr>
           <w:ilvl w:val="0"/>
-          <w:numId w:val="10"/>
+          <w:numId w:val="11"/>
         </w:numPr>
         <w:ind w:left="720" w:hanging="360"/>
         <w:rPr>
@@ -4083,7 +4083,7 @@
         <w:pStyle w:val="Heading5"/>
         <w:numPr>
           <w:ilvl w:val="0"/>
-          <w:numId w:val="10"/>
+          <w:numId w:val="11"/>
         </w:numPr>
         <w:ind w:left="720" w:hanging="360"/>
         <w:rPr>
@@ -4251,7 +4251,7 @@
         <w:keepLines w:val="0"/>
         <w:numPr>
           <w:ilvl w:val="0"/>
-          <w:numId w:val="10"/>
+          <w:numId w:val="11"/>
         </w:numPr>
         <w:ind w:left="720" w:hanging="360"/>
         <w:rPr>
@@ -4987,7 +4987,7 @@
           <w:pgNumType w:start="1"/>
         </w:sectPr>
       </w:pPr>
-      <w:bookmarkStart w:colFirst="0" w:colLast="0" w:name="_f3xze1eqgqmy" w:id="26"/>
+      <w:bookmarkStart w:colFirst="0" w:colLast="0" w:name="_rszwhhe37h4a" w:id="26"/>
       <w:bookmarkEnd w:id="26"/>
       <w:r>
         <w:rPr>
@@ -5048,7 +5048,7 @@
             <wp:extent cx="1251708" cy="1015879"/>
             <wp:effectExtent b="206015" l="149805" r="149805" t="206015"/>
             <wp:wrapSquare wrapText="bothSides" distB="114300" distT="114300" distL="114300" distR="114300"/>
-            <wp:docPr id="4" name="image1.png"/>
+            <wp:docPr id="11" name="image1.png"/>
             <a:graphic>
               <a:graphicData uri="http://schemas.openxmlformats.org/drawingml/2006/picture">
                 <pic:pic>
@@ -5347,12 +5347,12 @@
           <wp:inline distB="114300" distT="114300" distL="114300" distR="114300">
             <wp:extent cx="5943600" cy="1727200"/>
             <wp:effectExtent b="0" l="0" r="0" t="0"/>
-            <wp:docPr id="9" name="image6.png"/>
+            <wp:docPr id="2" name="image2.png"/>
             <a:graphic>
               <a:graphicData uri="http://schemas.openxmlformats.org/drawingml/2006/picture">
                 <pic:pic>
                   <pic:nvPicPr>
-                    <pic:cNvPr id="0" name="image6.png"/>
+                    <pic:cNvPr id="0" name="image2.png"/>
                     <pic:cNvPicPr preferRelativeResize="0"/>
                   </pic:nvPicPr>
                   <pic:blipFill>
@@ -5412,7 +5412,7 @@
         <w:keepLines w:val="0"/>
         <w:numPr>
           <w:ilvl w:val="0"/>
-          <w:numId w:val="7"/>
+          <w:numId w:val="8"/>
         </w:numPr>
         <w:spacing w:after="0" w:afterAutospacing="0" w:lineRule="auto"/>
         <w:ind w:left="1440" w:hanging="360"/>
@@ -5440,7 +5440,7 @@
         <w:keepLines w:val="0"/>
         <w:numPr>
           <w:ilvl w:val="0"/>
-          <w:numId w:val="7"/>
+          <w:numId w:val="8"/>
         </w:numPr>
         <w:spacing w:after="80" w:before="0" w:beforeAutospacing="0" w:lineRule="auto"/>
         <w:ind w:left="1440" w:hanging="360"/>
@@ -6443,7 +6443,7 @@
           <w:pgNumType w:start="1"/>
         </w:sectPr>
       </w:pPr>
-      <w:bookmarkStart w:colFirst="0" w:colLast="0" w:name="_h4u8pdej0tzy" w:id="48"/>
+      <w:bookmarkStart w:colFirst="0" w:colLast="0" w:name="_rnx3ejfs9x93" w:id="48"/>
       <w:bookmarkEnd w:id="48"/>
       <w:r>
         <w:rPr>
@@ -6590,12 +6590,12 @@
           <wp:inline distB="114300" distT="114300" distL="114300" distR="114300">
             <wp:extent cx="5434013" cy="836002"/>
             <wp:effectExtent b="0" l="0" r="0" t="0"/>
-            <wp:docPr id="10" name="image2.png"/>
+            <wp:docPr id="8" name="image5.png"/>
             <a:graphic>
               <a:graphicData uri="http://schemas.openxmlformats.org/drawingml/2006/picture">
                 <pic:pic>
                   <pic:nvPicPr>
-                    <pic:cNvPr id="0" name="image2.png"/>
+                    <pic:cNvPr id="0" name="image5.png"/>
                     <pic:cNvPicPr preferRelativeResize="0"/>
                   </pic:nvPicPr>
                   <pic:blipFill>
@@ -6926,12 +6926,12 @@
           <wp:inline distB="114300" distT="114300" distL="114300" distR="114300">
             <wp:extent cx="4522454" cy="2090738"/>
             <wp:effectExtent b="0" l="0" r="0" t="0"/>
-            <wp:docPr id="14" name="image7.png"/>
+            <wp:docPr id="13" name="image8.png"/>
             <a:graphic>
               <a:graphicData uri="http://schemas.openxmlformats.org/drawingml/2006/picture">
                 <pic:pic>
                   <pic:nvPicPr>
-                    <pic:cNvPr id="0" name="image7.png"/>
+                    <pic:cNvPr id="0" name="image8.png"/>
                     <pic:cNvPicPr preferRelativeResize="0"/>
                   </pic:nvPicPr>
                   <pic:blipFill>
@@ -7215,12 +7215,12 @@
           <wp:inline distB="114300" distT="114300" distL="114300" distR="114300">
             <wp:extent cx="3557588" cy="702840"/>
             <wp:effectExtent b="0" l="0" r="0" t="0"/>
-            <wp:docPr id="5" name="image4.png"/>
+            <wp:docPr id="9" name="image3.png"/>
             <a:graphic>
               <a:graphicData uri="http://schemas.openxmlformats.org/drawingml/2006/picture">
                 <pic:pic>
                   <pic:nvPicPr>
-                    <pic:cNvPr id="0" name="image4.png"/>
+                    <pic:cNvPr id="0" name="image3.png"/>
                     <pic:cNvPicPr preferRelativeResize="0"/>
                   </pic:nvPicPr>
                   <pic:blipFill>
@@ -7559,7 +7559,7 @@
           <w:pgNumType w:start="1"/>
         </w:sectPr>
       </w:pPr>
-      <w:bookmarkStart w:colFirst="0" w:colLast="0" w:name="_isqeuevc6pgb" w:id="53"/>
+      <w:bookmarkStart w:colFirst="0" w:colLast="0" w:name="_lqhe3jeq3nvf" w:id="53"/>
       <w:bookmarkEnd w:id="53"/>
       <w:r>
         <w:rPr>
@@ -7591,7 +7591,7 @@
         <w:pStyle w:val="Heading5"/>
         <w:numPr>
           <w:ilvl w:val="0"/>
-          <w:numId w:val="15"/>
+          <w:numId w:val="16"/>
         </w:numPr>
         <w:ind w:left="720" w:hanging="360"/>
         <w:rPr>
@@ -7643,12 +7643,12 @@
           <wp:inline distB="114300" distT="114300" distL="114300" distR="114300">
             <wp:extent cx="5943600" cy="1231900"/>
             <wp:effectExtent b="0" l="0" r="0" t="0"/>
-            <wp:docPr id="11" name="image3.png"/>
+            <wp:docPr id="5" name="image9.png"/>
             <a:graphic>
               <a:graphicData uri="http://schemas.openxmlformats.org/drawingml/2006/picture">
                 <pic:pic>
                   <pic:nvPicPr>
-                    <pic:cNvPr id="0" name="image3.png"/>
+                    <pic:cNvPr id="0" name="image9.png"/>
                     <pic:cNvPicPr preferRelativeResize="0"/>
                   </pic:nvPicPr>
                   <pic:blipFill>
@@ -7749,7 +7749,7 @@
         <w:pStyle w:val="Heading5"/>
         <w:numPr>
           <w:ilvl w:val="0"/>
-          <w:numId w:val="15"/>
+          <w:numId w:val="16"/>
         </w:numPr>
         <w:ind w:left="720" w:hanging="360"/>
         <w:rPr>
@@ -7900,7 +7900,7 @@
         <w:pStyle w:val="Heading5"/>
         <w:numPr>
           <w:ilvl w:val="0"/>
-          <w:numId w:val="15"/>
+          <w:numId w:val="16"/>
         </w:numPr>
         <w:ind w:left="720" w:hanging="360"/>
         <w:rPr>
@@ -7986,7 +7986,7 @@
         <w:pStyle w:val="Heading5"/>
         <w:numPr>
           <w:ilvl w:val="0"/>
-          <w:numId w:val="15"/>
+          <w:numId w:val="16"/>
         </w:numPr>
         <w:ind w:left="720" w:hanging="360"/>
         <w:rPr>
@@ -8168,7 +8168,7 @@
         <w:pStyle w:val="Heading5"/>
         <w:numPr>
           <w:ilvl w:val="0"/>
-          <w:numId w:val="15"/>
+          <w:numId w:val="16"/>
         </w:numPr>
         <w:ind w:left="720" w:hanging="360"/>
         <w:rPr>
@@ -8250,7 +8250,7 @@
         <w:pStyle w:val="Heading5"/>
         <w:numPr>
           <w:ilvl w:val="0"/>
-          <w:numId w:val="15"/>
+          <w:numId w:val="16"/>
         </w:numPr>
         <w:ind w:left="720" w:hanging="360"/>
         <w:rPr>
@@ -8340,7 +8340,7 @@
         <w:pStyle w:val="Heading5"/>
         <w:numPr>
           <w:ilvl w:val="0"/>
-          <w:numId w:val="15"/>
+          <w:numId w:val="16"/>
         </w:numPr>
         <w:ind w:left="720" w:hanging="360"/>
         <w:rPr>
@@ -8417,7 +8417,7 @@
         <w:pStyle w:val="Heading5"/>
         <w:numPr>
           <w:ilvl w:val="0"/>
-          <w:numId w:val="15"/>
+          <w:numId w:val="16"/>
         </w:numPr>
         <w:ind w:left="720" w:hanging="360"/>
         <w:rPr>
@@ -8504,7 +8504,7 @@
         <w:pStyle w:val="Heading5"/>
         <w:numPr>
           <w:ilvl w:val="0"/>
-          <w:numId w:val="15"/>
+          <w:numId w:val="16"/>
         </w:numPr>
         <w:ind w:left="720" w:hanging="360"/>
         <w:rPr>
@@ -8536,7 +8536,7 @@
             <wp:extent cx="652484" cy="537858"/>
             <wp:effectExtent b="107052" l="79731" r="79731" t="107052"/>
             <wp:wrapSquare wrapText="bothSides" distB="114300" distT="114300" distL="114300" distR="114300"/>
-            <wp:docPr id="8" name="image1.png"/>
+            <wp:docPr id="7" name="image1.png"/>
             <a:graphic>
               <a:graphicData uri="http://schemas.openxmlformats.org/drawingml/2006/picture">
                 <pic:pic>
@@ -8637,7 +8637,7 @@
         <w:pStyle w:val="Heading5"/>
         <w:numPr>
           <w:ilvl w:val="0"/>
-          <w:numId w:val="15"/>
+          <w:numId w:val="16"/>
         </w:numPr>
         <w:ind w:left="720" w:hanging="360"/>
       </w:pPr>
@@ -8743,7 +8743,7 @@
         <w:pStyle w:val="Heading5"/>
         <w:numPr>
           <w:ilvl w:val="0"/>
-          <w:numId w:val="15"/>
+          <w:numId w:val="16"/>
         </w:numPr>
         <w:ind w:left="720" w:hanging="360"/>
         <w:rPr>
@@ -8844,7 +8844,7 @@
             <wp:extent cx="652484" cy="537858"/>
             <wp:effectExtent b="107052" l="79731" r="79731" t="107052"/>
             <wp:wrapSquare wrapText="bothSides" distB="114300" distT="114300" distL="114300" distR="114300"/>
-            <wp:docPr id="3" name="image1.png"/>
+            <wp:docPr id="12" name="image1.png"/>
             <a:graphic>
               <a:graphicData uri="http://schemas.openxmlformats.org/drawingml/2006/picture">
                 <pic:pic>
@@ -8879,7 +8879,7 @@
         <w:pStyle w:val="Heading5"/>
         <w:numPr>
           <w:ilvl w:val="0"/>
-          <w:numId w:val="15"/>
+          <w:numId w:val="16"/>
         </w:numPr>
         <w:ind w:left="720" w:hanging="360"/>
         <w:rPr>
@@ -8922,6 +8922,3783 @@
         <w:t xml:space="preserve">You can safely ignore this email.</w:t>
       </w:r>
     </w:p>
+    <w:p>
+      <w:pPr>
+        <w:rPr/>
+        <w:sectPr>
+          <w:type w:val="nextPage"/>
+          <w:pgSz w:h="15840" w:w="12240" w:orient="portrait"/>
+          <w:pgMar w:bottom="1440" w:top="1440" w:left="1440" w:right="1260" w:header="720" w:footer="720"/>
+          <w:pgNumType w:start="1"/>
+        </w:sectPr>
+      </w:pPr>
+      <w:r>
+        <w:rPr>
+          <w:rtl w:val="0"/>
+        </w:rPr>
+      </w:r>
+    </w:p>
+    <w:p>
+      <w:pPr>
+        <w:pStyle w:val="Title"/>
+        <w:keepNext w:val="0"/>
+        <w:keepLines w:val="0"/>
+        <w:pageBreakBefore w:val="0"/>
+        <w:widowControl w:val="0"/>
+        <w:pBdr>
+          <w:top w:space="0" w:sz="0" w:val="nil"/>
+          <w:left w:space="0" w:sz="0" w:val="nil"/>
+          <w:bottom w:space="0" w:sz="0" w:val="nil"/>
+          <w:right w:space="0" w:sz="0" w:val="nil"/>
+          <w:between w:space="0" w:sz="0" w:val="nil"/>
+        </w:pBdr>
+        <w:shd w:fill="auto" w:val="clear"/>
+        <w:spacing w:after="0" w:before="0" w:line="276" w:lineRule="auto"/>
+        <w:ind w:left="0" w:right="0" w:firstLine="0"/>
+        <w:jc w:val="left"/>
+        <w:rPr/>
+        <w:sectPr>
+          <w:type w:val="nextPage"/>
+          <w:pgSz w:h="15840" w:w="12240" w:orient="portrait"/>
+          <w:pgMar w:bottom="1440" w:top="1440" w:left="1440" w:right="1260" w:header="720" w:footer="720"/>
+          <w:pgNumType w:start="1"/>
+        </w:sectPr>
+      </w:pPr>
+      <w:bookmarkStart w:colFirst="0" w:colLast="0" w:name="_fn59vx1hebsu" w:id="69"/>
+      <w:bookmarkEnd w:id="69"/>
+      <w:r>
+        <w:rPr>
+          <w:rFonts w:ascii="Arial" w:cs="Arial" w:eastAsia="Arial" w:hAnsi="Arial"/>
+          <w:b w:val="0"/>
+          <w:bCs w:val="0"/>
+          <w:i w:val="0"/>
+          <w:iCs w:val="0"/>
+          <w:smallCaps w:val="0"/>
+          <w:strike w:val="0"/>
+          <w:color w:val="000000"/>
+          <w:sz w:val="52"/>
+          <w:szCs w:val="52"/>
+          <w:u w:val="none"/>
+          <w:shd w:fill="auto" w:val="clear"/>
+          <w:vertAlign w:val="baseline"/>
+          <w:rtl w:val="0"/>
+        </w:rPr>
+        <w:t xml:space="preserve">Golden Examples</w:t>
+      </w:r>
+      <w:r>
+        <w:rPr>
+          <w:rtl w:val="0"/>
+        </w:rPr>
+      </w:r>
+    </w:p>
+    <w:p>
+      <w:pPr>
+        <w:rPr/>
+        <w:sectPr>
+          <w:type w:val="nextPage"/>
+          <w:pgSz w:h="15840" w:w="12240" w:orient="portrait"/>
+          <w:pgMar w:bottom="1440" w:top="1440" w:left="1440" w:right="1260" w:header="720" w:footer="720"/>
+          <w:pgNumType w:start="1"/>
+        </w:sectPr>
+      </w:pPr>
+      <w:r>
+        <w:rPr>
+          <w:rtl w:val="0"/>
+        </w:rPr>
+      </w:r>
+    </w:p>
+    <w:p>
+      <w:pPr>
+        <w:pStyle w:val="Title"/>
+        <w:keepNext w:val="0"/>
+        <w:keepLines w:val="0"/>
+        <w:pageBreakBefore w:val="0"/>
+        <w:widowControl w:val="0"/>
+        <w:pBdr>
+          <w:top w:space="0" w:sz="0" w:val="nil"/>
+          <w:left w:space="0" w:sz="0" w:val="nil"/>
+          <w:bottom w:space="0" w:sz="0" w:val="nil"/>
+          <w:right w:space="0" w:sz="0" w:val="nil"/>
+          <w:between w:space="0" w:sz="0" w:val="nil"/>
+        </w:pBdr>
+        <w:shd w:fill="auto" w:val="clear"/>
+        <w:spacing w:after="0" w:before="0" w:line="276" w:lineRule="auto"/>
+        <w:ind w:left="0" w:right="0" w:firstLine="0"/>
+        <w:jc w:val="left"/>
+        <w:rPr/>
+        <w:sectPr>
+          <w:type w:val="nextPage"/>
+          <w:pgSz w:h="15840" w:w="12240" w:orient="portrait"/>
+          <w:pgMar w:bottom="1440" w:top="1440" w:left="1440" w:right="1260" w:header="720" w:footer="720"/>
+          <w:pgNumType w:start="1"/>
+        </w:sectPr>
+      </w:pPr>
+      <w:bookmarkStart w:colFirst="0" w:colLast="0" w:name="_4py3iiceppcm" w:id="70"/>
+      <w:bookmarkEnd w:id="70"/>
+      <w:r>
+        <w:rPr>
+          <w:rFonts w:ascii="Arial" w:cs="Arial" w:eastAsia="Arial" w:hAnsi="Arial"/>
+          <w:b w:val="0"/>
+          <w:bCs w:val="0"/>
+          <w:i w:val="0"/>
+          <w:iCs w:val="0"/>
+          <w:smallCaps w:val="0"/>
+          <w:strike w:val="0"/>
+          <w:color w:val="000000"/>
+          <w:sz w:val="52"/>
+          <w:szCs w:val="52"/>
+          <w:u w:val="none"/>
+          <w:shd w:fill="auto" w:val="clear"/>
+          <w:vertAlign w:val="baseline"/>
+          <w:rtl w:val="0"/>
+        </w:rPr>
+        <w:t xml:space="preserve">Golden Example 1</w:t>
+      </w:r>
+      <w:r>
+        <w:rPr>
+          <w:rtl w:val="0"/>
+        </w:rPr>
+      </w:r>
+    </w:p>
+    <w:p>
+      <w:pPr>
+        <w:rPr/>
+      </w:pPr>
+      <w:r>
+        <w:rPr>
+          <w:rtl w:val="0"/>
+        </w:rPr>
+      </w:r>
+    </w:p>
+    <w:p>
+      <w:pPr>
+        <w:rPr/>
+      </w:pPr>
+      <w:r>
+        <w:rPr>
+          <w:rtl w:val="0"/>
+        </w:rPr>
+      </w:r>
+    </w:p>
+    <w:p>
+      <w:pPr>
+        <w:rPr/>
+      </w:pPr>
+      <w:r>
+        <w:rPr>
+          <w:rtl w:val="0"/>
+        </w:rPr>
+      </w:r>
+    </w:p>
+    <w:p>
+      <w:pPr>
+        <w:rPr/>
+      </w:pPr>
+      <w:r>
+        <w:rPr>
+          <w:rtl w:val="0"/>
+        </w:rPr>
+      </w:r>
+    </w:p>
+    <w:tbl>
+      <w:tblPr>
+        <w:tblStyle w:val="Table2"/>
+        <w:tblW w:w="9540.0" w:type="dxa"/>
+        <w:jc w:val="left"/>
+        <w:tblBorders>
+          <w:top w:color="000000" w:space="0" w:sz="8" w:val="single"/>
+          <w:left w:color="000000" w:space="0" w:sz="8" w:val="single"/>
+          <w:bottom w:color="000000" w:space="0" w:sz="8" w:val="single"/>
+          <w:right w:color="000000" w:space="0" w:sz="8" w:val="single"/>
+          <w:insideH w:color="000000" w:space="0" w:sz="8" w:val="single"/>
+          <w:insideV w:color="000000" w:space="0" w:sz="8" w:val="single"/>
+        </w:tblBorders>
+        <w:tblLayout w:type="fixed"/>
+        <w:tblLook w:val="0600"/>
+      </w:tblPr>
+      <w:tblGrid>
+        <w:gridCol w:w="3180"/>
+        <w:gridCol w:w="3180"/>
+        <w:gridCol w:w="3180"/>
+        <w:tblGridChange w:id="0">
+          <w:tblGrid>
+            <w:gridCol w:w="3180"/>
+            <w:gridCol w:w="3180"/>
+            <w:gridCol w:w="3180"/>
+          </w:tblGrid>
+        </w:tblGridChange>
+      </w:tblGrid>
+      <w:tr>
+        <w:trPr>
+          <w:cantSplit w:val="0"/>
+          <w:trHeight w:val="420" w:hRule="atLeast"/>
+          <w:tblHeader w:val="0"/>
+        </w:trPr>
+        <w:tc>
+          <w:tcPr>
+            <w:gridSpan w:val="3"/>
+            <w:shd w:fill="ea9999" w:val="clear"/>
+          </w:tcPr>
+          <w:p>
+            <w:pPr>
+              <w:widowControl w:val="0"/>
+              <w:spacing w:line="240" w:lineRule="auto"/>
+              <w:rPr>
+                <w:b w:val="1"/>
+                <w:bCs w:val="1"/>
+              </w:rPr>
+            </w:pPr>
+            <w:r>
+              <w:rPr>
+                <w:rtl w:val="0"/>
+              </w:rPr>
+            </w:r>
+          </w:p>
+          <w:p>
+            <w:pPr>
+              <w:widowControl w:val="0"/>
+              <w:spacing w:line="240" w:lineRule="auto"/>
+              <w:rPr>
+                <w:b w:val="1"/>
+                <w:bCs w:val="1"/>
+              </w:rPr>
+            </w:pPr>
+            <w:r>
+              <w:rPr>
+                <w:b w:val="1"/>
+                <w:bCs w:val="1"/>
+                <w:rtl w:val="0"/>
+              </w:rPr>
+              <w:t xml:space="preserve">Prompt: Browse the top 250 movies and find one movie that is available on Prime Video. Please use https://www.imdb.com/.</w:t>
+            </w:r>
+          </w:p>
+          <w:p>
+            <w:pPr>
+              <w:widowControl w:val="0"/>
+              <w:spacing w:line="240" w:lineRule="auto"/>
+              <w:rPr>
+                <w:b w:val="1"/>
+                <w:bCs w:val="1"/>
+              </w:rPr>
+            </w:pPr>
+            <w:r>
+              <w:rPr>
+                <w:rtl w:val="0"/>
+              </w:rPr>
+            </w:r>
+          </w:p>
+          <w:p>
+            <w:pPr>
+              <w:widowControl w:val="0"/>
+              <w:spacing w:line="240" w:lineRule="auto"/>
+              <w:rPr>
+                <w:b w:val="1"/>
+                <w:bCs w:val="1"/>
+              </w:rPr>
+            </w:pPr>
+            <w:r>
+              <w:rPr>
+                <w:b w:val="1"/>
+                <w:bCs w:val="1"/>
+                <w:rtl w:val="0"/>
+              </w:rPr>
+              <w:t xml:space="preserve">(User attached this website to their question: www.imdb.com )</w:t>
+            </w:r>
+          </w:p>
+          <w:p>
+            <w:pPr>
+              <w:widowControl w:val="0"/>
+              <w:spacing w:line="240" w:lineRule="auto"/>
+              <w:rPr>
+                <w:b w:val="1"/>
+                <w:bCs w:val="1"/>
+              </w:rPr>
+            </w:pPr>
+            <w:r>
+              <w:rPr>
+                <w:rtl w:val="0"/>
+              </w:rPr>
+            </w:r>
+          </w:p>
+        </w:tc>
+      </w:tr>
+      <w:tr>
+        <w:trPr>
+          <w:cantSplit w:val="0"/>
+          <w:trHeight w:val="420" w:hRule="atLeast"/>
+          <w:tblHeader w:val="0"/>
+        </w:trPr>
+        <w:tc>
+          <w:tcPr>
+            <w:gridSpan w:val="3"/>
+            <w:shd w:fill="ffe599" w:val="clear"/>
+          </w:tcPr>
+          <w:p>
+            <w:pPr>
+              <w:widowControl w:val="0"/>
+              <w:spacing w:line="240" w:lineRule="auto"/>
+              <w:ind w:left="720" w:firstLine="0"/>
+              <w:jc w:val="center"/>
+              <w:rPr>
+                <w:b w:val="1"/>
+                <w:bCs w:val="1"/>
+                <w:u w:val="single"/>
+              </w:rPr>
+            </w:pPr>
+            <w:r>
+              <w:rPr>
+                <w:rtl w:val="0"/>
+              </w:rPr>
+            </w:r>
+          </w:p>
+          <w:p>
+            <w:pPr>
+              <w:widowControl w:val="0"/>
+              <w:numPr>
+                <w:ilvl w:val="0"/>
+                <w:numId w:val="4"/>
+              </w:numPr>
+              <w:spacing w:line="240" w:lineRule="auto"/>
+              <w:ind w:left="90" w:hanging="360"/>
+              <w:jc w:val="center"/>
+              <w:rPr>
+                <w:b w:val="1"/>
+                <w:bCs w:val="1"/>
+              </w:rPr>
+            </w:pPr>
+            <w:r>
+              <w:rPr>
+                <w:b w:val="1"/>
+                <w:bCs w:val="1"/>
+                <w:u w:val="single"/>
+                <w:rtl w:val="0"/>
+              </w:rPr>
+              <w:t xml:space="preserve">Understand the user prompt</w:t>
+            </w:r>
+          </w:p>
+          <w:p>
+            <w:pPr>
+              <w:widowControl w:val="0"/>
+              <w:spacing w:line="240" w:lineRule="auto"/>
+              <w:ind w:left="720" w:firstLine="0"/>
+              <w:jc w:val="center"/>
+              <w:rPr>
+                <w:b w:val="1"/>
+                <w:bCs w:val="1"/>
+                <w:u w:val="single"/>
+              </w:rPr>
+            </w:pPr>
+            <w:r>
+              <w:rPr>
+                <w:rtl w:val="0"/>
+              </w:rPr>
+            </w:r>
+          </w:p>
+        </w:tc>
+      </w:tr>
+      <w:tr>
+        <w:trPr>
+          <w:cantSplit w:val="0"/>
+          <w:trHeight w:val="420" w:hRule="atLeast"/>
+          <w:tblHeader w:val="0"/>
+        </w:trPr>
+        <w:tc>
+          <w:tcPr>
+            <w:gridSpan w:val="3"/>
+          </w:tcPr>
+          <w:p>
+            <w:pPr>
+              <w:widowControl w:val="0"/>
+              <w:spacing w:line="240" w:lineRule="auto"/>
+              <w:rPr/>
+            </w:pPr>
+            <w:r>
+              <w:rPr>
+                <w:rtl w:val="0"/>
+              </w:rPr>
+            </w:r>
+          </w:p>
+          <w:p>
+            <w:pPr>
+              <w:widowControl w:val="0"/>
+              <w:spacing w:line="240" w:lineRule="auto"/>
+              <w:rPr/>
+            </w:pPr>
+            <w:r>
+              <w:rPr>
+                <w:rtl w:val="0"/>
+              </w:rPr>
+              <w:t xml:space="preserve">Looking at the user prompt, but not the agent response(s), what constraints should the agent response satisfy?</w:t>
+            </w:r>
+          </w:p>
+          <w:p>
+            <w:pPr>
+              <w:widowControl w:val="0"/>
+              <w:spacing w:line="240" w:lineRule="auto"/>
+              <w:rPr/>
+            </w:pPr>
+            <w:r>
+              <w:rPr>
+                <w:rtl w:val="0"/>
+              </w:rPr>
+            </w:r>
+          </w:p>
+          <w:p>
+            <w:pPr>
+              <w:widowControl w:val="0"/>
+              <w:spacing w:line="240" w:lineRule="auto"/>
+              <w:rPr/>
+            </w:pPr>
+            <w:r>
+              <w:rPr>
+                <w:rtl w:val="0"/>
+              </w:rPr>
+              <w:t xml:space="preserve">This creates a checklist describing what the agent should do and should not do to satisfy the request in the user prompt.</w:t>
+            </w:r>
+          </w:p>
+          <w:p>
+            <w:pPr>
+              <w:widowControl w:val="0"/>
+              <w:spacing w:line="240" w:lineRule="auto"/>
+              <w:rPr/>
+            </w:pPr>
+            <w:r>
+              <w:rPr>
+                <w:rtl w:val="0"/>
+              </w:rPr>
+            </w:r>
+          </w:p>
+        </w:tc>
+      </w:tr>
+      <w:tr>
+        <w:trPr>
+          <w:cantSplit w:val="0"/>
+          <w:trHeight w:val="420" w:hRule="atLeast"/>
+          <w:tblHeader w:val="0"/>
+        </w:trPr>
+        <w:tc>
+          <w:tcPr>
+            <w:gridSpan w:val="3"/>
+          </w:tcPr>
+          <w:p>
+            <w:pPr>
+              <w:widowControl w:val="0"/>
+              <w:spacing w:line="240" w:lineRule="auto"/>
+              <w:rPr>
+                <w:i w:val="1"/>
+                <w:iCs w:val="1"/>
+                <w:sz w:val="18"/>
+                <w:szCs w:val="18"/>
+              </w:rPr>
+            </w:pPr>
+            <w:r>
+              <w:rPr>
+                <w:i w:val="1"/>
+                <w:iCs w:val="1"/>
+                <w:sz w:val="18"/>
+                <w:szCs w:val="18"/>
+                <w:rtl w:val="0"/>
+              </w:rPr>
+              <w:t xml:space="preserve">The response should*</w:t>
+            </w:r>
+          </w:p>
+          <w:p>
+            <w:pPr>
+              <w:widowControl w:val="0"/>
+              <w:spacing w:line="240" w:lineRule="auto"/>
+              <w:rPr/>
+            </w:pPr>
+            <w:r>
+              <w:rPr>
+                <w:rtl w:val="0"/>
+              </w:rPr>
+            </w:r>
+          </w:p>
+          <w:p>
+            <w:pPr>
+              <w:widowControl w:val="0"/>
+              <w:spacing w:line="240" w:lineRule="auto"/>
+              <w:rPr/>
+            </w:pPr>
+            <w:r>
+              <w:rPr>
+                <w:rtl w:val="0"/>
+              </w:rPr>
+              <w:t xml:space="preserve">Should:</w:t>
+            </w:r>
+          </w:p>
+          <w:p>
+            <w:pPr>
+              <w:widowControl w:val="0"/>
+              <w:spacing w:line="240" w:lineRule="auto"/>
+              <w:rPr/>
+            </w:pPr>
+            <w:r>
+              <w:rPr>
+                <w:rtl w:val="0"/>
+              </w:rPr>
+            </w:r>
+          </w:p>
+          <w:p>
+            <w:pPr>
+              <w:widowControl w:val="0"/>
+              <w:rPr/>
+            </w:pPr>
+            <w:r>
+              <w:rPr>
+                <w:rtl w:val="0"/>
+              </w:rPr>
+              <w:t xml:space="preserve">1. State that the website it got its information from is IMDb</w:t>
+            </w:r>
+          </w:p>
+          <w:p>
+            <w:pPr>
+              <w:widowControl w:val="0"/>
+              <w:rPr/>
+            </w:pPr>
+            <w:r>
+              <w:rPr>
+                <w:rtl w:val="0"/>
+              </w:rPr>
+              <w:t xml:space="preserve">2. Ensure that the movie it selected is actually part of the IMDb top 250 official list</w:t>
+            </w:r>
+          </w:p>
+          <w:p>
+            <w:pPr>
+              <w:widowControl w:val="0"/>
+              <w:rPr/>
+            </w:pPr>
+            <w:r>
+              <w:rPr>
+                <w:rtl w:val="0"/>
+              </w:rPr>
+              <w:t xml:space="preserve">3. Confirm that the selected movie is available on Prime Video</w:t>
+            </w:r>
+          </w:p>
+          <w:p>
+            <w:pPr>
+              <w:widowControl w:val="0"/>
+              <w:rPr/>
+            </w:pPr>
+            <w:r>
+              <w:rPr>
+                <w:rtl w:val="0"/>
+              </w:rPr>
+              <w:t xml:space="preserve">4. Include the movie's name, rank, and IMDb rating to confirm that it belongs to the IMDb Top 250 list</w:t>
+            </w:r>
+          </w:p>
+          <w:p>
+            <w:pPr>
+              <w:widowControl w:val="0"/>
+              <w:rPr/>
+            </w:pPr>
+            <w:r>
+              <w:rPr>
+                <w:rtl w:val="0"/>
+              </w:rPr>
+              <w:t xml:space="preserve">4. Provide a screenshot showing that the movie is on Prime Video or a direct link/URL to the movie's Prime Video page page</w:t>
+            </w:r>
+          </w:p>
+          <w:p>
+            <w:pPr>
+              <w:widowControl w:val="0"/>
+              <w:rPr/>
+            </w:pPr>
+            <w:r>
+              <w:rPr>
+                <w:rtl w:val="0"/>
+              </w:rPr>
+              <w:t xml:space="preserve">5. Provide a direct link/URL to the movie's IMDb page</w:t>
+            </w:r>
+          </w:p>
+          <w:p>
+            <w:pPr>
+              <w:widowControl w:val="0"/>
+              <w:rPr/>
+            </w:pPr>
+            <w:r>
+              <w:rPr>
+                <w:rtl w:val="0"/>
+              </w:rPr>
+              <w:t xml:space="preserve">6. Give a synopsis of the movie so that the user knows what it is all about</w:t>
+            </w:r>
+          </w:p>
+          <w:p>
+            <w:pPr>
+              <w:widowControl w:val="0"/>
+              <w:rPr/>
+            </w:pPr>
+            <w:r>
+              <w:rPr>
+                <w:rtl w:val="0"/>
+              </w:rPr>
+              <w:t xml:space="preserve">7. Provide a timestamp i.e state that the information on the movie is valid as of [date when it got its information] and that it is subject to change</w:t>
+            </w:r>
+          </w:p>
+          <w:p>
+            <w:pPr>
+              <w:widowControl w:val="0"/>
+              <w:rPr/>
+            </w:pPr>
+            <w:r>
+              <w:rPr>
+                <w:rtl w:val="0"/>
+              </w:rPr>
+            </w:r>
+          </w:p>
+          <w:p>
+            <w:pPr>
+              <w:widowControl w:val="0"/>
+              <w:rPr/>
+            </w:pPr>
+            <w:r>
+              <w:rPr>
+                <w:rtl w:val="0"/>
+              </w:rPr>
+              <w:t xml:space="preserve">Should not:</w:t>
+            </w:r>
+          </w:p>
+          <w:p>
+            <w:pPr>
+              <w:widowControl w:val="0"/>
+              <w:rPr/>
+            </w:pPr>
+            <w:r>
+              <w:rPr>
+                <w:rtl w:val="0"/>
+              </w:rPr>
+              <w:t xml:space="preserve">1. NOT provide a movie that is not on the IMDb Top 250 list, even if it is very popular</w:t>
+            </w:r>
+          </w:p>
+          <w:p>
+            <w:pPr>
+              <w:widowControl w:val="0"/>
+              <w:rPr/>
+            </w:pPr>
+            <w:r>
+              <w:rPr>
+                <w:rtl w:val="0"/>
+              </w:rPr>
+              <w:t xml:space="preserve">2. NOT provide more than ONE movie</w:t>
+            </w:r>
+          </w:p>
+          <w:p>
+            <w:pPr>
+              <w:widowControl w:val="0"/>
+              <w:rPr/>
+            </w:pPr>
+            <w:r>
+              <w:rPr>
+                <w:rtl w:val="0"/>
+              </w:rPr>
+              <w:t xml:space="preserve">3. NOT use outdated data to answer the prompt</w:t>
+            </w:r>
+          </w:p>
+          <w:p>
+            <w:pPr>
+              <w:widowControl w:val="0"/>
+              <w:spacing w:line="240" w:lineRule="auto"/>
+              <w:rPr/>
+            </w:pPr>
+            <w:r>
+              <w:rPr>
+                <w:rtl w:val="0"/>
+              </w:rPr>
+            </w:r>
+          </w:p>
+        </w:tc>
+      </w:tr>
+    </w:tbl>
+    <w:p>
+      <w:pPr>
+        <w:rPr/>
+      </w:pPr>
+      <w:r>
+        <w:rPr>
+          <w:rtl w:val="0"/>
+        </w:rPr>
+      </w:r>
+    </w:p>
+    <w:p>
+      <w:pPr>
+        <w:rPr/>
+      </w:pPr>
+      <w:r>
+        <w:rPr>
+          <w:rtl w:val="0"/>
+        </w:rPr>
+      </w:r>
+    </w:p>
+    <w:p>
+      <w:pPr>
+        <w:rPr/>
+      </w:pPr>
+      <w:r>
+        <w:rPr>
+          <w:rtl w:val="0"/>
+        </w:rPr>
+      </w:r>
+    </w:p>
+    <w:p>
+      <w:pPr>
+        <w:rPr/>
+      </w:pPr>
+      <w:r>
+        <w:rPr>
+          <w:rtl w:val="0"/>
+        </w:rPr>
+      </w:r>
+    </w:p>
+    <w:p>
+      <w:pPr>
+        <w:rPr/>
+      </w:pPr>
+      <w:r>
+        <w:rPr>
+          <w:rtl w:val="0"/>
+        </w:rPr>
+      </w:r>
+    </w:p>
+    <w:p>
+      <w:pPr>
+        <w:rPr/>
+      </w:pPr>
+      <w:r>
+        <w:rPr>
+          <w:rtl w:val="0"/>
+        </w:rPr>
+      </w:r>
+    </w:p>
+    <w:p>
+      <w:pPr>
+        <w:rPr/>
+      </w:pPr>
+      <w:r>
+        <w:rPr>
+          <w:rtl w:val="0"/>
+        </w:rPr>
+      </w:r>
+    </w:p>
+    <w:tbl>
+      <w:tblPr>
+        <w:tblStyle w:val="Table3"/>
+        <w:tblW w:w="9360.0" w:type="dxa"/>
+        <w:jc w:val="left"/>
+        <w:tblBorders>
+          <w:top w:color="000000" w:space="0" w:sz="8" w:val="single"/>
+          <w:left w:color="000000" w:space="0" w:sz="8" w:val="single"/>
+          <w:bottom w:color="000000" w:space="0" w:sz="8" w:val="single"/>
+          <w:right w:color="000000" w:space="0" w:sz="8" w:val="single"/>
+          <w:insideH w:color="000000" w:space="0" w:sz="8" w:val="single"/>
+          <w:insideV w:color="000000" w:space="0" w:sz="8" w:val="single"/>
+        </w:tblBorders>
+        <w:tblLayout w:type="fixed"/>
+        <w:tblLook w:val="0600"/>
+      </w:tblPr>
+      <w:tblGrid>
+        <w:gridCol w:w="3120"/>
+        <w:gridCol w:w="3990"/>
+        <w:gridCol w:w="2250"/>
+        <w:tblGridChange w:id="0">
+          <w:tblGrid>
+            <w:gridCol w:w="3120"/>
+            <w:gridCol w:w="3990"/>
+            <w:gridCol w:w="2250"/>
+          </w:tblGrid>
+        </w:tblGridChange>
+      </w:tblGrid>
+      <w:tr>
+        <w:trPr>
+          <w:cantSplit w:val="0"/>
+          <w:tblHeader w:val="0"/>
+        </w:trPr>
+        <w:tc>
+          <w:tcPr>
+            <w:gridSpan w:val="3"/>
+            <w:shd w:fill="6aa84f" w:val="clear"/>
+          </w:tcPr>
+          <w:p>
+            <w:pPr>
+              <w:widowControl w:val="0"/>
+              <w:spacing w:line="240" w:lineRule="auto"/>
+              <w:rPr>
+                <w:b w:val="1"/>
+                <w:bCs w:val="1"/>
+                <w:u w:val="single"/>
+              </w:rPr>
+            </w:pPr>
+            <w:r>
+              <w:rPr>
+                <w:rtl w:val="0"/>
+              </w:rPr>
+            </w:r>
+          </w:p>
+          <w:p>
+            <w:pPr>
+              <w:widowControl w:val="0"/>
+              <w:spacing w:line="240" w:lineRule="auto"/>
+              <w:jc w:val="center"/>
+              <w:rPr>
+                <w:b w:val="1"/>
+                <w:bCs w:val="1"/>
+                <w:u w:val="single"/>
+              </w:rPr>
+            </w:pPr>
+            <w:r>
+              <w:rPr>
+                <w:b w:val="1"/>
+                <w:bCs w:val="1"/>
+                <w:u w:val="single"/>
+                <w:rtl w:val="0"/>
+              </w:rPr>
+              <w:t xml:space="preserve">2. Evaluate the Responses</w:t>
+            </w:r>
+          </w:p>
+          <w:p>
+            <w:pPr>
+              <w:widowControl w:val="0"/>
+              <w:spacing w:line="240" w:lineRule="auto"/>
+              <w:jc w:val="center"/>
+              <w:rPr>
+                <w:b w:val="1"/>
+                <w:bCs w:val="1"/>
+                <w:u w:val="single"/>
+              </w:rPr>
+            </w:pPr>
+            <w:r>
+              <w:rPr>
+                <w:rtl w:val="0"/>
+              </w:rPr>
+            </w:r>
+          </w:p>
+        </w:tc>
+      </w:tr>
+      <w:tr>
+        <w:trPr>
+          <w:cantSplit w:val="0"/>
+          <w:tblHeader w:val="0"/>
+        </w:trPr>
+        <w:tc>
+          <w:tcPr>
+            <w:gridSpan w:val="3"/>
+            <w:shd w:fill="fff2cc" w:val="clear"/>
+          </w:tcPr>
+          <w:p>
+            <w:pPr>
+              <w:widowControl w:val="0"/>
+              <w:spacing w:line="240" w:lineRule="auto"/>
+              <w:jc w:val="center"/>
+              <w:rPr>
+                <w:b w:val="1"/>
+                <w:bCs w:val="1"/>
+              </w:rPr>
+            </w:pPr>
+            <w:r>
+              <w:rPr>
+                <w:b w:val="1"/>
+                <w:bCs w:val="1"/>
+                <w:rtl w:val="0"/>
+              </w:rPr>
+              <w:t xml:space="preserve">RESPONSE A</w:t>
+            </w:r>
+          </w:p>
+        </w:tc>
+      </w:tr>
+      <w:tr>
+        <w:trPr>
+          <w:cantSplit w:val="0"/>
+          <w:tblHeader w:val="0"/>
+        </w:trPr>
+        <w:tc>
+          <w:tcPr>
+            <w:gridSpan w:val="3"/>
+          </w:tcPr>
+          <w:p>
+            <w:pPr>
+              <w:widowControl w:val="0"/>
+              <w:spacing w:after="240" w:before="240" w:line="240" w:lineRule="auto"/>
+              <w:rPr/>
+            </w:pPr>
+            <w:r>
+              <w:rPr>
+                <w:rtl w:val="0"/>
+              </w:rPr>
+              <w:t xml:space="preserve">OK. I found that </w:t>
+            </w:r>
+            <w:hyperlink r:id="rId22">
+              <w:r>
+                <w:rPr>
+                  <w:color w:val="1155cc"/>
+                  <w:u w:val="single"/>
+                  <w:rtl w:val="0"/>
+                </w:rPr>
+                <w:t xml:space="preserve">Pulp Fiction</w:t>
+              </w:r>
+            </w:hyperlink>
+            <w:r>
+              <w:rPr>
+                <w:rtl w:val="0"/>
+              </w:rPr>
+              <w:t xml:space="preserve"> is one of the top 250 movies on IMDb and is available on Prime Video</w:t>
+            </w:r>
+          </w:p>
+          <w:p>
+            <w:pPr>
+              <w:widowControl w:val="0"/>
+              <w:spacing w:after="240" w:before="240" w:line="240" w:lineRule="auto"/>
+              <w:rPr/>
+            </w:pPr>
+            <w:r>
+              <w:rPr>
+                <w:rtl w:val="0"/>
+              </w:rPr>
+              <w:t xml:space="preserve">.</w:t>
+            </w:r>
+            <w:r>
+              <w:rPr/>
+              <w:drawing>
+                <wp:inline distB="114300" distT="114300" distL="114300" distR="114300">
+                  <wp:extent cx="3843514" cy="3843514"/>
+                  <wp:effectExtent b="0" l="0" r="0" t="0"/>
+                  <wp:docPr id="14" name="image7.png"/>
+                  <a:graphic>
+                    <a:graphicData uri="http://schemas.openxmlformats.org/drawingml/2006/picture">
+                      <pic:pic>
+                        <pic:nvPicPr>
+                          <pic:cNvPr id="0" name="image7.png"/>
+                          <pic:cNvPicPr preferRelativeResize="0"/>
+                        </pic:nvPicPr>
+                        <pic:blipFill>
+                          <a:blip r:embed="rId23"/>
+                          <a:srcRect b="0" l="0" r="0" t="0"/>
+                          <a:stretch>
+                            <a:fillRect/>
+                          </a:stretch>
+                        </pic:blipFill>
+                        <pic:spPr>
+                          <a:xfrm>
+                            <a:off x="0" y="0"/>
+                            <a:ext cx="3843514" cy="3843514"/>
+                          </a:xfrm>
+                          <a:prstGeom prst="rect"/>
+                          <a:ln/>
+                        </pic:spPr>
+                      </pic:pic>
+                    </a:graphicData>
+                  </a:graphic>
+                </wp:inline>
+              </w:drawing>
+            </w:r>
+            <w:r>
+              <w:rPr>
+                <w:rtl w:val="0"/>
+              </w:rPr>
+            </w:r>
+          </w:p>
+        </w:tc>
+      </w:tr>
+      <w:tr>
+        <w:trPr>
+          <w:cantSplit w:val="0"/>
+          <w:trHeight w:val="420" w:hRule="atLeast"/>
+          <w:tblHeader w:val="0"/>
+        </w:trPr>
+        <w:tc>
+          <w:tcPr>
+            <w:gridSpan w:val="2"/>
+          </w:tcPr>
+          <w:p>
+            <w:pPr>
+              <w:widowControl w:val="0"/>
+              <w:spacing w:after="240" w:before="240" w:line="240" w:lineRule="auto"/>
+              <w:rPr/>
+            </w:pPr>
+            <w:r>
+              <w:rPr>
+                <w:rtl w:val="0"/>
+              </w:rPr>
+              <w:t xml:space="preserve">Does the response include a screenshot of the open tab?</w:t>
+            </w:r>
+          </w:p>
+        </w:tc>
+        <w:tc>
+          <w:tcPr/>
+          <w:p>
+            <w:pPr>
+              <w:widowControl w:val="0"/>
+              <w:spacing w:line="240" w:lineRule="auto"/>
+              <w:rPr/>
+            </w:pPr>
+            <w:r>
+              <w:rPr>
+                <w:rtl w:val="0"/>
+              </w:rPr>
+            </w:r>
+          </w:p>
+          <w:p>
+            <w:pPr>
+              <w:widowControl w:val="0"/>
+              <w:spacing w:line="240" w:lineRule="auto"/>
+              <w:rPr/>
+            </w:pPr>
+            <w:r>
+              <w:rPr>
+                <w:rtl w:val="0"/>
+              </w:rPr>
+              <w:t xml:space="preserve">Yes</w:t>
+            </w:r>
+          </w:p>
+        </w:tc>
+      </w:tr>
+      <w:tr>
+        <w:trPr>
+          <w:cantSplit w:val="0"/>
+          <w:trHeight w:val="420" w:hRule="atLeast"/>
+          <w:tblHeader w:val="0"/>
+        </w:trPr>
+        <w:tc>
+          <w:tcPr>
+            <w:gridSpan w:val="2"/>
+          </w:tcPr>
+          <w:p>
+            <w:pPr>
+              <w:widowControl w:val="0"/>
+              <w:spacing w:after="240" w:before="240" w:line="240" w:lineRule="auto"/>
+              <w:rPr/>
+            </w:pPr>
+            <w:r>
+              <w:rPr>
+                <w:rtl w:val="0"/>
+              </w:rPr>
+              <w:t xml:space="preserve">Look carefully at the screenshot. In the screenshot, did the agent encounter a CAPTCHA, security check, or anything else that suggests the website is blocking the agent?</w:t>
+            </w:r>
+          </w:p>
+        </w:tc>
+        <w:tc>
+          <w:tcPr/>
+          <w:p>
+            <w:pPr>
+              <w:widowControl w:val="0"/>
+              <w:spacing w:line="240" w:lineRule="auto"/>
+              <w:rPr/>
+            </w:pPr>
+            <w:r>
+              <w:rPr>
+                <w:rtl w:val="0"/>
+              </w:rPr>
+            </w:r>
+          </w:p>
+          <w:p>
+            <w:pPr>
+              <w:widowControl w:val="0"/>
+              <w:spacing w:line="240" w:lineRule="auto"/>
+              <w:rPr/>
+            </w:pPr>
+            <w:r>
+              <w:rPr>
+                <w:rtl w:val="0"/>
+              </w:rPr>
+              <w:t xml:space="preserve">No</w:t>
+            </w:r>
+          </w:p>
+        </w:tc>
+      </w:tr>
+      <w:tr>
+        <w:trPr>
+          <w:cantSplit w:val="0"/>
+          <w:trHeight w:val="420" w:hRule="atLeast"/>
+          <w:tblHeader w:val="0"/>
+        </w:trPr>
+        <w:tc>
+          <w:tcPr>
+            <w:gridSpan w:val="2"/>
+          </w:tcPr>
+          <w:p>
+            <w:pPr>
+              <w:widowControl w:val="0"/>
+              <w:spacing w:after="240" w:before="240" w:line="240" w:lineRule="auto"/>
+              <w:rPr/>
+            </w:pPr>
+            <w:r>
+              <w:rPr>
+                <w:rtl w:val="0"/>
+              </w:rPr>
+              <w:t xml:space="preserve">Does the task require access to the user's account, for example, checking e-mail, looking at the user’s calendar, or logging in to a website with the user’s account?</w:t>
+            </w:r>
+          </w:p>
+        </w:tc>
+        <w:tc>
+          <w:tcPr/>
+          <w:p>
+            <w:pPr>
+              <w:widowControl w:val="0"/>
+              <w:spacing w:line="240" w:lineRule="auto"/>
+              <w:rPr/>
+            </w:pPr>
+            <w:r>
+              <w:rPr>
+                <w:rtl w:val="0"/>
+              </w:rPr>
+            </w:r>
+          </w:p>
+          <w:p>
+            <w:pPr>
+              <w:widowControl w:val="0"/>
+              <w:spacing w:line="240" w:lineRule="auto"/>
+              <w:rPr/>
+            </w:pPr>
+            <w:r>
+              <w:rPr>
+                <w:rtl w:val="0"/>
+              </w:rPr>
+              <w:t xml:space="preserve">No</w:t>
+            </w:r>
+          </w:p>
+        </w:tc>
+      </w:tr>
+      <w:tr>
+        <w:trPr>
+          <w:cantSplit w:val="0"/>
+          <w:trHeight w:val="420" w:hRule="atLeast"/>
+          <w:tblHeader w:val="0"/>
+        </w:trPr>
+        <w:tc>
+          <w:tcPr>
+            <w:gridSpan w:val="2"/>
+          </w:tcPr>
+          <w:p>
+            <w:pPr>
+              <w:widowControl w:val="0"/>
+              <w:spacing w:after="240" w:before="240" w:line="240" w:lineRule="auto"/>
+              <w:rPr/>
+            </w:pPr>
+            <w:r>
+              <w:rPr>
+                <w:rtl w:val="0"/>
+              </w:rPr>
+              <w:t xml:space="preserve">Does the response include links?</w:t>
+            </w:r>
+          </w:p>
+        </w:tc>
+        <w:tc>
+          <w:tcPr/>
+          <w:p>
+            <w:pPr>
+              <w:widowControl w:val="0"/>
+              <w:spacing w:line="240" w:lineRule="auto"/>
+              <w:rPr/>
+            </w:pPr>
+            <w:r>
+              <w:rPr>
+                <w:rtl w:val="0"/>
+              </w:rPr>
+            </w:r>
+          </w:p>
+          <w:p>
+            <w:pPr>
+              <w:widowControl w:val="0"/>
+              <w:spacing w:line="240" w:lineRule="auto"/>
+              <w:rPr/>
+            </w:pPr>
+            <w:r>
+              <w:rPr>
+                <w:rtl w:val="0"/>
+              </w:rPr>
+              <w:t xml:space="preserve">Yes</w:t>
+            </w:r>
+          </w:p>
+        </w:tc>
+      </w:tr>
+      <w:tr>
+        <w:trPr>
+          <w:cantSplit w:val="0"/>
+          <w:trHeight w:val="420" w:hRule="atLeast"/>
+          <w:tblHeader w:val="0"/>
+        </w:trPr>
+        <w:tc>
+          <w:tcPr>
+            <w:gridSpan w:val="2"/>
+          </w:tcPr>
+          <w:p>
+            <w:pPr>
+              <w:widowControl w:val="0"/>
+              <w:spacing w:after="240" w:before="240" w:line="240" w:lineRule="auto"/>
+              <w:rPr/>
+            </w:pPr>
+            <w:r>
+              <w:rPr>
+                <w:rtl w:val="0"/>
+              </w:rPr>
+              <w:t xml:space="preserve">Click on all the links. Do the links work? Note that invalid links are often rewritten as Google searches for the broken URL.</w:t>
+            </w:r>
+          </w:p>
+        </w:tc>
+        <w:tc>
+          <w:tcPr/>
+          <w:p>
+            <w:pPr>
+              <w:widowControl w:val="0"/>
+              <w:spacing w:line="240" w:lineRule="auto"/>
+              <w:rPr/>
+            </w:pPr>
+            <w:r>
+              <w:rPr>
+                <w:rtl w:val="0"/>
+              </w:rPr>
+            </w:r>
+          </w:p>
+          <w:p>
+            <w:pPr>
+              <w:widowControl w:val="0"/>
+              <w:spacing w:line="240" w:lineRule="auto"/>
+              <w:rPr/>
+            </w:pPr>
+            <w:r>
+              <w:rPr>
+                <w:rtl w:val="0"/>
+              </w:rPr>
+              <w:t xml:space="preserve">All links are valid</w:t>
+            </w:r>
+          </w:p>
+        </w:tc>
+      </w:tr>
+      <w:tr>
+        <w:trPr>
+          <w:cantSplit w:val="0"/>
+          <w:trHeight w:val="420" w:hRule="atLeast"/>
+          <w:tblHeader w:val="0"/>
+        </w:trPr>
+        <w:tc>
+          <w:tcPr>
+            <w:gridSpan w:val="3"/>
+            <w:shd w:fill="fff2cc" w:val="clear"/>
+          </w:tcPr>
+          <w:p>
+            <w:pPr>
+              <w:widowControl w:val="0"/>
+              <w:spacing w:after="240" w:before="240" w:line="240" w:lineRule="auto"/>
+              <w:rPr>
+                <w:b w:val="1"/>
+                <w:bCs w:val="1"/>
+              </w:rPr>
+            </w:pPr>
+            <w:r>
+              <w:rPr>
+                <w:b w:val="1"/>
+                <w:bCs w:val="1"/>
+                <w:rtl w:val="0"/>
+              </w:rPr>
+              <w:t xml:space="preserve">TASK COMPLETION</w:t>
+            </w:r>
+          </w:p>
+        </w:tc>
+      </w:tr>
+      <w:tr>
+        <w:trPr>
+          <w:cantSplit w:val="0"/>
+          <w:trHeight w:val="420" w:hRule="atLeast"/>
+          <w:tblHeader w:val="0"/>
+        </w:trPr>
+        <w:tc>
+          <w:tcPr>
+            <w:gridSpan w:val="2"/>
+            <w:shd w:fill="fff2cc" w:val="clear"/>
+          </w:tcPr>
+          <w:p>
+            <w:pPr>
+              <w:widowControl w:val="0"/>
+              <w:spacing w:after="240" w:before="240" w:line="240" w:lineRule="auto"/>
+              <w:rPr/>
+            </w:pPr>
+            <w:r>
+              <w:rPr>
+                <w:rtl w:val="0"/>
+              </w:rPr>
+              <w:t xml:space="preserve">How well did the AI fulfill the user prompt?</w:t>
+            </w:r>
+          </w:p>
+          <w:p>
+            <w:pPr>
+              <w:widowControl w:val="0"/>
+              <w:spacing w:after="240" w:before="240" w:line="240" w:lineRule="auto"/>
+              <w:rPr/>
+            </w:pPr>
+            <w:r>
+              <w:rPr>
+                <w:rtl w:val="0"/>
+              </w:rPr>
+              <w:t xml:space="preserve">Base your answer on the constraints you defined in the previous question.</w:t>
+            </w:r>
+          </w:p>
+        </w:tc>
+        <w:tc>
+          <w:tcPr>
+            <w:shd w:fill="fff2cc" w:val="clear"/>
+          </w:tcPr>
+          <w:p>
+            <w:pPr>
+              <w:widowControl w:val="0"/>
+              <w:spacing w:line="240" w:lineRule="auto"/>
+              <w:rPr/>
+            </w:pPr>
+            <w:r>
+              <w:rPr>
+                <w:rtl w:val="0"/>
+              </w:rPr>
+            </w:r>
+          </w:p>
+          <w:p>
+            <w:pPr>
+              <w:widowControl w:val="0"/>
+              <w:spacing w:line="240" w:lineRule="auto"/>
+              <w:rPr/>
+            </w:pPr>
+            <w:r>
+              <w:rPr>
+                <w:rtl w:val="0"/>
+              </w:rPr>
+            </w:r>
+          </w:p>
+          <w:p>
+            <w:pPr>
+              <w:widowControl w:val="0"/>
+              <w:spacing w:line="240" w:lineRule="auto"/>
+              <w:rPr/>
+            </w:pPr>
+            <w:r>
+              <w:rPr>
+                <w:rtl w:val="0"/>
+              </w:rPr>
+              <w:t xml:space="preserve">Fully Complete</w:t>
+            </w:r>
+          </w:p>
+        </w:tc>
+      </w:tr>
+      <w:tr>
+        <w:trPr>
+          <w:cantSplit w:val="0"/>
+          <w:trHeight w:val="420" w:hRule="atLeast"/>
+          <w:tblHeader w:val="0"/>
+        </w:trPr>
+        <w:tc>
+          <w:tcPr>
+            <w:gridSpan w:val="3"/>
+            <w:shd w:fill="fff2cc" w:val="clear"/>
+          </w:tcPr>
+          <w:p>
+            <w:pPr>
+              <w:widowControl w:val="0"/>
+              <w:spacing w:after="240" w:before="240" w:line="240" w:lineRule="auto"/>
+              <w:rPr/>
+            </w:pPr>
+            <w:r>
+              <w:rPr>
+                <w:rtl w:val="0"/>
+              </w:rPr>
+              <w:t xml:space="preserve">Please provide a justification for this rating.</w:t>
+            </w:r>
+          </w:p>
+        </w:tc>
+      </w:tr>
+      <w:tr>
+        <w:trPr>
+          <w:cantSplit w:val="0"/>
+          <w:trHeight w:val="420" w:hRule="atLeast"/>
+          <w:tblHeader w:val="0"/>
+        </w:trPr>
+        <w:tc>
+          <w:tcPr>
+            <w:gridSpan w:val="3"/>
+            <w:shd w:fill="fff2cc" w:val="clear"/>
+          </w:tcPr>
+          <w:p>
+            <w:pPr>
+              <w:widowControl w:val="0"/>
+              <w:spacing w:after="240" w:before="240" w:line="240" w:lineRule="auto"/>
+              <w:rPr/>
+            </w:pPr>
+            <w:r>
+              <w:rPr>
+                <w:rtl w:val="0"/>
+              </w:rPr>
+              <w:t xml:space="preserve">The response addressed most parts of the prompt. It stated that the movie was found on the IMDb website. Also, it ensured that the movie it provided was part of the Top 250 list and is available on Prime Video. It included the movie's name and provided a direct link to the movie's IMDb page. It then provided a screenshot to show that the movie was indeed available on Prime Video. Also, the screenshot it provided showed the synopsis of the movie and its IMDb rating. </w:t>
+            </w:r>
+          </w:p>
+        </w:tc>
+      </w:tr>
+      <w:tr>
+        <w:trPr>
+          <w:cantSplit w:val="0"/>
+          <w:trHeight w:val="420" w:hRule="atLeast"/>
+          <w:tblHeader w:val="0"/>
+        </w:trPr>
+        <w:tc>
+          <w:tcPr>
+            <w:gridSpan w:val="3"/>
+            <w:shd w:fill="d9ead3" w:val="clear"/>
+          </w:tcPr>
+          <w:p>
+            <w:pPr>
+              <w:widowControl w:val="0"/>
+              <w:spacing w:after="240" w:before="240" w:line="240" w:lineRule="auto"/>
+              <w:rPr>
+                <w:b w:val="1"/>
+                <w:bCs w:val="1"/>
+              </w:rPr>
+            </w:pPr>
+            <w:r>
+              <w:rPr>
+                <w:b w:val="1"/>
+                <w:bCs w:val="1"/>
+                <w:rtl w:val="0"/>
+              </w:rPr>
+              <w:t xml:space="preserve">FACTUAL ACCURACY</w:t>
+            </w:r>
+          </w:p>
+        </w:tc>
+      </w:tr>
+      <w:tr>
+        <w:trPr>
+          <w:cantSplit w:val="0"/>
+          <w:trHeight w:val="420" w:hRule="atLeast"/>
+          <w:tblHeader w:val="0"/>
+        </w:trPr>
+        <w:tc>
+          <w:tcPr>
+            <w:gridSpan w:val="2"/>
+            <w:shd w:fill="d9ead3" w:val="clear"/>
+          </w:tcPr>
+          <w:p>
+            <w:pPr>
+              <w:widowControl w:val="0"/>
+              <w:spacing w:after="240" w:before="240" w:line="240" w:lineRule="auto"/>
+              <w:rPr/>
+            </w:pPr>
+            <w:r>
+              <w:rPr>
+                <w:rtl w:val="0"/>
+              </w:rPr>
+              <w:t xml:space="preserve">How factually accurate is the information?</w:t>
+            </w:r>
+          </w:p>
+        </w:tc>
+        <w:tc>
+          <w:tcPr>
+            <w:shd w:fill="d9ead3" w:val="clear"/>
+          </w:tcPr>
+          <w:p>
+            <w:pPr>
+              <w:widowControl w:val="0"/>
+              <w:spacing w:line="240" w:lineRule="auto"/>
+              <w:rPr/>
+            </w:pPr>
+            <w:r>
+              <w:rPr>
+                <w:rtl w:val="0"/>
+              </w:rPr>
+            </w:r>
+          </w:p>
+          <w:p>
+            <w:pPr>
+              <w:widowControl w:val="0"/>
+              <w:spacing w:line="240" w:lineRule="auto"/>
+              <w:rPr/>
+            </w:pPr>
+            <w:r>
+              <w:rPr>
+                <w:rtl w:val="0"/>
+              </w:rPr>
+              <w:t xml:space="preserve">Completely Accurate</w:t>
+            </w:r>
+          </w:p>
+        </w:tc>
+      </w:tr>
+      <w:tr>
+        <w:trPr>
+          <w:cantSplit w:val="0"/>
+          <w:trHeight w:val="420" w:hRule="atLeast"/>
+          <w:tblHeader w:val="0"/>
+        </w:trPr>
+        <w:tc>
+          <w:tcPr>
+            <w:gridSpan w:val="3"/>
+            <w:shd w:fill="d9ead3" w:val="clear"/>
+          </w:tcPr>
+          <w:p>
+            <w:pPr>
+              <w:widowControl w:val="0"/>
+              <w:spacing w:after="240" w:before="240" w:line="240" w:lineRule="auto"/>
+              <w:rPr/>
+            </w:pPr>
+            <w:r>
+              <w:rPr>
+                <w:rtl w:val="0"/>
+              </w:rPr>
+              <w:t xml:space="preserve">Please provide a justification for this rating.</w:t>
+            </w:r>
+          </w:p>
+        </w:tc>
+      </w:tr>
+      <w:tr>
+        <w:trPr>
+          <w:cantSplit w:val="0"/>
+          <w:trHeight w:val="420" w:hRule="atLeast"/>
+          <w:tblHeader w:val="0"/>
+        </w:trPr>
+        <w:tc>
+          <w:tcPr>
+            <w:gridSpan w:val="3"/>
+            <w:shd w:fill="d9ead3" w:val="clear"/>
+          </w:tcPr>
+          <w:p>
+            <w:pPr>
+              <w:keepLines w:val="1"/>
+              <w:widowControl w:val="0"/>
+              <w:spacing w:after="40" w:before="40" w:line="240" w:lineRule="auto"/>
+              <w:rPr>
+                <w:b w:val="1"/>
+                <w:bCs w:val="1"/>
+                <w:sz w:val="20"/>
+                <w:szCs w:val="20"/>
+              </w:rPr>
+            </w:pPr>
+            <w:r>
+              <w:rPr>
+                <w:b w:val="1"/>
+                <w:bCs w:val="1"/>
+                <w:sz w:val="20"/>
+                <w:szCs w:val="20"/>
+                <w:rtl w:val="0"/>
+              </w:rPr>
+              <w:t xml:space="preserve">Claim 1: Pulp Fiction is one of the top 250 movies on IMDb</w:t>
+            </w:r>
+          </w:p>
+          <w:p>
+            <w:pPr>
+              <w:keepLines w:val="1"/>
+              <w:widowControl w:val="0"/>
+              <w:spacing w:after="40" w:before="40" w:line="240" w:lineRule="auto"/>
+              <w:rPr>
+                <w:sz w:val="20"/>
+                <w:szCs w:val="20"/>
+              </w:rPr>
+            </w:pPr>
+            <w:r>
+              <w:rPr>
+                <w:sz w:val="20"/>
+                <w:szCs w:val="20"/>
+                <w:rtl w:val="0"/>
+              </w:rPr>
+              <w:t xml:space="preserve">Objective - Accurate</w:t>
+            </w:r>
+          </w:p>
+          <w:p>
+            <w:pPr>
+              <w:keepLines w:val="1"/>
+              <w:widowControl w:val="0"/>
+              <w:spacing w:after="40" w:before="40" w:line="240" w:lineRule="auto"/>
+              <w:rPr>
+                <w:sz w:val="20"/>
+                <w:szCs w:val="20"/>
+              </w:rPr>
+            </w:pPr>
+            <w:r>
+              <w:rPr>
+                <w:sz w:val="20"/>
+                <w:szCs w:val="20"/>
+                <w:rtl w:val="0"/>
+              </w:rPr>
+              <w:t xml:space="preserve">Justification: Pulp Fiction, directed by Quentin Tarantino, is actually a part of the IMDb Top 250 list</w:t>
+            </w:r>
+          </w:p>
+          <w:p>
+            <w:pPr>
+              <w:keepLines w:val="1"/>
+              <w:widowControl w:val="0"/>
+              <w:spacing w:after="40" w:before="40" w:line="240" w:lineRule="auto"/>
+              <w:rPr>
+                <w:sz w:val="20"/>
+                <w:szCs w:val="20"/>
+              </w:rPr>
+            </w:pPr>
+            <w:r>
+              <w:rPr>
+                <w:sz w:val="20"/>
+                <w:szCs w:val="20"/>
+                <w:rtl w:val="0"/>
+              </w:rPr>
+              <w:t xml:space="preserve">Source 1: https://www.imdb.com/chart/top/</w:t>
+            </w:r>
+          </w:p>
+          <w:p>
+            <w:pPr>
+              <w:keepLines w:val="1"/>
+              <w:widowControl w:val="0"/>
+              <w:spacing w:after="40" w:before="40" w:line="240" w:lineRule="auto"/>
+              <w:rPr>
+                <w:sz w:val="20"/>
+                <w:szCs w:val="20"/>
+              </w:rPr>
+            </w:pPr>
+            <w:r>
+              <w:rPr>
+                <w:rtl w:val="0"/>
+              </w:rPr>
+            </w:r>
+          </w:p>
+          <w:p>
+            <w:pPr>
+              <w:keepLines w:val="1"/>
+              <w:widowControl w:val="0"/>
+              <w:spacing w:after="40" w:before="40" w:line="240" w:lineRule="auto"/>
+              <w:rPr>
+                <w:b w:val="1"/>
+                <w:bCs w:val="1"/>
+                <w:sz w:val="20"/>
+                <w:szCs w:val="20"/>
+              </w:rPr>
+            </w:pPr>
+            <w:r>
+              <w:rPr>
+                <w:b w:val="1"/>
+                <w:bCs w:val="1"/>
+                <w:sz w:val="20"/>
+                <w:szCs w:val="20"/>
+                <w:rtl w:val="0"/>
+              </w:rPr>
+              <w:t xml:space="preserve">Claim 2: Pulp Fiction is available on Prime Video</w:t>
+            </w:r>
+          </w:p>
+          <w:p>
+            <w:pPr>
+              <w:keepLines w:val="1"/>
+              <w:widowControl w:val="0"/>
+              <w:spacing w:after="40" w:before="40" w:line="240" w:lineRule="auto"/>
+              <w:rPr>
+                <w:sz w:val="20"/>
+                <w:szCs w:val="20"/>
+              </w:rPr>
+            </w:pPr>
+            <w:r>
+              <w:rPr>
+                <w:sz w:val="20"/>
+                <w:szCs w:val="20"/>
+                <w:rtl w:val="0"/>
+              </w:rPr>
+              <w:t xml:space="preserve">Objective - Accurate</w:t>
+            </w:r>
+          </w:p>
+          <w:p>
+            <w:pPr>
+              <w:keepLines w:val="1"/>
+              <w:widowControl w:val="0"/>
+              <w:spacing w:after="40" w:before="40" w:line="240" w:lineRule="auto"/>
+              <w:rPr>
+                <w:sz w:val="20"/>
+                <w:szCs w:val="20"/>
+              </w:rPr>
+            </w:pPr>
+            <w:r>
+              <w:rPr>
+                <w:sz w:val="20"/>
+                <w:szCs w:val="20"/>
+                <w:rtl w:val="0"/>
+              </w:rPr>
+              <w:t xml:space="preserve">Justification: Pulp Fiction is available to rent on Prime Video</w:t>
+            </w:r>
+          </w:p>
+          <w:p>
+            <w:pPr>
+              <w:keepLines w:val="1"/>
+              <w:widowControl w:val="0"/>
+              <w:spacing w:after="40" w:before="40" w:line="240" w:lineRule="auto"/>
+              <w:rPr>
+                <w:sz w:val="20"/>
+                <w:szCs w:val="20"/>
+              </w:rPr>
+            </w:pPr>
+            <w:r>
+              <w:rPr>
+                <w:sz w:val="20"/>
+                <w:szCs w:val="20"/>
+                <w:rtl w:val="0"/>
+              </w:rPr>
+              <w:t xml:space="preserve">Source 1: https://www.amazon.com/Pulp-Fiction-Quentin-Tarantino/dp/B0DHJ4K8RV</w:t>
+            </w:r>
+          </w:p>
+          <w:p>
+            <w:pPr>
+              <w:keepLines w:val="1"/>
+              <w:widowControl w:val="0"/>
+              <w:spacing w:after="40" w:before="40" w:line="240" w:lineRule="auto"/>
+              <w:rPr>
+                <w:sz w:val="20"/>
+                <w:szCs w:val="20"/>
+              </w:rPr>
+            </w:pPr>
+            <w:r>
+              <w:rPr>
+                <w:sz w:val="20"/>
+                <w:szCs w:val="20"/>
+                <w:rtl w:val="0"/>
+              </w:rPr>
+              <w:t xml:space="preserve">Source 2: https://www.primevideo.com/detail/Pulp-Fiction/0Q8POZUAP0SAAF4W4G5Y5OQGQS</w:t>
+            </w:r>
+          </w:p>
+          <w:p>
+            <w:pPr>
+              <w:keepLines w:val="1"/>
+              <w:widowControl w:val="0"/>
+              <w:spacing w:after="40" w:before="40" w:line="240" w:lineRule="auto"/>
+              <w:rPr>
+                <w:sz w:val="20"/>
+                <w:szCs w:val="20"/>
+              </w:rPr>
+            </w:pPr>
+            <w:r>
+              <w:rPr>
+                <w:rtl w:val="0"/>
+              </w:rPr>
+            </w:r>
+          </w:p>
+          <w:p>
+            <w:pPr>
+              <w:keepLines w:val="1"/>
+              <w:widowControl w:val="0"/>
+              <w:spacing w:after="40" w:before="40" w:line="240" w:lineRule="auto"/>
+              <w:rPr>
+                <w:b w:val="1"/>
+                <w:bCs w:val="1"/>
+                <w:sz w:val="20"/>
+                <w:szCs w:val="20"/>
+              </w:rPr>
+            </w:pPr>
+            <w:r>
+              <w:rPr>
+                <w:b w:val="1"/>
+                <w:bCs w:val="1"/>
+                <w:sz w:val="20"/>
+                <w:szCs w:val="20"/>
+                <w:rtl w:val="0"/>
+              </w:rPr>
+              <w:t xml:space="preserve">Claim 3: The link provided (https://www.imdb.com/title/tt0110912/) leads to the IMDb page of Pulp Fiction</w:t>
+            </w:r>
+          </w:p>
+          <w:p>
+            <w:pPr>
+              <w:keepLines w:val="1"/>
+              <w:widowControl w:val="0"/>
+              <w:spacing w:after="40" w:before="40" w:line="240" w:lineRule="auto"/>
+              <w:rPr>
+                <w:sz w:val="20"/>
+                <w:szCs w:val="20"/>
+              </w:rPr>
+            </w:pPr>
+            <w:r>
+              <w:rPr>
+                <w:sz w:val="20"/>
+                <w:szCs w:val="20"/>
+                <w:rtl w:val="0"/>
+              </w:rPr>
+              <w:t xml:space="preserve">Objective - Accurate</w:t>
+            </w:r>
+          </w:p>
+          <w:p>
+            <w:pPr>
+              <w:keepLines w:val="1"/>
+              <w:widowControl w:val="0"/>
+              <w:spacing w:after="40" w:before="40" w:line="240" w:lineRule="auto"/>
+              <w:rPr>
+                <w:sz w:val="20"/>
+                <w:szCs w:val="20"/>
+              </w:rPr>
+            </w:pPr>
+            <w:r>
+              <w:rPr>
+                <w:sz w:val="20"/>
+                <w:szCs w:val="20"/>
+                <w:rtl w:val="0"/>
+              </w:rPr>
+              <w:t xml:space="preserve">Justification: The link the response provided to the IMDb page of Pulp Fiction is factually accurate, and clicking on it will verify this.</w:t>
+            </w:r>
+          </w:p>
+          <w:p>
+            <w:pPr>
+              <w:keepLines w:val="1"/>
+              <w:widowControl w:val="0"/>
+              <w:spacing w:after="40" w:before="40" w:line="240" w:lineRule="auto"/>
+              <w:rPr>
+                <w:sz w:val="20"/>
+                <w:szCs w:val="20"/>
+              </w:rPr>
+            </w:pPr>
+            <w:r>
+              <w:rPr>
+                <w:sz w:val="20"/>
+                <w:szCs w:val="20"/>
+                <w:rtl w:val="0"/>
+              </w:rPr>
+              <w:t xml:space="preserve">Source 1: https://www.imdb.com/title/tt0110912/</w:t>
+            </w:r>
+          </w:p>
+          <w:p>
+            <w:pPr>
+              <w:keepLines w:val="1"/>
+              <w:widowControl w:val="0"/>
+              <w:spacing w:after="40" w:before="40" w:line="240" w:lineRule="auto"/>
+              <w:rPr>
+                <w:sz w:val="20"/>
+                <w:szCs w:val="20"/>
+              </w:rPr>
+            </w:pPr>
+            <w:r>
+              <w:rPr>
+                <w:rtl w:val="0"/>
+              </w:rPr>
+            </w:r>
+          </w:p>
+          <w:p>
+            <w:pPr>
+              <w:keepLines w:val="1"/>
+              <w:widowControl w:val="0"/>
+              <w:spacing w:after="40" w:before="40" w:line="240" w:lineRule="auto"/>
+              <w:rPr>
+                <w:sz w:val="20"/>
+                <w:szCs w:val="20"/>
+              </w:rPr>
+            </w:pPr>
+            <w:r>
+              <w:rPr>
+                <w:sz w:val="20"/>
+                <w:szCs w:val="20"/>
+                <w:rtl w:val="0"/>
+              </w:rPr>
+              <w:t xml:space="preserve">The response contains 3 claim(s):</w:t>
+            </w:r>
+          </w:p>
+          <w:p>
+            <w:pPr>
+              <w:keepLines w:val="1"/>
+              <w:widowControl w:val="0"/>
+              <w:spacing w:after="40" w:before="40" w:line="240" w:lineRule="auto"/>
+              <w:rPr>
+                <w:sz w:val="20"/>
+                <w:szCs w:val="20"/>
+              </w:rPr>
+            </w:pPr>
+            <w:r>
+              <w:rPr>
+                <w:sz w:val="20"/>
+                <w:szCs w:val="20"/>
+                <w:rtl w:val="0"/>
+              </w:rPr>
+              <w:t xml:space="preserve">- 0 Inaccurate</w:t>
+            </w:r>
+          </w:p>
+          <w:p>
+            <w:pPr>
+              <w:keepLines w:val="1"/>
+              <w:widowControl w:val="0"/>
+              <w:spacing w:after="40" w:before="40" w:line="240" w:lineRule="auto"/>
+              <w:rPr>
+                <w:sz w:val="20"/>
+                <w:szCs w:val="20"/>
+              </w:rPr>
+            </w:pPr>
+            <w:r>
+              <w:rPr>
+                <w:sz w:val="20"/>
+                <w:szCs w:val="20"/>
+                <w:rtl w:val="0"/>
+              </w:rPr>
+              <w:t xml:space="preserve">- 0 Unsupported</w:t>
+            </w:r>
+          </w:p>
+          <w:p>
+            <w:pPr>
+              <w:keepLines w:val="1"/>
+              <w:widowControl w:val="0"/>
+              <w:spacing w:after="40" w:before="40" w:line="240" w:lineRule="auto"/>
+              <w:rPr>
+                <w:sz w:val="20"/>
+                <w:szCs w:val="20"/>
+              </w:rPr>
+            </w:pPr>
+            <w:r>
+              <w:rPr>
+                <w:sz w:val="20"/>
+                <w:szCs w:val="20"/>
+                <w:rtl w:val="0"/>
+              </w:rPr>
+              <w:t xml:space="preserve">- 0 Disputed</w:t>
+            </w:r>
+          </w:p>
+          <w:p>
+            <w:pPr>
+              <w:keepLines w:val="1"/>
+              <w:widowControl w:val="0"/>
+              <w:spacing w:after="40" w:before="40" w:line="240" w:lineRule="auto"/>
+              <w:rPr>
+                <w:sz w:val="20"/>
+                <w:szCs w:val="20"/>
+              </w:rPr>
+            </w:pPr>
+            <w:r>
+              <w:rPr>
+                <w:sz w:val="20"/>
+                <w:szCs w:val="20"/>
+                <w:rtl w:val="0"/>
+              </w:rPr>
+              <w:t xml:space="preserve">- 3 Accurate</w:t>
+            </w:r>
+          </w:p>
+          <w:p>
+            <w:pPr>
+              <w:keepLines w:val="1"/>
+              <w:widowControl w:val="0"/>
+              <w:spacing w:after="40" w:before="40" w:line="240" w:lineRule="auto"/>
+              <w:rPr>
+                <w:sz w:val="20"/>
+                <w:szCs w:val="20"/>
+              </w:rPr>
+            </w:pPr>
+            <w:r>
+              <w:rPr>
+                <w:sz w:val="20"/>
+                <w:szCs w:val="20"/>
+                <w:rtl w:val="0"/>
+              </w:rPr>
+              <w:t xml:space="preserve">- 0 Can't confidently assess</w:t>
+            </w:r>
+          </w:p>
+        </w:tc>
+      </w:tr>
+      <w:tr>
+        <w:trPr>
+          <w:cantSplit w:val="0"/>
+          <w:trHeight w:val="420" w:hRule="atLeast"/>
+          <w:tblHeader w:val="0"/>
+        </w:trPr>
+        <w:tc>
+          <w:tcPr>
+            <w:gridSpan w:val="3"/>
+            <w:shd w:fill="fff2cc" w:val="clear"/>
+          </w:tcPr>
+          <w:p>
+            <w:pPr>
+              <w:keepLines w:val="1"/>
+              <w:widowControl w:val="0"/>
+              <w:spacing w:after="40" w:before="40" w:line="240" w:lineRule="auto"/>
+              <w:rPr>
+                <w:b w:val="1"/>
+                <w:bCs w:val="1"/>
+              </w:rPr>
+            </w:pPr>
+            <w:r>
+              <w:rPr>
+                <w:b w:val="1"/>
+                <w:bCs w:val="1"/>
+                <w:rtl w:val="0"/>
+              </w:rPr>
+              <w:t xml:space="preserve">AI PERFORMANCE</w:t>
+            </w:r>
+          </w:p>
+        </w:tc>
+      </w:tr>
+      <w:tr>
+        <w:trPr>
+          <w:cantSplit w:val="0"/>
+          <w:trHeight w:val="420" w:hRule="atLeast"/>
+          <w:tblHeader w:val="0"/>
+        </w:trPr>
+        <w:tc>
+          <w:tcPr>
+            <w:gridSpan w:val="2"/>
+            <w:shd w:fill="fff2cc" w:val="clear"/>
+          </w:tcPr>
+          <w:p>
+            <w:pPr>
+              <w:keepLines w:val="1"/>
+              <w:widowControl w:val="0"/>
+              <w:spacing w:after="40" w:before="40" w:line="240" w:lineRule="auto"/>
+              <w:rPr/>
+            </w:pPr>
+            <w:r>
+              <w:rPr>
+                <w:rtl w:val="0"/>
+              </w:rPr>
+              <w:t xml:space="preserve">How would you rate the quality of the AI's performance?</w:t>
+            </w:r>
+          </w:p>
+        </w:tc>
+        <w:tc>
+          <w:tcPr>
+            <w:shd w:fill="fff2cc" w:val="clear"/>
+          </w:tcPr>
+          <w:p>
+            <w:pPr>
+              <w:widowControl w:val="0"/>
+              <w:spacing w:line="240" w:lineRule="auto"/>
+              <w:rPr>
+                <w:sz w:val="24"/>
+                <w:szCs w:val="24"/>
+              </w:rPr>
+            </w:pPr>
+            <w:r>
+              <w:rPr>
+                <w:sz w:val="24"/>
+                <w:szCs w:val="24"/>
+                <w:rtl w:val="0"/>
+              </w:rPr>
+              <w:t xml:space="preserve">Excellent (expert and optimal)</w:t>
+            </w:r>
+          </w:p>
+        </w:tc>
+      </w:tr>
+      <w:tr>
+        <w:trPr>
+          <w:cantSplit w:val="0"/>
+          <w:trHeight w:val="420" w:hRule="atLeast"/>
+          <w:tblHeader w:val="0"/>
+        </w:trPr>
+        <w:tc>
+          <w:tcPr>
+            <w:gridSpan w:val="3"/>
+            <w:shd w:fill="fff2cc" w:val="clear"/>
+          </w:tcPr>
+          <w:p>
+            <w:pPr>
+              <w:keepLines w:val="1"/>
+              <w:widowControl w:val="0"/>
+              <w:spacing w:after="40" w:before="40" w:line="240" w:lineRule="auto"/>
+              <w:rPr/>
+            </w:pPr>
+            <w:r>
+              <w:rPr>
+                <w:rtl w:val="0"/>
+              </w:rPr>
+              <w:t xml:space="preserve">Please provide a justification for this rating.</w:t>
+            </w:r>
+          </w:p>
+        </w:tc>
+      </w:tr>
+      <w:tr>
+        <w:trPr>
+          <w:cantSplit w:val="0"/>
+          <w:trHeight w:val="420" w:hRule="atLeast"/>
+          <w:tblHeader w:val="0"/>
+        </w:trPr>
+        <w:tc>
+          <w:tcPr>
+            <w:gridSpan w:val="3"/>
+            <w:shd w:fill="fff2cc" w:val="clear"/>
+          </w:tcPr>
+          <w:p>
+            <w:pPr>
+              <w:keepLines w:val="1"/>
+              <w:widowControl w:val="0"/>
+              <w:spacing w:after="40" w:before="40" w:line="240" w:lineRule="auto"/>
+              <w:rPr>
+                <w:sz w:val="20"/>
+                <w:szCs w:val="20"/>
+              </w:rPr>
+            </w:pPr>
+            <w:r>
+              <w:rPr>
+                <w:sz w:val="20"/>
+                <w:szCs w:val="20"/>
+                <w:rtl w:val="0"/>
+              </w:rPr>
+              <w:t xml:space="preserve">The AI performance of the response was top-drawer. It navigated successfully to the IMDb page of Pulp Fiction and verified that it was indeed available to watch on Prime Video. Also, it was very efficient, in that it answered the user's prompt well. Furthermore, its final output was well-formatted, with a screenshot showing that what it claimed was correct.</w:t>
+            </w:r>
+          </w:p>
+        </w:tc>
+      </w:tr>
+    </w:tbl>
+    <w:p>
+      <w:pPr>
+        <w:rPr/>
+      </w:pPr>
+      <w:r>
+        <w:rPr>
+          <w:rtl w:val="0"/>
+        </w:rPr>
+      </w:r>
+    </w:p>
+    <w:p>
+      <w:pPr>
+        <w:rPr/>
+      </w:pPr>
+      <w:r>
+        <w:rPr>
+          <w:rtl w:val="0"/>
+        </w:rPr>
+      </w:r>
+    </w:p>
+    <w:tbl>
+      <w:tblPr>
+        <w:tblStyle w:val="Table4"/>
+        <w:tblW w:w="9360.0" w:type="dxa"/>
+        <w:jc w:val="left"/>
+        <w:tblBorders>
+          <w:top w:color="000000" w:space="0" w:sz="8" w:val="single"/>
+          <w:left w:color="000000" w:space="0" w:sz="8" w:val="single"/>
+          <w:bottom w:color="000000" w:space="0" w:sz="8" w:val="single"/>
+          <w:right w:color="000000" w:space="0" w:sz="8" w:val="single"/>
+          <w:insideH w:color="000000" w:space="0" w:sz="8" w:val="single"/>
+          <w:insideV w:color="000000" w:space="0" w:sz="8" w:val="single"/>
+        </w:tblBorders>
+        <w:tblLayout w:type="fixed"/>
+        <w:tblLook w:val="0600"/>
+      </w:tblPr>
+      <w:tblGrid>
+        <w:gridCol w:w="3120"/>
+        <w:gridCol w:w="3990"/>
+        <w:gridCol w:w="2250"/>
+        <w:tblGridChange w:id="0">
+          <w:tblGrid>
+            <w:gridCol w:w="3120"/>
+            <w:gridCol w:w="3990"/>
+            <w:gridCol w:w="2250"/>
+          </w:tblGrid>
+        </w:tblGridChange>
+      </w:tblGrid>
+      <w:tr>
+        <w:trPr>
+          <w:cantSplit w:val="0"/>
+          <w:tblHeader w:val="0"/>
+        </w:trPr>
+        <w:tc>
+          <w:tcPr>
+            <w:gridSpan w:val="3"/>
+            <w:shd w:fill="ead1dc" w:val="clear"/>
+          </w:tcPr>
+          <w:p>
+            <w:pPr>
+              <w:widowControl w:val="0"/>
+              <w:spacing w:line="240" w:lineRule="auto"/>
+              <w:jc w:val="center"/>
+              <w:rPr>
+                <w:b w:val="1"/>
+                <w:bCs w:val="1"/>
+              </w:rPr>
+            </w:pPr>
+            <w:r>
+              <w:rPr>
+                <w:b w:val="1"/>
+                <w:bCs w:val="1"/>
+                <w:rtl w:val="0"/>
+              </w:rPr>
+              <w:t xml:space="preserve">RESPONSE B</w:t>
+            </w:r>
+          </w:p>
+        </w:tc>
+      </w:tr>
+      <w:tr>
+        <w:trPr>
+          <w:cantSplit w:val="0"/>
+          <w:tblHeader w:val="0"/>
+        </w:trPr>
+        <w:tc>
+          <w:tcPr>
+            <w:gridSpan w:val="3"/>
+          </w:tcPr>
+          <w:p>
+            <w:pPr>
+              <w:widowControl w:val="0"/>
+              <w:spacing w:after="240" w:before="240" w:line="240" w:lineRule="auto"/>
+              <w:rPr/>
+            </w:pPr>
+            <w:r>
+              <w:rPr>
+                <w:rtl w:val="0"/>
+              </w:rPr>
+              <w:t xml:space="preserve">One movie from the IMDb Top 250 list that is available on Prime Video (for rent or purchase) is </w:t>
+            </w:r>
+            <w:hyperlink r:id="rId24">
+              <w:r>
+                <w:rPr>
+                  <w:color w:val="1155cc"/>
+                  <w:u w:val="single"/>
+                  <w:rtl w:val="0"/>
+                </w:rPr>
+                <w:t xml:space="preserve">The Shawshank Redemption</w:t>
+              </w:r>
+            </w:hyperlink>
+            <w:r>
+              <w:rPr>
+                <w:rtl w:val="0"/>
+              </w:rPr>
+              <w:t xml:space="preserve">.</w:t>
+            </w:r>
+          </w:p>
+          <w:p>
+            <w:pPr>
+              <w:widowControl w:val="0"/>
+              <w:spacing w:after="240" w:before="240" w:line="240" w:lineRule="auto"/>
+              <w:rPr/>
+            </w:pPr>
+            <w:r>
+              <w:rPr/>
+              <w:drawing>
+                <wp:inline distB="114300" distT="114300" distL="114300" distR="114300">
+                  <wp:extent cx="3445061" cy="2090738"/>
+                  <wp:effectExtent b="0" l="0" r="0" t="0"/>
+                  <wp:docPr id="3" name="image6.png"/>
+                  <a:graphic>
+                    <a:graphicData uri="http://schemas.openxmlformats.org/drawingml/2006/picture">
+                      <pic:pic>
+                        <pic:nvPicPr>
+                          <pic:cNvPr id="0" name="image6.png"/>
+                          <pic:cNvPicPr preferRelativeResize="0"/>
+                        </pic:nvPicPr>
+                        <pic:blipFill>
+                          <a:blip r:embed="rId25"/>
+                          <a:srcRect b="0" l="0" r="0" t="0"/>
+                          <a:stretch>
+                            <a:fillRect/>
+                          </a:stretch>
+                        </pic:blipFill>
+                        <pic:spPr>
+                          <a:xfrm>
+                            <a:off x="0" y="0"/>
+                            <a:ext cx="3445061" cy="2090738"/>
+                          </a:xfrm>
+                          <a:prstGeom prst="rect"/>
+                          <a:ln/>
+                        </pic:spPr>
+                      </pic:pic>
+                    </a:graphicData>
+                  </a:graphic>
+                </wp:inline>
+              </w:drawing>
+            </w:r>
+            <w:r>
+              <w:rPr>
+                <w:rtl w:val="0"/>
+              </w:rPr>
+            </w:r>
+          </w:p>
+        </w:tc>
+      </w:tr>
+      <w:tr>
+        <w:trPr>
+          <w:cantSplit w:val="0"/>
+          <w:trHeight w:val="420" w:hRule="atLeast"/>
+          <w:tblHeader w:val="0"/>
+        </w:trPr>
+        <w:tc>
+          <w:tcPr>
+            <w:gridSpan w:val="2"/>
+          </w:tcPr>
+          <w:p>
+            <w:pPr>
+              <w:widowControl w:val="0"/>
+              <w:spacing w:after="240" w:before="240" w:line="240" w:lineRule="auto"/>
+              <w:rPr/>
+            </w:pPr>
+            <w:r>
+              <w:rPr>
+                <w:rtl w:val="0"/>
+              </w:rPr>
+              <w:t xml:space="preserve">Does the response include a screenshot of the open tab?</w:t>
+            </w:r>
+          </w:p>
+        </w:tc>
+        <w:tc>
+          <w:tcPr/>
+          <w:p>
+            <w:pPr>
+              <w:widowControl w:val="0"/>
+              <w:spacing w:line="240" w:lineRule="auto"/>
+              <w:rPr/>
+            </w:pPr>
+            <w:r>
+              <w:rPr>
+                <w:rtl w:val="0"/>
+              </w:rPr>
+            </w:r>
+          </w:p>
+          <w:p>
+            <w:pPr>
+              <w:widowControl w:val="0"/>
+              <w:spacing w:line="240" w:lineRule="auto"/>
+              <w:rPr/>
+            </w:pPr>
+            <w:r>
+              <w:rPr>
+                <w:rtl w:val="0"/>
+              </w:rPr>
+              <w:t xml:space="preserve">Yes</w:t>
+            </w:r>
+          </w:p>
+        </w:tc>
+      </w:tr>
+      <w:tr>
+        <w:trPr>
+          <w:cantSplit w:val="0"/>
+          <w:trHeight w:val="420" w:hRule="atLeast"/>
+          <w:tblHeader w:val="0"/>
+        </w:trPr>
+        <w:tc>
+          <w:tcPr>
+            <w:gridSpan w:val="2"/>
+          </w:tcPr>
+          <w:p>
+            <w:pPr>
+              <w:widowControl w:val="0"/>
+              <w:spacing w:after="240" w:before="240" w:line="240" w:lineRule="auto"/>
+              <w:rPr/>
+            </w:pPr>
+            <w:r>
+              <w:rPr>
+                <w:rtl w:val="0"/>
+              </w:rPr>
+              <w:t xml:space="preserve">Look carefully at the screenshot. In the screenshot, did the agent encounter a CAPTCHA, security check, or anything else that suggests the website is blocking the agent?</w:t>
+            </w:r>
+          </w:p>
+        </w:tc>
+        <w:tc>
+          <w:tcPr/>
+          <w:p>
+            <w:pPr>
+              <w:widowControl w:val="0"/>
+              <w:spacing w:line="240" w:lineRule="auto"/>
+              <w:rPr/>
+            </w:pPr>
+            <w:r>
+              <w:rPr>
+                <w:rtl w:val="0"/>
+              </w:rPr>
+            </w:r>
+          </w:p>
+          <w:p>
+            <w:pPr>
+              <w:widowControl w:val="0"/>
+              <w:spacing w:line="240" w:lineRule="auto"/>
+              <w:rPr/>
+            </w:pPr>
+            <w:r>
+              <w:rPr>
+                <w:rtl w:val="0"/>
+              </w:rPr>
+              <w:t xml:space="preserve">No</w:t>
+            </w:r>
+          </w:p>
+        </w:tc>
+      </w:tr>
+      <w:tr>
+        <w:trPr>
+          <w:cantSplit w:val="0"/>
+          <w:trHeight w:val="420" w:hRule="atLeast"/>
+          <w:tblHeader w:val="0"/>
+        </w:trPr>
+        <w:tc>
+          <w:tcPr>
+            <w:gridSpan w:val="2"/>
+          </w:tcPr>
+          <w:p>
+            <w:pPr>
+              <w:widowControl w:val="0"/>
+              <w:spacing w:after="240" w:before="240" w:line="240" w:lineRule="auto"/>
+              <w:rPr/>
+            </w:pPr>
+            <w:r>
+              <w:rPr>
+                <w:rtl w:val="0"/>
+              </w:rPr>
+              <w:t xml:space="preserve">Does the task require access to the user's account, for example, checking e-mail, looking at the user’s calendar, or logging in to a website with the user’s account?</w:t>
+            </w:r>
+          </w:p>
+        </w:tc>
+        <w:tc>
+          <w:tcPr/>
+          <w:p>
+            <w:pPr>
+              <w:widowControl w:val="0"/>
+              <w:spacing w:line="240" w:lineRule="auto"/>
+              <w:rPr/>
+            </w:pPr>
+            <w:r>
+              <w:rPr>
+                <w:rtl w:val="0"/>
+              </w:rPr>
+            </w:r>
+          </w:p>
+          <w:p>
+            <w:pPr>
+              <w:widowControl w:val="0"/>
+              <w:spacing w:line="240" w:lineRule="auto"/>
+              <w:rPr/>
+            </w:pPr>
+            <w:r>
+              <w:rPr>
+                <w:rtl w:val="0"/>
+              </w:rPr>
+              <w:t xml:space="preserve">No</w:t>
+            </w:r>
+          </w:p>
+        </w:tc>
+      </w:tr>
+      <w:tr>
+        <w:trPr>
+          <w:cantSplit w:val="0"/>
+          <w:trHeight w:val="420" w:hRule="atLeast"/>
+          <w:tblHeader w:val="0"/>
+        </w:trPr>
+        <w:tc>
+          <w:tcPr>
+            <w:gridSpan w:val="2"/>
+          </w:tcPr>
+          <w:p>
+            <w:pPr>
+              <w:widowControl w:val="0"/>
+              <w:spacing w:after="240" w:before="240" w:line="240" w:lineRule="auto"/>
+              <w:rPr/>
+            </w:pPr>
+            <w:r>
+              <w:rPr>
+                <w:rtl w:val="0"/>
+              </w:rPr>
+              <w:t xml:space="preserve">Does the response include links?</w:t>
+            </w:r>
+          </w:p>
+        </w:tc>
+        <w:tc>
+          <w:tcPr/>
+          <w:p>
+            <w:pPr>
+              <w:widowControl w:val="0"/>
+              <w:spacing w:line="240" w:lineRule="auto"/>
+              <w:rPr/>
+            </w:pPr>
+            <w:r>
+              <w:rPr>
+                <w:rtl w:val="0"/>
+              </w:rPr>
+            </w:r>
+          </w:p>
+          <w:p>
+            <w:pPr>
+              <w:widowControl w:val="0"/>
+              <w:spacing w:line="240" w:lineRule="auto"/>
+              <w:rPr/>
+            </w:pPr>
+            <w:r>
+              <w:rPr>
+                <w:rtl w:val="0"/>
+              </w:rPr>
+              <w:t xml:space="preserve">Yes</w:t>
+            </w:r>
+          </w:p>
+        </w:tc>
+      </w:tr>
+      <w:tr>
+        <w:trPr>
+          <w:cantSplit w:val="0"/>
+          <w:trHeight w:val="420" w:hRule="atLeast"/>
+          <w:tblHeader w:val="0"/>
+        </w:trPr>
+        <w:tc>
+          <w:tcPr>
+            <w:gridSpan w:val="2"/>
+          </w:tcPr>
+          <w:p>
+            <w:pPr>
+              <w:widowControl w:val="0"/>
+              <w:spacing w:after="240" w:before="240" w:line="240" w:lineRule="auto"/>
+              <w:rPr/>
+            </w:pPr>
+            <w:r>
+              <w:rPr>
+                <w:rtl w:val="0"/>
+              </w:rPr>
+              <w:t xml:space="preserve">Click on all the links. Do the links work? Note that invalid links are often rewritten as Google searches for the broken URL.</w:t>
+            </w:r>
+          </w:p>
+        </w:tc>
+        <w:tc>
+          <w:tcPr/>
+          <w:p>
+            <w:pPr>
+              <w:widowControl w:val="0"/>
+              <w:spacing w:line="240" w:lineRule="auto"/>
+              <w:rPr/>
+            </w:pPr>
+            <w:r>
+              <w:rPr>
+                <w:rtl w:val="0"/>
+              </w:rPr>
+            </w:r>
+          </w:p>
+          <w:p>
+            <w:pPr>
+              <w:widowControl w:val="0"/>
+              <w:spacing w:line="240" w:lineRule="auto"/>
+              <w:rPr/>
+            </w:pPr>
+            <w:r>
+              <w:rPr>
+                <w:rtl w:val="0"/>
+              </w:rPr>
+              <w:t xml:space="preserve">All links are valid</w:t>
+            </w:r>
+          </w:p>
+        </w:tc>
+      </w:tr>
+      <w:tr>
+        <w:trPr>
+          <w:cantSplit w:val="0"/>
+          <w:trHeight w:val="420" w:hRule="atLeast"/>
+          <w:tblHeader w:val="0"/>
+        </w:trPr>
+        <w:tc>
+          <w:tcPr>
+            <w:gridSpan w:val="3"/>
+            <w:shd w:fill="ead1dc" w:val="clear"/>
+          </w:tcPr>
+          <w:p>
+            <w:pPr>
+              <w:widowControl w:val="0"/>
+              <w:spacing w:after="240" w:before="240" w:line="240" w:lineRule="auto"/>
+              <w:rPr>
+                <w:b w:val="1"/>
+                <w:bCs w:val="1"/>
+              </w:rPr>
+            </w:pPr>
+            <w:r>
+              <w:rPr>
+                <w:b w:val="1"/>
+                <w:bCs w:val="1"/>
+                <w:rtl w:val="0"/>
+              </w:rPr>
+              <w:t xml:space="preserve">TASK COMPLETION</w:t>
+            </w:r>
+          </w:p>
+        </w:tc>
+      </w:tr>
+      <w:tr>
+        <w:trPr>
+          <w:cantSplit w:val="0"/>
+          <w:trHeight w:val="420" w:hRule="atLeast"/>
+          <w:tblHeader w:val="0"/>
+        </w:trPr>
+        <w:tc>
+          <w:tcPr>
+            <w:gridSpan w:val="2"/>
+            <w:shd w:fill="ead1dc" w:val="clear"/>
+          </w:tcPr>
+          <w:p>
+            <w:pPr>
+              <w:widowControl w:val="0"/>
+              <w:spacing w:after="240" w:before="240" w:line="240" w:lineRule="auto"/>
+              <w:rPr/>
+            </w:pPr>
+            <w:r>
+              <w:rPr>
+                <w:rtl w:val="0"/>
+              </w:rPr>
+              <w:t xml:space="preserve">How well did the AI fulfill the user prompt?</w:t>
+            </w:r>
+          </w:p>
+          <w:p>
+            <w:pPr>
+              <w:widowControl w:val="0"/>
+              <w:spacing w:after="240" w:before="240" w:line="240" w:lineRule="auto"/>
+              <w:rPr/>
+            </w:pPr>
+            <w:r>
+              <w:rPr>
+                <w:rtl w:val="0"/>
+              </w:rPr>
+              <w:t xml:space="preserve">Base your answer on the constraints you defined in the previous question.</w:t>
+            </w:r>
+          </w:p>
+        </w:tc>
+        <w:tc>
+          <w:tcPr>
+            <w:shd w:fill="ead1dc" w:val="clear"/>
+          </w:tcPr>
+          <w:p>
+            <w:pPr>
+              <w:widowControl w:val="0"/>
+              <w:spacing w:line="240" w:lineRule="auto"/>
+              <w:rPr/>
+            </w:pPr>
+            <w:r>
+              <w:rPr>
+                <w:rtl w:val="0"/>
+              </w:rPr>
+            </w:r>
+          </w:p>
+          <w:p>
+            <w:pPr>
+              <w:widowControl w:val="0"/>
+              <w:spacing w:line="240" w:lineRule="auto"/>
+              <w:rPr/>
+            </w:pPr>
+            <w:r>
+              <w:rPr>
+                <w:rtl w:val="0"/>
+              </w:rPr>
+            </w:r>
+          </w:p>
+          <w:p>
+            <w:pPr>
+              <w:widowControl w:val="0"/>
+              <w:spacing w:line="240" w:lineRule="auto"/>
+              <w:rPr/>
+            </w:pPr>
+            <w:r>
+              <w:rPr>
+                <w:rtl w:val="0"/>
+              </w:rPr>
+              <w:t xml:space="preserve">Fully Complete</w:t>
+            </w:r>
+          </w:p>
+        </w:tc>
+      </w:tr>
+      <w:tr>
+        <w:trPr>
+          <w:cantSplit w:val="0"/>
+          <w:trHeight w:val="420" w:hRule="atLeast"/>
+          <w:tblHeader w:val="0"/>
+        </w:trPr>
+        <w:tc>
+          <w:tcPr>
+            <w:gridSpan w:val="3"/>
+            <w:shd w:fill="ead1dc" w:val="clear"/>
+          </w:tcPr>
+          <w:p>
+            <w:pPr>
+              <w:widowControl w:val="0"/>
+              <w:spacing w:after="240" w:before="240" w:line="240" w:lineRule="auto"/>
+              <w:rPr/>
+            </w:pPr>
+            <w:r>
+              <w:rPr>
+                <w:rtl w:val="0"/>
+              </w:rPr>
+              <w:t xml:space="preserve">Please provide a justification for this rating.</w:t>
+            </w:r>
+          </w:p>
+        </w:tc>
+      </w:tr>
+      <w:tr>
+        <w:trPr>
+          <w:cantSplit w:val="0"/>
+          <w:trHeight w:val="420" w:hRule="atLeast"/>
+          <w:tblHeader w:val="0"/>
+        </w:trPr>
+        <w:tc>
+          <w:tcPr>
+            <w:gridSpan w:val="3"/>
+            <w:shd w:fill="ead1dc" w:val="clear"/>
+          </w:tcPr>
+          <w:p>
+            <w:pPr>
+              <w:widowControl w:val="0"/>
+              <w:spacing w:after="240" w:before="240" w:line="240" w:lineRule="auto"/>
+              <w:rPr/>
+            </w:pPr>
+            <w:r>
+              <w:rPr>
+                <w:rtl w:val="0"/>
+              </w:rPr>
+              <w:t xml:space="preserve">The response mostly fulfilled the prompt. It stated that the movie was found on the IMDb Top 250 list which is subsequently available on the IMDb website. Also, it ensured that the movie it provided was part of the Top 250 list and is available on Prime Video. It included the movie's name and provided a direct link to the movie's IMDb page. It then provided a screenshot to show that the movie was indeed available on Prime Video. Also, the screenshot it provided showed the synopsis of the movie and its IMDb rating.</w:t>
+            </w:r>
+          </w:p>
+        </w:tc>
+      </w:tr>
+      <w:tr>
+        <w:trPr>
+          <w:cantSplit w:val="0"/>
+          <w:trHeight w:val="420" w:hRule="atLeast"/>
+          <w:tblHeader w:val="0"/>
+        </w:trPr>
+        <w:tc>
+          <w:tcPr>
+            <w:gridSpan w:val="3"/>
+            <w:shd w:fill="c9daf8" w:val="clear"/>
+          </w:tcPr>
+          <w:p>
+            <w:pPr>
+              <w:widowControl w:val="0"/>
+              <w:spacing w:after="240" w:before="240" w:line="240" w:lineRule="auto"/>
+              <w:rPr>
+                <w:b w:val="1"/>
+                <w:bCs w:val="1"/>
+              </w:rPr>
+            </w:pPr>
+            <w:r>
+              <w:rPr>
+                <w:b w:val="1"/>
+                <w:bCs w:val="1"/>
+                <w:rtl w:val="0"/>
+              </w:rPr>
+              <w:t xml:space="preserve">FACTUAL ACCURACY</w:t>
+            </w:r>
+          </w:p>
+        </w:tc>
+      </w:tr>
+      <w:tr>
+        <w:trPr>
+          <w:cantSplit w:val="0"/>
+          <w:trHeight w:val="420" w:hRule="atLeast"/>
+          <w:tblHeader w:val="0"/>
+        </w:trPr>
+        <w:tc>
+          <w:tcPr>
+            <w:gridSpan w:val="2"/>
+            <w:shd w:fill="c9daf8" w:val="clear"/>
+          </w:tcPr>
+          <w:p>
+            <w:pPr>
+              <w:widowControl w:val="0"/>
+              <w:spacing w:after="240" w:before="240" w:line="240" w:lineRule="auto"/>
+              <w:rPr/>
+            </w:pPr>
+            <w:r>
+              <w:rPr>
+                <w:rtl w:val="0"/>
+              </w:rPr>
+              <w:t xml:space="preserve">How factually accurate is the information?</w:t>
+            </w:r>
+          </w:p>
+        </w:tc>
+        <w:tc>
+          <w:tcPr>
+            <w:shd w:fill="c9daf8" w:val="clear"/>
+          </w:tcPr>
+          <w:p>
+            <w:pPr>
+              <w:widowControl w:val="0"/>
+              <w:spacing w:line="240" w:lineRule="auto"/>
+              <w:rPr/>
+            </w:pPr>
+            <w:r>
+              <w:rPr>
+                <w:rtl w:val="0"/>
+              </w:rPr>
+            </w:r>
+          </w:p>
+          <w:p>
+            <w:pPr>
+              <w:widowControl w:val="0"/>
+              <w:spacing w:line="240" w:lineRule="auto"/>
+              <w:rPr/>
+            </w:pPr>
+            <w:r>
+              <w:rPr>
+                <w:rtl w:val="0"/>
+              </w:rPr>
+              <w:t xml:space="preserve">Completely Accurate</w:t>
+            </w:r>
+          </w:p>
+        </w:tc>
+      </w:tr>
+      <w:tr>
+        <w:trPr>
+          <w:cantSplit w:val="0"/>
+          <w:trHeight w:val="420" w:hRule="atLeast"/>
+          <w:tblHeader w:val="0"/>
+        </w:trPr>
+        <w:tc>
+          <w:tcPr>
+            <w:gridSpan w:val="3"/>
+            <w:shd w:fill="c9daf8" w:val="clear"/>
+          </w:tcPr>
+          <w:p>
+            <w:pPr>
+              <w:widowControl w:val="0"/>
+              <w:spacing w:after="240" w:before="240" w:line="240" w:lineRule="auto"/>
+              <w:rPr/>
+            </w:pPr>
+            <w:r>
+              <w:rPr>
+                <w:rtl w:val="0"/>
+              </w:rPr>
+              <w:t xml:space="preserve">Please provide a justification for this rating.</w:t>
+            </w:r>
+          </w:p>
+        </w:tc>
+      </w:tr>
+      <w:tr>
+        <w:trPr>
+          <w:cantSplit w:val="0"/>
+          <w:trHeight w:val="420" w:hRule="atLeast"/>
+          <w:tblHeader w:val="0"/>
+        </w:trPr>
+        <w:tc>
+          <w:tcPr>
+            <w:gridSpan w:val="3"/>
+            <w:shd w:fill="c9daf8" w:val="clear"/>
+          </w:tcPr>
+          <w:p>
+            <w:pPr>
+              <w:keepLines w:val="1"/>
+              <w:widowControl w:val="0"/>
+              <w:spacing w:after="40" w:before="40" w:line="240" w:lineRule="auto"/>
+              <w:rPr>
+                <w:sz w:val="20"/>
+                <w:szCs w:val="20"/>
+              </w:rPr>
+            </w:pPr>
+            <w:r>
+              <w:rPr>
+                <w:sz w:val="20"/>
+                <w:szCs w:val="20"/>
+                <w:rtl w:val="0"/>
+              </w:rPr>
+              <w:t xml:space="preserve">Claim 1: The Shawshank Redemption is a part of the IMDb Top 250 list</w:t>
+            </w:r>
+          </w:p>
+          <w:p>
+            <w:pPr>
+              <w:keepLines w:val="1"/>
+              <w:widowControl w:val="0"/>
+              <w:spacing w:after="40" w:before="40" w:line="240" w:lineRule="auto"/>
+              <w:rPr>
+                <w:sz w:val="20"/>
+                <w:szCs w:val="20"/>
+              </w:rPr>
+            </w:pPr>
+            <w:r>
+              <w:rPr>
+                <w:rtl w:val="0"/>
+              </w:rPr>
+            </w:r>
+          </w:p>
+          <w:p>
+            <w:pPr>
+              <w:keepLines w:val="1"/>
+              <w:widowControl w:val="0"/>
+              <w:spacing w:after="40" w:before="40" w:line="240" w:lineRule="auto"/>
+              <w:rPr>
+                <w:sz w:val="20"/>
+                <w:szCs w:val="20"/>
+              </w:rPr>
+            </w:pPr>
+            <w:r>
+              <w:rPr>
+                <w:sz w:val="20"/>
+                <w:szCs w:val="20"/>
+                <w:rtl w:val="0"/>
+              </w:rPr>
+              <w:t xml:space="preserve">Objective - Accurate</w:t>
+            </w:r>
+          </w:p>
+          <w:p>
+            <w:pPr>
+              <w:keepLines w:val="1"/>
+              <w:widowControl w:val="0"/>
+              <w:spacing w:after="40" w:before="40" w:line="240" w:lineRule="auto"/>
+              <w:rPr>
+                <w:sz w:val="20"/>
+                <w:szCs w:val="20"/>
+              </w:rPr>
+            </w:pPr>
+            <w:r>
+              <w:rPr>
+                <w:sz w:val="20"/>
+                <w:szCs w:val="20"/>
+                <w:rtl w:val="0"/>
+              </w:rPr>
+              <w:t xml:space="preserve">Justification: The Shawshank Redemption, directed by Frank Darabont,  is a part of the IMDb Top 250 list</w:t>
+            </w:r>
+          </w:p>
+          <w:p>
+            <w:pPr>
+              <w:keepLines w:val="1"/>
+              <w:widowControl w:val="0"/>
+              <w:spacing w:after="40" w:before="40" w:line="240" w:lineRule="auto"/>
+              <w:rPr>
+                <w:sz w:val="20"/>
+                <w:szCs w:val="20"/>
+              </w:rPr>
+            </w:pPr>
+            <w:r>
+              <w:rPr>
+                <w:sz w:val="20"/>
+                <w:szCs w:val="20"/>
+                <w:rtl w:val="0"/>
+              </w:rPr>
+              <w:t xml:space="preserve">Source 1: https://www.imdb.com/chart/top/</w:t>
+            </w:r>
+          </w:p>
+          <w:p>
+            <w:pPr>
+              <w:keepLines w:val="1"/>
+              <w:widowControl w:val="0"/>
+              <w:spacing w:after="40" w:before="40" w:line="240" w:lineRule="auto"/>
+              <w:rPr>
+                <w:sz w:val="20"/>
+                <w:szCs w:val="20"/>
+              </w:rPr>
+            </w:pPr>
+            <w:r>
+              <w:rPr>
+                <w:rtl w:val="0"/>
+              </w:rPr>
+            </w:r>
+          </w:p>
+          <w:p>
+            <w:pPr>
+              <w:keepLines w:val="1"/>
+              <w:widowControl w:val="0"/>
+              <w:spacing w:after="40" w:before="40" w:line="240" w:lineRule="auto"/>
+              <w:rPr>
+                <w:sz w:val="20"/>
+                <w:szCs w:val="20"/>
+              </w:rPr>
+            </w:pPr>
+            <w:r>
+              <w:rPr>
+                <w:sz w:val="20"/>
+                <w:szCs w:val="20"/>
+                <w:rtl w:val="0"/>
+              </w:rPr>
+              <w:t xml:space="preserve">Claim 2: The Shawshank Redemption is available on Prime Video</w:t>
+            </w:r>
+          </w:p>
+          <w:p>
+            <w:pPr>
+              <w:keepLines w:val="1"/>
+              <w:widowControl w:val="0"/>
+              <w:spacing w:after="40" w:before="40" w:line="240" w:lineRule="auto"/>
+              <w:rPr>
+                <w:sz w:val="20"/>
+                <w:szCs w:val="20"/>
+              </w:rPr>
+            </w:pPr>
+            <w:r>
+              <w:rPr>
+                <w:rtl w:val="0"/>
+              </w:rPr>
+            </w:r>
+          </w:p>
+          <w:p>
+            <w:pPr>
+              <w:keepLines w:val="1"/>
+              <w:widowControl w:val="0"/>
+              <w:spacing w:after="40" w:before="40" w:line="240" w:lineRule="auto"/>
+              <w:rPr>
+                <w:sz w:val="20"/>
+                <w:szCs w:val="20"/>
+              </w:rPr>
+            </w:pPr>
+            <w:r>
+              <w:rPr>
+                <w:sz w:val="20"/>
+                <w:szCs w:val="20"/>
+                <w:rtl w:val="0"/>
+              </w:rPr>
+              <w:t xml:space="preserve">Objective - Accurate</w:t>
+            </w:r>
+          </w:p>
+          <w:p>
+            <w:pPr>
+              <w:keepLines w:val="1"/>
+              <w:widowControl w:val="0"/>
+              <w:spacing w:after="40" w:before="40" w:line="240" w:lineRule="auto"/>
+              <w:rPr>
+                <w:sz w:val="20"/>
+                <w:szCs w:val="20"/>
+              </w:rPr>
+            </w:pPr>
+            <w:r>
+              <w:rPr>
+                <w:sz w:val="20"/>
+                <w:szCs w:val="20"/>
+                <w:rtl w:val="0"/>
+              </w:rPr>
+              <w:t xml:space="preserve">Justification: The Shawshank Redemption is available on Prime Video</w:t>
+            </w:r>
+          </w:p>
+          <w:p>
+            <w:pPr>
+              <w:keepLines w:val="1"/>
+              <w:widowControl w:val="0"/>
+              <w:spacing w:after="40" w:before="40" w:line="240" w:lineRule="auto"/>
+              <w:rPr>
+                <w:sz w:val="20"/>
+                <w:szCs w:val="20"/>
+              </w:rPr>
+            </w:pPr>
+            <w:r>
+              <w:rPr>
+                <w:sz w:val="20"/>
+                <w:szCs w:val="20"/>
+                <w:rtl w:val="0"/>
+              </w:rPr>
+              <w:t xml:space="preserve">Source 1: https://www.amazon.com/Shawshank-Redemption-Tim-Robbins/dp/B001EBV0OY</w:t>
+            </w:r>
+          </w:p>
+          <w:p>
+            <w:pPr>
+              <w:keepLines w:val="1"/>
+              <w:widowControl w:val="0"/>
+              <w:spacing w:after="40" w:before="40" w:line="240" w:lineRule="auto"/>
+              <w:rPr>
+                <w:sz w:val="20"/>
+                <w:szCs w:val="20"/>
+              </w:rPr>
+            </w:pPr>
+            <w:r>
+              <w:rPr>
+                <w:sz w:val="20"/>
+                <w:szCs w:val="20"/>
+                <w:rtl w:val="0"/>
+              </w:rPr>
+              <w:t xml:space="preserve">Source 2: https://www.primevideo.com/detail/The-Shawshank-Redemption/0KN3PDL5OYOFMR8PDZFCMZCODD</w:t>
+            </w:r>
+          </w:p>
+          <w:p>
+            <w:pPr>
+              <w:keepLines w:val="1"/>
+              <w:widowControl w:val="0"/>
+              <w:spacing w:after="40" w:before="40" w:line="240" w:lineRule="auto"/>
+              <w:rPr>
+                <w:sz w:val="20"/>
+                <w:szCs w:val="20"/>
+              </w:rPr>
+            </w:pPr>
+            <w:r>
+              <w:rPr>
+                <w:rtl w:val="0"/>
+              </w:rPr>
+            </w:r>
+          </w:p>
+          <w:p>
+            <w:pPr>
+              <w:keepLines w:val="1"/>
+              <w:widowControl w:val="0"/>
+              <w:spacing w:after="40" w:before="40" w:line="240" w:lineRule="auto"/>
+              <w:rPr>
+                <w:sz w:val="20"/>
+                <w:szCs w:val="20"/>
+              </w:rPr>
+            </w:pPr>
+            <w:r>
+              <w:rPr>
+                <w:sz w:val="20"/>
+                <w:szCs w:val="20"/>
+                <w:rtl w:val="0"/>
+              </w:rPr>
+              <w:t xml:space="preserve">Claim 3: The link provided (https://www.imdb.com/title/tt0111161/) leads to the IMDb page of The Shawshank Redemption.</w:t>
+            </w:r>
+          </w:p>
+          <w:p>
+            <w:pPr>
+              <w:keepLines w:val="1"/>
+              <w:widowControl w:val="0"/>
+              <w:spacing w:after="40" w:before="40" w:line="240" w:lineRule="auto"/>
+              <w:rPr>
+                <w:sz w:val="20"/>
+                <w:szCs w:val="20"/>
+              </w:rPr>
+            </w:pPr>
+            <w:r>
+              <w:rPr>
+                <w:rtl w:val="0"/>
+              </w:rPr>
+            </w:r>
+          </w:p>
+          <w:p>
+            <w:pPr>
+              <w:keepLines w:val="1"/>
+              <w:widowControl w:val="0"/>
+              <w:spacing w:after="40" w:before="40" w:line="240" w:lineRule="auto"/>
+              <w:rPr>
+                <w:sz w:val="20"/>
+                <w:szCs w:val="20"/>
+              </w:rPr>
+            </w:pPr>
+            <w:r>
+              <w:rPr>
+                <w:sz w:val="20"/>
+                <w:szCs w:val="20"/>
+                <w:rtl w:val="0"/>
+              </w:rPr>
+              <w:t xml:space="preserve">Objective - Accurate</w:t>
+            </w:r>
+          </w:p>
+          <w:p>
+            <w:pPr>
+              <w:keepLines w:val="1"/>
+              <w:widowControl w:val="0"/>
+              <w:spacing w:after="40" w:before="40" w:line="240" w:lineRule="auto"/>
+              <w:rPr>
+                <w:sz w:val="20"/>
+                <w:szCs w:val="20"/>
+              </w:rPr>
+            </w:pPr>
+            <w:r>
+              <w:rPr>
+                <w:sz w:val="20"/>
+                <w:szCs w:val="20"/>
+                <w:rtl w:val="0"/>
+              </w:rPr>
+              <w:t xml:space="preserve">Justification: The link the response provided to the IMDb page of The Shawshank Redemption is factually accurate and clicking on it will verify this.</w:t>
+            </w:r>
+          </w:p>
+          <w:p>
+            <w:pPr>
+              <w:keepLines w:val="1"/>
+              <w:widowControl w:val="0"/>
+              <w:spacing w:after="40" w:before="40" w:line="240" w:lineRule="auto"/>
+              <w:rPr>
+                <w:sz w:val="20"/>
+                <w:szCs w:val="20"/>
+              </w:rPr>
+            </w:pPr>
+            <w:r>
+              <w:rPr>
+                <w:sz w:val="20"/>
+                <w:szCs w:val="20"/>
+                <w:rtl w:val="0"/>
+              </w:rPr>
+              <w:t xml:space="preserve">Source 1: https://www.imdb.com/title/tt0111161/</w:t>
+            </w:r>
+          </w:p>
+          <w:p>
+            <w:pPr>
+              <w:keepLines w:val="1"/>
+              <w:widowControl w:val="0"/>
+              <w:spacing w:after="40" w:before="40" w:line="240" w:lineRule="auto"/>
+              <w:rPr>
+                <w:sz w:val="20"/>
+                <w:szCs w:val="20"/>
+              </w:rPr>
+            </w:pPr>
+            <w:r>
+              <w:rPr>
+                <w:rtl w:val="0"/>
+              </w:rPr>
+            </w:r>
+          </w:p>
+          <w:p>
+            <w:pPr>
+              <w:keepLines w:val="1"/>
+              <w:widowControl w:val="0"/>
+              <w:spacing w:after="40" w:before="40" w:line="240" w:lineRule="auto"/>
+              <w:rPr>
+                <w:sz w:val="20"/>
+                <w:szCs w:val="20"/>
+              </w:rPr>
+            </w:pPr>
+            <w:r>
+              <w:rPr>
+                <w:sz w:val="20"/>
+                <w:szCs w:val="20"/>
+                <w:rtl w:val="0"/>
+              </w:rPr>
+              <w:t xml:space="preserve">The response contains 3 claim(s):</w:t>
+            </w:r>
+          </w:p>
+          <w:p>
+            <w:pPr>
+              <w:keepLines w:val="1"/>
+              <w:widowControl w:val="0"/>
+              <w:spacing w:after="40" w:before="40" w:line="240" w:lineRule="auto"/>
+              <w:rPr>
+                <w:sz w:val="20"/>
+                <w:szCs w:val="20"/>
+              </w:rPr>
+            </w:pPr>
+            <w:r>
+              <w:rPr>
+                <w:sz w:val="20"/>
+                <w:szCs w:val="20"/>
+                <w:rtl w:val="0"/>
+              </w:rPr>
+              <w:t xml:space="preserve">- 0 Inaccurate</w:t>
+            </w:r>
+          </w:p>
+          <w:p>
+            <w:pPr>
+              <w:keepLines w:val="1"/>
+              <w:widowControl w:val="0"/>
+              <w:spacing w:after="40" w:before="40" w:line="240" w:lineRule="auto"/>
+              <w:rPr>
+                <w:sz w:val="20"/>
+                <w:szCs w:val="20"/>
+              </w:rPr>
+            </w:pPr>
+            <w:r>
+              <w:rPr>
+                <w:sz w:val="20"/>
+                <w:szCs w:val="20"/>
+                <w:rtl w:val="0"/>
+              </w:rPr>
+              <w:t xml:space="preserve">- 0 Unsupported</w:t>
+            </w:r>
+          </w:p>
+          <w:p>
+            <w:pPr>
+              <w:keepLines w:val="1"/>
+              <w:widowControl w:val="0"/>
+              <w:spacing w:after="40" w:before="40" w:line="240" w:lineRule="auto"/>
+              <w:rPr>
+                <w:sz w:val="20"/>
+                <w:szCs w:val="20"/>
+              </w:rPr>
+            </w:pPr>
+            <w:r>
+              <w:rPr>
+                <w:sz w:val="20"/>
+                <w:szCs w:val="20"/>
+                <w:rtl w:val="0"/>
+              </w:rPr>
+              <w:t xml:space="preserve">- 0 Disputed</w:t>
+            </w:r>
+          </w:p>
+          <w:p>
+            <w:pPr>
+              <w:keepLines w:val="1"/>
+              <w:widowControl w:val="0"/>
+              <w:spacing w:after="40" w:before="40" w:line="240" w:lineRule="auto"/>
+              <w:rPr>
+                <w:sz w:val="20"/>
+                <w:szCs w:val="20"/>
+              </w:rPr>
+            </w:pPr>
+            <w:r>
+              <w:rPr>
+                <w:sz w:val="20"/>
+                <w:szCs w:val="20"/>
+                <w:rtl w:val="0"/>
+              </w:rPr>
+              <w:t xml:space="preserve">- 3 Accurate</w:t>
+            </w:r>
+          </w:p>
+          <w:p>
+            <w:pPr>
+              <w:keepLines w:val="1"/>
+              <w:widowControl w:val="0"/>
+              <w:spacing w:after="40" w:before="40" w:line="240" w:lineRule="auto"/>
+              <w:rPr>
+                <w:sz w:val="20"/>
+                <w:szCs w:val="20"/>
+              </w:rPr>
+            </w:pPr>
+            <w:r>
+              <w:rPr>
+                <w:sz w:val="20"/>
+                <w:szCs w:val="20"/>
+                <w:rtl w:val="0"/>
+              </w:rPr>
+              <w:t xml:space="preserve">- 0 Can't confidently assess</w:t>
+            </w:r>
+          </w:p>
+        </w:tc>
+      </w:tr>
+      <w:tr>
+        <w:trPr>
+          <w:cantSplit w:val="0"/>
+          <w:trHeight w:val="420" w:hRule="atLeast"/>
+          <w:tblHeader w:val="0"/>
+        </w:trPr>
+        <w:tc>
+          <w:tcPr>
+            <w:gridSpan w:val="3"/>
+            <w:shd w:fill="ead1dc" w:val="clear"/>
+          </w:tcPr>
+          <w:p>
+            <w:pPr>
+              <w:keepLines w:val="1"/>
+              <w:widowControl w:val="0"/>
+              <w:spacing w:after="40" w:before="40" w:line="240" w:lineRule="auto"/>
+              <w:rPr>
+                <w:b w:val="1"/>
+                <w:bCs w:val="1"/>
+              </w:rPr>
+            </w:pPr>
+            <w:r>
+              <w:rPr>
+                <w:b w:val="1"/>
+                <w:bCs w:val="1"/>
+                <w:rtl w:val="0"/>
+              </w:rPr>
+              <w:t xml:space="preserve">AI PERFORMANCE</w:t>
+            </w:r>
+          </w:p>
+        </w:tc>
+      </w:tr>
+      <w:tr>
+        <w:trPr>
+          <w:cantSplit w:val="0"/>
+          <w:trHeight w:val="420" w:hRule="atLeast"/>
+          <w:tblHeader w:val="0"/>
+        </w:trPr>
+        <w:tc>
+          <w:tcPr>
+            <w:gridSpan w:val="2"/>
+            <w:shd w:fill="ead1dc" w:val="clear"/>
+          </w:tcPr>
+          <w:p>
+            <w:pPr>
+              <w:keepLines w:val="1"/>
+              <w:widowControl w:val="0"/>
+              <w:spacing w:after="40" w:before="40" w:line="240" w:lineRule="auto"/>
+              <w:rPr/>
+            </w:pPr>
+            <w:r>
+              <w:rPr>
+                <w:rtl w:val="0"/>
+              </w:rPr>
+              <w:t xml:space="preserve">How would you rate the quality of the AI's performance?</w:t>
+            </w:r>
+          </w:p>
+        </w:tc>
+        <w:tc>
+          <w:tcPr>
+            <w:shd w:fill="ead1dc" w:val="clear"/>
+          </w:tcPr>
+          <w:p>
+            <w:pPr>
+              <w:widowControl w:val="0"/>
+              <w:spacing w:line="240" w:lineRule="auto"/>
+              <w:rPr/>
+            </w:pPr>
+            <w:r>
+              <w:rPr>
+                <w:rtl w:val="0"/>
+              </w:rPr>
+              <w:t xml:space="preserve">Excellent (expert and optimal)</w:t>
+            </w:r>
+          </w:p>
+        </w:tc>
+      </w:tr>
+      <w:tr>
+        <w:trPr>
+          <w:cantSplit w:val="0"/>
+          <w:trHeight w:val="420" w:hRule="atLeast"/>
+          <w:tblHeader w:val="0"/>
+        </w:trPr>
+        <w:tc>
+          <w:tcPr>
+            <w:gridSpan w:val="3"/>
+            <w:shd w:fill="ead1dc" w:val="clear"/>
+          </w:tcPr>
+          <w:p>
+            <w:pPr>
+              <w:keepLines w:val="1"/>
+              <w:widowControl w:val="0"/>
+              <w:spacing w:after="40" w:before="40" w:line="240" w:lineRule="auto"/>
+              <w:rPr/>
+            </w:pPr>
+            <w:r>
+              <w:rPr>
+                <w:rtl w:val="0"/>
+              </w:rPr>
+              <w:t xml:space="preserve">Please provide a justification for this rating.</w:t>
+            </w:r>
+          </w:p>
+        </w:tc>
+      </w:tr>
+      <w:tr>
+        <w:trPr>
+          <w:cantSplit w:val="0"/>
+          <w:trHeight w:val="420" w:hRule="atLeast"/>
+          <w:tblHeader w:val="0"/>
+        </w:trPr>
+        <w:tc>
+          <w:tcPr>
+            <w:gridSpan w:val="3"/>
+            <w:shd w:fill="ead1dc" w:val="clear"/>
+          </w:tcPr>
+          <w:p>
+            <w:pPr>
+              <w:keepLines w:val="1"/>
+              <w:widowControl w:val="0"/>
+              <w:spacing w:after="40" w:before="40" w:line="240" w:lineRule="auto"/>
+              <w:rPr/>
+            </w:pPr>
+            <w:r>
+              <w:rPr>
+                <w:rtl w:val="0"/>
+              </w:rPr>
+              <w:t xml:space="preserve">The AI performance was excellent. It found that The Shawshank Redemption was a part of the IMDb top 250 list and generated an accurate link to its IMDb page. Also, it interacted well with the user by providing  a link and a screenshot of the IMDb page of the movie. Finally, it was very efficient and its final answer was logical and well-formatted.</w:t>
+            </w:r>
+          </w:p>
+        </w:tc>
+      </w:tr>
+    </w:tbl>
+    <w:p>
+      <w:pPr>
+        <w:rPr/>
+      </w:pPr>
+      <w:r>
+        <w:rPr>
+          <w:rtl w:val="0"/>
+        </w:rPr>
+      </w:r>
+    </w:p>
+    <w:p>
+      <w:pPr>
+        <w:rPr/>
+      </w:pPr>
+      <w:r>
+        <w:rPr>
+          <w:rtl w:val="0"/>
+        </w:rPr>
+      </w:r>
+    </w:p>
+    <w:p>
+      <w:pPr>
+        <w:rPr/>
+      </w:pPr>
+      <w:r>
+        <w:rPr>
+          <w:rtl w:val="0"/>
+        </w:rPr>
+      </w:r>
+    </w:p>
+    <w:tbl>
+      <w:tblPr>
+        <w:tblStyle w:val="Table5"/>
+        <w:tblW w:w="9540.0" w:type="dxa"/>
+        <w:jc w:val="left"/>
+        <w:tblBorders>
+          <w:top w:color="000000" w:space="0" w:sz="8" w:val="single"/>
+          <w:left w:color="000000" w:space="0" w:sz="8" w:val="single"/>
+          <w:bottom w:color="000000" w:space="0" w:sz="8" w:val="single"/>
+          <w:right w:color="000000" w:space="0" w:sz="8" w:val="single"/>
+          <w:insideH w:color="000000" w:space="0" w:sz="8" w:val="single"/>
+          <w:insideV w:color="000000" w:space="0" w:sz="8" w:val="single"/>
+        </w:tblBorders>
+        <w:tblLayout w:type="fixed"/>
+        <w:tblLook w:val="0600"/>
+      </w:tblPr>
+      <w:tblGrid>
+        <w:gridCol w:w="3180"/>
+        <w:gridCol w:w="3180"/>
+        <w:gridCol w:w="3180"/>
+        <w:tblGridChange w:id="0">
+          <w:tblGrid>
+            <w:gridCol w:w="3180"/>
+            <w:gridCol w:w="3180"/>
+            <w:gridCol w:w="3180"/>
+          </w:tblGrid>
+        </w:tblGridChange>
+      </w:tblGrid>
+      <w:tr>
+        <w:trPr>
+          <w:cantSplit w:val="0"/>
+          <w:trHeight w:val="420" w:hRule="atLeast"/>
+          <w:tblHeader w:val="0"/>
+        </w:trPr>
+        <w:tc>
+          <w:tcPr>
+            <w:gridSpan w:val="3"/>
+            <w:shd w:fill="e06666" w:val="clear"/>
+          </w:tcPr>
+          <w:p>
+            <w:pPr>
+              <w:widowControl w:val="0"/>
+              <w:spacing w:line="240" w:lineRule="auto"/>
+              <w:jc w:val="center"/>
+              <w:rPr>
+                <w:b w:val="1"/>
+                <w:bCs w:val="1"/>
+                <w:u w:val="single"/>
+              </w:rPr>
+            </w:pPr>
+            <w:r>
+              <w:rPr>
+                <w:b w:val="1"/>
+                <w:bCs w:val="1"/>
+                <w:u w:val="single"/>
+                <w:rtl w:val="0"/>
+              </w:rPr>
+              <w:t xml:space="preserve">Best Response Overall</w:t>
+            </w:r>
+          </w:p>
+        </w:tc>
+      </w:tr>
+      <w:tr>
+        <w:trPr>
+          <w:cantSplit w:val="0"/>
+          <w:trHeight w:val="420" w:hRule="atLeast"/>
+          <w:tblHeader w:val="0"/>
+        </w:trPr>
+        <w:tc>
+          <w:tcPr>
+            <w:gridSpan w:val="2"/>
+          </w:tcPr>
+          <w:p>
+            <w:pPr>
+              <w:widowControl w:val="0"/>
+              <w:spacing w:line="240" w:lineRule="auto"/>
+              <w:rPr/>
+            </w:pPr>
+            <w:r>
+              <w:rPr>
+                <w:rtl w:val="0"/>
+              </w:rPr>
+              <w:t xml:space="preserve">Overall, which response is better?</w:t>
+            </w:r>
+          </w:p>
+        </w:tc>
+        <w:tc>
+          <w:tcPr/>
+          <w:p>
+            <w:pPr>
+              <w:widowControl w:val="0"/>
+              <w:spacing w:line="240" w:lineRule="auto"/>
+              <w:rPr/>
+            </w:pPr>
+            <w:r>
+              <w:rPr>
+                <w:rtl w:val="0"/>
+              </w:rPr>
+              <w:t xml:space="preserve">About the same</w:t>
+            </w:r>
+          </w:p>
+        </w:tc>
+      </w:tr>
+      <w:tr>
+        <w:trPr>
+          <w:cantSplit w:val="0"/>
+          <w:trHeight w:val="420" w:hRule="atLeast"/>
+          <w:tblHeader w:val="0"/>
+        </w:trPr>
+        <w:tc>
+          <w:tcPr>
+            <w:gridSpan w:val="3"/>
+          </w:tcPr>
+          <w:p>
+            <w:pPr>
+              <w:widowControl w:val="0"/>
+              <w:spacing w:line="240" w:lineRule="auto"/>
+              <w:rPr/>
+            </w:pPr>
+            <w:r>
+              <w:rPr>
+                <w:rtl w:val="0"/>
+              </w:rPr>
+              <w:t xml:space="preserve">Please provide a justification for this rating.</w:t>
+            </w:r>
+          </w:p>
+        </w:tc>
+      </w:tr>
+      <w:tr>
+        <w:trPr>
+          <w:cantSplit w:val="0"/>
+          <w:trHeight w:val="420" w:hRule="atLeast"/>
+          <w:tblHeader w:val="0"/>
+        </w:trPr>
+        <w:tc>
+          <w:tcPr>
+            <w:gridSpan w:val="3"/>
+          </w:tcPr>
+          <w:p>
+            <w:pPr>
+              <w:widowControl w:val="0"/>
+              <w:spacing w:line="240" w:lineRule="auto"/>
+              <w:rPr/>
+            </w:pPr>
+            <w:r>
+              <w:rPr>
+                <w:rtl w:val="0"/>
+              </w:rPr>
+              <w:t xml:space="preserve">Response A Scores:</w:t>
+            </w:r>
+          </w:p>
+          <w:p>
+            <w:pPr>
+              <w:widowControl w:val="0"/>
+              <w:spacing w:line="240" w:lineRule="auto"/>
+              <w:rPr/>
+            </w:pPr>
+            <w:r>
+              <w:rPr>
+                <w:rtl w:val="0"/>
+              </w:rPr>
+            </w:r>
+          </w:p>
+          <w:p>
+            <w:pPr>
+              <w:widowControl w:val="0"/>
+              <w:spacing w:line="240" w:lineRule="auto"/>
+              <w:rPr/>
+            </w:pPr>
+            <w:r>
+              <w:rPr>
+                <w:rtl w:val="0"/>
+              </w:rPr>
+              <w:t xml:space="preserve">Task Completion: 5/5</w:t>
+            </w:r>
+          </w:p>
+          <w:p>
+            <w:pPr>
+              <w:widowControl w:val="0"/>
+              <w:spacing w:line="240" w:lineRule="auto"/>
+              <w:rPr/>
+            </w:pPr>
+            <w:r>
+              <w:rPr>
+                <w:rtl w:val="0"/>
+              </w:rPr>
+              <w:t xml:space="preserve">Factual Accuracy: 5/5</w:t>
+            </w:r>
+          </w:p>
+          <w:p>
+            <w:pPr>
+              <w:widowControl w:val="0"/>
+              <w:spacing w:line="240" w:lineRule="auto"/>
+              <w:rPr/>
+            </w:pPr>
+            <w:r>
+              <w:rPr>
+                <w:rtl w:val="0"/>
+              </w:rPr>
+              <w:t xml:space="preserve">AI Performance: 5/5</w:t>
+            </w:r>
+          </w:p>
+          <w:p>
+            <w:pPr>
+              <w:widowControl w:val="0"/>
+              <w:spacing w:line="240" w:lineRule="auto"/>
+              <w:rPr/>
+            </w:pPr>
+            <w:r>
+              <w:rPr>
+                <w:rtl w:val="0"/>
+              </w:rPr>
+            </w:r>
+          </w:p>
+          <w:p>
+            <w:pPr>
+              <w:widowControl w:val="0"/>
+              <w:spacing w:line="240" w:lineRule="auto"/>
+              <w:rPr/>
+            </w:pPr>
+            <w:r>
+              <w:rPr>
+                <w:rtl w:val="0"/>
+              </w:rPr>
+              <w:t xml:space="preserve">Response B Scores:</w:t>
+            </w:r>
+          </w:p>
+          <w:p>
+            <w:pPr>
+              <w:widowControl w:val="0"/>
+              <w:spacing w:line="240" w:lineRule="auto"/>
+              <w:rPr/>
+            </w:pPr>
+            <w:r>
+              <w:rPr>
+                <w:rtl w:val="0"/>
+              </w:rPr>
+            </w:r>
+          </w:p>
+          <w:p>
+            <w:pPr>
+              <w:widowControl w:val="0"/>
+              <w:spacing w:line="240" w:lineRule="auto"/>
+              <w:rPr/>
+            </w:pPr>
+            <w:r>
+              <w:rPr>
+                <w:rtl w:val="0"/>
+              </w:rPr>
+              <w:t xml:space="preserve">Task Completion: 5/5</w:t>
+            </w:r>
+          </w:p>
+          <w:p>
+            <w:pPr>
+              <w:widowControl w:val="0"/>
+              <w:spacing w:line="240" w:lineRule="auto"/>
+              <w:rPr/>
+            </w:pPr>
+            <w:r>
+              <w:rPr>
+                <w:rtl w:val="0"/>
+              </w:rPr>
+              <w:t xml:space="preserve">Factual Accuracy: 5/5</w:t>
+            </w:r>
+          </w:p>
+          <w:p>
+            <w:pPr>
+              <w:widowControl w:val="0"/>
+              <w:spacing w:line="240" w:lineRule="auto"/>
+              <w:rPr/>
+            </w:pPr>
+            <w:r>
+              <w:rPr>
+                <w:rtl w:val="0"/>
+              </w:rPr>
+              <w:t xml:space="preserve">AI Performance: 5/5</w:t>
+            </w:r>
+          </w:p>
+          <w:p>
+            <w:pPr>
+              <w:widowControl w:val="0"/>
+              <w:spacing w:line="240" w:lineRule="auto"/>
+              <w:rPr/>
+            </w:pPr>
+            <w:r>
+              <w:rPr>
+                <w:rtl w:val="0"/>
+              </w:rPr>
+            </w:r>
+          </w:p>
+          <w:p>
+            <w:pPr>
+              <w:widowControl w:val="0"/>
+              <w:spacing w:line="240" w:lineRule="auto"/>
+              <w:rPr/>
+            </w:pPr>
+            <w:r>
+              <w:rPr>
+                <w:rtl w:val="0"/>
+              </w:rPr>
+              <w:t xml:space="preserve">Final Verdict: About the same</w:t>
+            </w:r>
+          </w:p>
+          <w:p>
+            <w:pPr>
+              <w:widowControl w:val="0"/>
+              <w:spacing w:line="240" w:lineRule="auto"/>
+              <w:rPr/>
+            </w:pPr>
+            <w:r>
+              <w:rPr>
+                <w:rtl w:val="0"/>
+              </w:rPr>
+            </w:r>
+          </w:p>
+          <w:p>
+            <w:pPr>
+              <w:widowControl w:val="0"/>
+              <w:spacing w:line="240" w:lineRule="auto"/>
+              <w:rPr/>
+            </w:pPr>
+            <w:r>
+              <w:rPr>
+                <w:rtl w:val="0"/>
+              </w:rPr>
+              <w:t xml:space="preserve">Justification: Response A and Response B were on par in every category. In the Task Completion category, Response A was mostly complete. It addressed the main goal of the prompt which was to provide a movie on the IMDB top 250 list that was available on Prime Video. It also completed many sub-requests, like giving a link to the IMDb page of the movie and generating a screenshot showing vital information. In both the AI performance and Factual Accuracy categories, both Responses were perfect. They both had 100% accurate claims (which were verified by research), and their AI performance was top-notch.</w:t>
+            </w:r>
+          </w:p>
+          <w:p>
+            <w:pPr>
+              <w:widowControl w:val="0"/>
+              <w:spacing w:line="240" w:lineRule="auto"/>
+              <w:rPr/>
+            </w:pPr>
+            <w:r>
+              <w:rPr>
+                <w:rtl w:val="0"/>
+              </w:rPr>
+              <w:t xml:space="preserve">Therefore, both responses were about the same.</w:t>
+            </w:r>
+          </w:p>
+        </w:tc>
+      </w:tr>
+    </w:tbl>
     <w:p>
       <w:pPr>
         <w:rPr/>
@@ -9277,6 +13054,116 @@
   <w:abstractNum w:abstractNumId="4">
     <w:lvl w:ilvl="0">
       <w:start w:val="1"/>
+      <w:numFmt w:val="decimal"/>
+      <w:lvlText w:val="%1."/>
+      <w:lvlJc w:val="left"/>
+      <w:pPr>
+        <w:ind w:left="1440" w:hanging="360"/>
+      </w:pPr>
+      <w:rPr>
+        <w:u w:val="none"/>
+      </w:rPr>
+    </w:lvl>
+    <w:lvl w:ilvl="1">
+      <w:start w:val="1"/>
+      <w:numFmt w:val="lowerLetter"/>
+      <w:lvlText w:val="%2."/>
+      <w:lvlJc w:val="left"/>
+      <w:pPr>
+        <w:ind w:left="2160" w:hanging="360"/>
+      </w:pPr>
+      <w:rPr>
+        <w:u w:val="none"/>
+      </w:rPr>
+    </w:lvl>
+    <w:lvl w:ilvl="2">
+      <w:start w:val="1"/>
+      <w:numFmt w:val="lowerRoman"/>
+      <w:lvlText w:val="%3."/>
+      <w:lvlJc w:val="right"/>
+      <w:pPr>
+        <w:ind w:left="2880" w:hanging="360"/>
+      </w:pPr>
+      <w:rPr>
+        <w:u w:val="none"/>
+      </w:rPr>
+    </w:lvl>
+    <w:lvl w:ilvl="3">
+      <w:start w:val="1"/>
+      <w:numFmt w:val="decimal"/>
+      <w:lvlText w:val="%4."/>
+      <w:lvlJc w:val="left"/>
+      <w:pPr>
+        <w:ind w:left="3600" w:hanging="360"/>
+      </w:pPr>
+      <w:rPr>
+        <w:u w:val="none"/>
+      </w:rPr>
+    </w:lvl>
+    <w:lvl w:ilvl="4">
+      <w:start w:val="1"/>
+      <w:numFmt w:val="lowerLetter"/>
+      <w:lvlText w:val="%5."/>
+      <w:lvlJc w:val="left"/>
+      <w:pPr>
+        <w:ind w:left="4320" w:hanging="360"/>
+      </w:pPr>
+      <w:rPr>
+        <w:u w:val="none"/>
+      </w:rPr>
+    </w:lvl>
+    <w:lvl w:ilvl="5">
+      <w:start w:val="1"/>
+      <w:numFmt w:val="lowerRoman"/>
+      <w:lvlText w:val="%6."/>
+      <w:lvlJc w:val="right"/>
+      <w:pPr>
+        <w:ind w:left="5040" w:hanging="360"/>
+      </w:pPr>
+      <w:rPr>
+        <w:u w:val="none"/>
+      </w:rPr>
+    </w:lvl>
+    <w:lvl w:ilvl="6">
+      <w:start w:val="1"/>
+      <w:numFmt w:val="decimal"/>
+      <w:lvlText w:val="%7."/>
+      <w:lvlJc w:val="left"/>
+      <w:pPr>
+        <w:ind w:left="5760" w:hanging="360"/>
+      </w:pPr>
+      <w:rPr>
+        <w:u w:val="none"/>
+      </w:rPr>
+    </w:lvl>
+    <w:lvl w:ilvl="7">
+      <w:start w:val="1"/>
+      <w:numFmt w:val="lowerLetter"/>
+      <w:lvlText w:val="%8."/>
+      <w:lvlJc w:val="left"/>
+      <w:pPr>
+        <w:ind w:left="6480" w:hanging="360"/>
+      </w:pPr>
+      <w:rPr>
+        <w:u w:val="none"/>
+      </w:rPr>
+    </w:lvl>
+    <w:lvl w:ilvl="8">
+      <w:start w:val="1"/>
+      <w:numFmt w:val="lowerRoman"/>
+      <w:lvlText w:val="%9."/>
+      <w:lvlJc w:val="right"/>
+      <w:pPr>
+        <w:ind w:left="7200" w:hanging="360"/>
+      </w:pPr>
+      <w:rPr>
+        <w:u w:val="none"/>
+      </w:rPr>
+    </w:lvl>
+  </w:abstractNum>
+  <w:abstractNum w:abstractNumId="5">
+    <w:lvl w:ilvl="0">
+      <w:start w:val="1"/>
       <w:numFmt w:val="bullet"/>
       <w:lvlText w:val="●"/>
       <w:lvlJc w:val="left"/>
@@ -9384,7 +13271,7 @@
       </w:rPr>
     </w:lvl>
   </w:abstractNum>
-  <w:abstractNum w:abstractNumId="5">
+  <w:abstractNum w:abstractNumId="6">
     <w:lvl w:ilvl="0">
       <w:start w:val="1"/>
       <w:numFmt w:val="upperLetter"/>
@@ -9494,7 +13381,7 @@
       </w:rPr>
     </w:lvl>
   </w:abstractNum>
-  <w:abstractNum w:abstractNumId="6">
+  <w:abstractNum w:abstractNumId="7">
     <w:lvl w:ilvl="0">
       <w:start w:val="1"/>
       <w:numFmt w:val="bullet"/>
@@ -9604,7 +13491,7 @@
       </w:rPr>
     </w:lvl>
   </w:abstractNum>
-  <w:abstractNum w:abstractNumId="7">
+  <w:abstractNum w:abstractNumId="8">
     <w:lvl w:ilvl="0">
       <w:start w:val="1"/>
       <w:numFmt w:val="bullet"/>
@@ -9708,116 +13595,6 @@
       <w:lvlJc w:val="left"/>
       <w:pPr>
         <w:ind w:left="6480" w:hanging="360"/>
-      </w:pPr>
-      <w:rPr>
-        <w:u w:val="none"/>
-      </w:rPr>
-    </w:lvl>
-  </w:abstractNum>
-  <w:abstractNum w:abstractNumId="8">
-    <w:lvl w:ilvl="0">
-      <w:start w:val="1"/>
-      <w:numFmt w:val="bullet"/>
-      <w:lvlText w:val="-"/>
-      <w:lvlJc w:val="left"/>
-      <w:pPr>
-        <w:ind w:left="1440" w:hanging="360"/>
-      </w:pPr>
-      <w:rPr>
-        <w:u w:val="none"/>
-      </w:rPr>
-    </w:lvl>
-    <w:lvl w:ilvl="1">
-      <w:start w:val="1"/>
-      <w:numFmt w:val="bullet"/>
-      <w:lvlText w:val="-"/>
-      <w:lvlJc w:val="left"/>
-      <w:pPr>
-        <w:ind w:left="2160" w:hanging="360"/>
-      </w:pPr>
-      <w:rPr>
-        <w:u w:val="none"/>
-      </w:rPr>
-    </w:lvl>
-    <w:lvl w:ilvl="2">
-      <w:start w:val="1"/>
-      <w:numFmt w:val="bullet"/>
-      <w:lvlText w:val="-"/>
-      <w:lvlJc w:val="left"/>
-      <w:pPr>
-        <w:ind w:left="2880" w:hanging="360"/>
-      </w:pPr>
-      <w:rPr>
-        <w:u w:val="none"/>
-      </w:rPr>
-    </w:lvl>
-    <w:lvl w:ilvl="3">
-      <w:start w:val="1"/>
-      <w:numFmt w:val="bullet"/>
-      <w:lvlText w:val="-"/>
-      <w:lvlJc w:val="left"/>
-      <w:pPr>
-        <w:ind w:left="3600" w:hanging="360"/>
-      </w:pPr>
-      <w:rPr>
-        <w:u w:val="none"/>
-      </w:rPr>
-    </w:lvl>
-    <w:lvl w:ilvl="4">
-      <w:start w:val="1"/>
-      <w:numFmt w:val="bullet"/>
-      <w:lvlText w:val="-"/>
-      <w:lvlJc w:val="left"/>
-      <w:pPr>
-        <w:ind w:left="4320" w:hanging="360"/>
-      </w:pPr>
-      <w:rPr>
-        <w:u w:val="none"/>
-      </w:rPr>
-    </w:lvl>
-    <w:lvl w:ilvl="5">
-      <w:start w:val="1"/>
-      <w:numFmt w:val="bullet"/>
-      <w:lvlText w:val="-"/>
-      <w:lvlJc w:val="left"/>
-      <w:pPr>
-        <w:ind w:left="5040" w:hanging="360"/>
-      </w:pPr>
-      <w:rPr>
-        <w:u w:val="none"/>
-      </w:rPr>
-    </w:lvl>
-    <w:lvl w:ilvl="6">
-      <w:start w:val="1"/>
-      <w:numFmt w:val="bullet"/>
-      <w:lvlText w:val="-"/>
-      <w:lvlJc w:val="left"/>
-      <w:pPr>
-        <w:ind w:left="5760" w:hanging="360"/>
-      </w:pPr>
-      <w:rPr>
-        <w:u w:val="none"/>
-      </w:rPr>
-    </w:lvl>
-    <w:lvl w:ilvl="7">
-      <w:start w:val="1"/>
-      <w:numFmt w:val="bullet"/>
-      <w:lvlText w:val="-"/>
-      <w:lvlJc w:val="left"/>
-      <w:pPr>
-        <w:ind w:left="6480" w:hanging="360"/>
-      </w:pPr>
-      <w:rPr>
-        <w:u w:val="none"/>
-      </w:rPr>
-    </w:lvl>
-    <w:lvl w:ilvl="8">
-      <w:start w:val="1"/>
-      <w:numFmt w:val="bullet"/>
-      <w:lvlText w:val="-"/>
-      <w:lvlJc w:val="left"/>
-      <w:pPr>
-        <w:ind w:left="7200" w:hanging="360"/>
       </w:pPr>
       <w:rPr>
         <w:u w:val="none"/>
@@ -9937,6 +13714,116 @@
   <w:abstractNum w:abstractNumId="10">
     <w:lvl w:ilvl="0">
       <w:start w:val="1"/>
+      <w:numFmt w:val="bullet"/>
+      <w:lvlText w:val="-"/>
+      <w:lvlJc w:val="left"/>
+      <w:pPr>
+        <w:ind w:left="1440" w:hanging="360"/>
+      </w:pPr>
+      <w:rPr>
+        <w:u w:val="none"/>
+      </w:rPr>
+    </w:lvl>
+    <w:lvl w:ilvl="1">
+      <w:start w:val="1"/>
+      <w:numFmt w:val="bullet"/>
+      <w:lvlText w:val="-"/>
+      <w:lvlJc w:val="left"/>
+      <w:pPr>
+        <w:ind w:left="2160" w:hanging="360"/>
+      </w:pPr>
+      <w:rPr>
+        <w:u w:val="none"/>
+      </w:rPr>
+    </w:lvl>
+    <w:lvl w:ilvl="2">
+      <w:start w:val="1"/>
+      <w:numFmt w:val="bullet"/>
+      <w:lvlText w:val="-"/>
+      <w:lvlJc w:val="left"/>
+      <w:pPr>
+        <w:ind w:left="2880" w:hanging="360"/>
+      </w:pPr>
+      <w:rPr>
+        <w:u w:val="none"/>
+      </w:rPr>
+    </w:lvl>
+    <w:lvl w:ilvl="3">
+      <w:start w:val="1"/>
+      <w:numFmt w:val="bullet"/>
+      <w:lvlText w:val="-"/>
+      <w:lvlJc w:val="left"/>
+      <w:pPr>
+        <w:ind w:left="3600" w:hanging="360"/>
+      </w:pPr>
+      <w:rPr>
+        <w:u w:val="none"/>
+      </w:rPr>
+    </w:lvl>
+    <w:lvl w:ilvl="4">
+      <w:start w:val="1"/>
+      <w:numFmt w:val="bullet"/>
+      <w:lvlText w:val="-"/>
+      <w:lvlJc w:val="left"/>
+      <w:pPr>
+        <w:ind w:left="4320" w:hanging="360"/>
+      </w:pPr>
+      <w:rPr>
+        <w:u w:val="none"/>
+      </w:rPr>
+    </w:lvl>
+    <w:lvl w:ilvl="5">
+      <w:start w:val="1"/>
+      <w:numFmt w:val="bullet"/>
+      <w:lvlText w:val="-"/>
+      <w:lvlJc w:val="left"/>
+      <w:pPr>
+        <w:ind w:left="5040" w:hanging="360"/>
+      </w:pPr>
+      <w:rPr>
+        <w:u w:val="none"/>
+      </w:rPr>
+    </w:lvl>
+    <w:lvl w:ilvl="6">
+      <w:start w:val="1"/>
+      <w:numFmt w:val="bullet"/>
+      <w:lvlText w:val="-"/>
+      <w:lvlJc w:val="left"/>
+      <w:pPr>
+        <w:ind w:left="5760" w:hanging="360"/>
+      </w:pPr>
+      <w:rPr>
+        <w:u w:val="none"/>
+      </w:rPr>
+    </w:lvl>
+    <w:lvl w:ilvl="7">
+      <w:start w:val="1"/>
+      <w:numFmt w:val="bullet"/>
+      <w:lvlText w:val="-"/>
+      <w:lvlJc w:val="left"/>
+      <w:pPr>
+        <w:ind w:left="6480" w:hanging="360"/>
+      </w:pPr>
+      <w:rPr>
+        <w:u w:val="none"/>
+      </w:rPr>
+    </w:lvl>
+    <w:lvl w:ilvl="8">
+      <w:start w:val="1"/>
+      <w:numFmt w:val="bullet"/>
+      <w:lvlText w:val="-"/>
+      <w:lvlJc w:val="left"/>
+      <w:pPr>
+        <w:ind w:left="7200" w:hanging="360"/>
+      </w:pPr>
+      <w:rPr>
+        <w:u w:val="none"/>
+      </w:rPr>
+    </w:lvl>
+  </w:abstractNum>
+  <w:abstractNum w:abstractNumId="11">
+    <w:lvl w:ilvl="0">
+      <w:start w:val="1"/>
       <w:numFmt w:val="decimal"/>
       <w:lvlText w:val="%1."/>
       <w:lvlJc w:val="left"/>
@@ -10038,116 +13925,6 @@
       <w:lvlJc w:val="right"/>
       <w:pPr>
         <w:ind w:left="6480" w:hanging="360"/>
-      </w:pPr>
-      <w:rPr>
-        <w:u w:val="none"/>
-      </w:rPr>
-    </w:lvl>
-  </w:abstractNum>
-  <w:abstractNum w:abstractNumId="11">
-    <w:lvl w:ilvl="0">
-      <w:start w:val="1"/>
-      <w:numFmt w:val="bullet"/>
-      <w:lvlText w:val="●"/>
-      <w:lvlJc w:val="left"/>
-      <w:pPr>
-        <w:ind w:left="1440" w:hanging="360"/>
-      </w:pPr>
-      <w:rPr>
-        <w:u w:val="none"/>
-      </w:rPr>
-    </w:lvl>
-    <w:lvl w:ilvl="1">
-      <w:start w:val="1"/>
-      <w:numFmt w:val="bullet"/>
-      <w:lvlText w:val="○"/>
-      <w:lvlJc w:val="left"/>
-      <w:pPr>
-        <w:ind w:left="2160" w:hanging="360"/>
-      </w:pPr>
-      <w:rPr>
-        <w:u w:val="none"/>
-      </w:rPr>
-    </w:lvl>
-    <w:lvl w:ilvl="2">
-      <w:start w:val="1"/>
-      <w:numFmt w:val="bullet"/>
-      <w:lvlText w:val="■"/>
-      <w:lvlJc w:val="left"/>
-      <w:pPr>
-        <w:ind w:left="2880" w:hanging="360"/>
-      </w:pPr>
-      <w:rPr>
-        <w:u w:val="none"/>
-      </w:rPr>
-    </w:lvl>
-    <w:lvl w:ilvl="3">
-      <w:start w:val="1"/>
-      <w:numFmt w:val="bullet"/>
-      <w:lvlText w:val="●"/>
-      <w:lvlJc w:val="left"/>
-      <w:pPr>
-        <w:ind w:left="3600" w:hanging="360"/>
-      </w:pPr>
-      <w:rPr>
-        <w:u w:val="none"/>
-      </w:rPr>
-    </w:lvl>
-    <w:lvl w:ilvl="4">
-      <w:start w:val="1"/>
-      <w:numFmt w:val="bullet"/>
-      <w:lvlText w:val="○"/>
-      <w:lvlJc w:val="left"/>
-      <w:pPr>
-        <w:ind w:left="4320" w:hanging="360"/>
-      </w:pPr>
-      <w:rPr>
-        <w:u w:val="none"/>
-      </w:rPr>
-    </w:lvl>
-    <w:lvl w:ilvl="5">
-      <w:start w:val="1"/>
-      <w:numFmt w:val="bullet"/>
-      <w:lvlText w:val="■"/>
-      <w:lvlJc w:val="left"/>
-      <w:pPr>
-        <w:ind w:left="5040" w:hanging="360"/>
-      </w:pPr>
-      <w:rPr>
-        <w:u w:val="none"/>
-      </w:rPr>
-    </w:lvl>
-    <w:lvl w:ilvl="6">
-      <w:start w:val="1"/>
-      <w:numFmt w:val="bullet"/>
-      <w:lvlText w:val="●"/>
-      <w:lvlJc w:val="left"/>
-      <w:pPr>
-        <w:ind w:left="5760" w:hanging="360"/>
-      </w:pPr>
-      <w:rPr>
-        <w:u w:val="none"/>
-      </w:rPr>
-    </w:lvl>
-    <w:lvl w:ilvl="7">
-      <w:start w:val="1"/>
-      <w:numFmt w:val="bullet"/>
-      <w:lvlText w:val="○"/>
-      <w:lvlJc w:val="left"/>
-      <w:pPr>
-        <w:ind w:left="6480" w:hanging="360"/>
-      </w:pPr>
-      <w:rPr>
-        <w:u w:val="none"/>
-      </w:rPr>
-    </w:lvl>
-    <w:lvl w:ilvl="8">
-      <w:start w:val="1"/>
-      <w:numFmt w:val="bullet"/>
-      <w:lvlText w:val="■"/>
-      <w:lvlJc w:val="left"/>
-      <w:pPr>
-        <w:ind w:left="7200" w:hanging="360"/>
       </w:pPr>
       <w:rPr>
         <w:u w:val="none"/>
@@ -10161,7 +13938,7 @@
       <w:lvlText w:val="●"/>
       <w:lvlJc w:val="left"/>
       <w:pPr>
-        <w:ind w:left="2160" w:hanging="360"/>
+        <w:ind w:left="1440" w:hanging="360"/>
       </w:pPr>
       <w:rPr>
         <w:u w:val="none"/>
@@ -10173,7 +13950,7 @@
       <w:lvlText w:val="○"/>
       <w:lvlJc w:val="left"/>
       <w:pPr>
-        <w:ind w:left="2880" w:hanging="360"/>
+        <w:ind w:left="2160" w:hanging="360"/>
       </w:pPr>
       <w:rPr>
         <w:u w:val="none"/>
@@ -10185,7 +13962,7 @@
       <w:lvlText w:val="■"/>
       <w:lvlJc w:val="left"/>
       <w:pPr>
-        <w:ind w:left="3600" w:hanging="360"/>
+        <w:ind w:left="2880" w:hanging="360"/>
       </w:pPr>
       <w:rPr>
         <w:u w:val="none"/>
@@ -10197,7 +13974,7 @@
       <w:lvlText w:val="●"/>
       <w:lvlJc w:val="left"/>
       <w:pPr>
-        <w:ind w:left="4320" w:hanging="360"/>
+        <w:ind w:left="3600" w:hanging="360"/>
       </w:pPr>
       <w:rPr>
         <w:u w:val="none"/>
@@ -10209,7 +13986,7 @@
       <w:lvlText w:val="○"/>
       <w:lvlJc w:val="left"/>
       <w:pPr>
-        <w:ind w:left="5040" w:hanging="360"/>
+        <w:ind w:left="4320" w:hanging="360"/>
       </w:pPr>
       <w:rPr>
         <w:u w:val="none"/>
@@ -10221,7 +13998,7 @@
       <w:lvlText w:val="■"/>
       <w:lvlJc w:val="left"/>
       <w:pPr>
-        <w:ind w:left="5760" w:hanging="360"/>
+        <w:ind w:left="5040" w:hanging="360"/>
       </w:pPr>
       <w:rPr>
         <w:u w:val="none"/>
@@ -10233,7 +14010,7 @@
       <w:lvlText w:val="●"/>
       <w:lvlJc w:val="left"/>
       <w:pPr>
-        <w:ind w:left="6480" w:hanging="360"/>
+        <w:ind w:left="5760" w:hanging="360"/>
       </w:pPr>
       <w:rPr>
         <w:u w:val="none"/>
@@ -10245,7 +14022,7 @@
       <w:lvlText w:val="○"/>
       <w:lvlJc w:val="left"/>
       <w:pPr>
-        <w:ind w:left="7200" w:hanging="360"/>
+        <w:ind w:left="6480" w:hanging="360"/>
       </w:pPr>
       <w:rPr>
         <w:u w:val="none"/>
@@ -10257,7 +14034,7 @@
       <w:lvlText w:val="■"/>
       <w:lvlJc w:val="left"/>
       <w:pPr>
-        <w:ind w:left="7920" w:hanging="360"/>
+        <w:ind w:left="7200" w:hanging="360"/>
       </w:pPr>
       <w:rPr>
         <w:u w:val="none"/>
@@ -10268,6 +14045,116 @@
     <w:lvl w:ilvl="0">
       <w:start w:val="1"/>
       <w:numFmt w:val="bullet"/>
+      <w:lvlText w:val="●"/>
+      <w:lvlJc w:val="left"/>
+      <w:pPr>
+        <w:ind w:left="2160" w:hanging="360"/>
+      </w:pPr>
+      <w:rPr>
+        <w:u w:val="none"/>
+      </w:rPr>
+    </w:lvl>
+    <w:lvl w:ilvl="1">
+      <w:start w:val="1"/>
+      <w:numFmt w:val="bullet"/>
+      <w:lvlText w:val="○"/>
+      <w:lvlJc w:val="left"/>
+      <w:pPr>
+        <w:ind w:left="2880" w:hanging="360"/>
+      </w:pPr>
+      <w:rPr>
+        <w:u w:val="none"/>
+      </w:rPr>
+    </w:lvl>
+    <w:lvl w:ilvl="2">
+      <w:start w:val="1"/>
+      <w:numFmt w:val="bullet"/>
+      <w:lvlText w:val="■"/>
+      <w:lvlJc w:val="left"/>
+      <w:pPr>
+        <w:ind w:left="3600" w:hanging="360"/>
+      </w:pPr>
+      <w:rPr>
+        <w:u w:val="none"/>
+      </w:rPr>
+    </w:lvl>
+    <w:lvl w:ilvl="3">
+      <w:start w:val="1"/>
+      <w:numFmt w:val="bullet"/>
+      <w:lvlText w:val="●"/>
+      <w:lvlJc w:val="left"/>
+      <w:pPr>
+        <w:ind w:left="4320" w:hanging="360"/>
+      </w:pPr>
+      <w:rPr>
+        <w:u w:val="none"/>
+      </w:rPr>
+    </w:lvl>
+    <w:lvl w:ilvl="4">
+      <w:start w:val="1"/>
+      <w:numFmt w:val="bullet"/>
+      <w:lvlText w:val="○"/>
+      <w:lvlJc w:val="left"/>
+      <w:pPr>
+        <w:ind w:left="5040" w:hanging="360"/>
+      </w:pPr>
+      <w:rPr>
+        <w:u w:val="none"/>
+      </w:rPr>
+    </w:lvl>
+    <w:lvl w:ilvl="5">
+      <w:start w:val="1"/>
+      <w:numFmt w:val="bullet"/>
+      <w:lvlText w:val="■"/>
+      <w:lvlJc w:val="left"/>
+      <w:pPr>
+        <w:ind w:left="5760" w:hanging="360"/>
+      </w:pPr>
+      <w:rPr>
+        <w:u w:val="none"/>
+      </w:rPr>
+    </w:lvl>
+    <w:lvl w:ilvl="6">
+      <w:start w:val="1"/>
+      <w:numFmt w:val="bullet"/>
+      <w:lvlText w:val="●"/>
+      <w:lvlJc w:val="left"/>
+      <w:pPr>
+        <w:ind w:left="6480" w:hanging="360"/>
+      </w:pPr>
+      <w:rPr>
+        <w:u w:val="none"/>
+      </w:rPr>
+    </w:lvl>
+    <w:lvl w:ilvl="7">
+      <w:start w:val="1"/>
+      <w:numFmt w:val="bullet"/>
+      <w:lvlText w:val="○"/>
+      <w:lvlJc w:val="left"/>
+      <w:pPr>
+        <w:ind w:left="7200" w:hanging="360"/>
+      </w:pPr>
+      <w:rPr>
+        <w:u w:val="none"/>
+      </w:rPr>
+    </w:lvl>
+    <w:lvl w:ilvl="8">
+      <w:start w:val="1"/>
+      <w:numFmt w:val="bullet"/>
+      <w:lvlText w:val="■"/>
+      <w:lvlJc w:val="left"/>
+      <w:pPr>
+        <w:ind w:left="7920" w:hanging="360"/>
+      </w:pPr>
+      <w:rPr>
+        <w:u w:val="none"/>
+      </w:rPr>
+    </w:lvl>
+  </w:abstractNum>
+  <w:abstractNum w:abstractNumId="14">
+    <w:lvl w:ilvl="0">
+      <w:start w:val="1"/>
+      <w:numFmt w:val="bullet"/>
       <w:lvlText w:val="-"/>
       <w:lvlJc w:val="left"/>
       <w:pPr>
@@ -10374,7 +14261,7 @@
       </w:rPr>
     </w:lvl>
   </w:abstractNum>
-  <w:abstractNum w:abstractNumId="14">
+  <w:abstractNum w:abstractNumId="15">
     <w:lvl w:ilvl="0">
       <w:start w:val="1"/>
       <w:numFmt w:val="bullet"/>
@@ -10484,7 +14371,7 @@
       </w:rPr>
     </w:lvl>
   </w:abstractNum>
-  <w:abstractNum w:abstractNumId="15">
+  <w:abstractNum w:abstractNumId="16">
     <w:lvl w:ilvl="0">
       <w:start w:val="1"/>
       <w:numFmt w:val="decimal"/>
@@ -10638,6 +14525,9 @@
   </w:num>
   <w:num w:numId="15">
     <w:abstractNumId w:val="15"/>
+  </w:num>
+  <w:num w:numId="16">
+    <w:abstractNumId w:val="16"/>
   </w:num>
 </w:numbering>
 </file>
@@ -10813,6 +14703,34 @@
       <w:tblStyleRowBandSize w:val="1"/>
       <w:tblStyleColBandSize w:val="1"/>
       <w:tblCellMar/>
+    </w:tblPr>
+  </w:style>
+  <w:style w:type="table" w:styleId="Table2">
+    <w:basedOn w:val="TableNormal"/>
+    <w:tblPr>
+      <w:tblStyleRowBandSize w:val="1"/>
+      <w:tblStyleColBandSize w:val="1"/>
+    </w:tblPr>
+  </w:style>
+  <w:style w:type="table" w:styleId="Table3">
+    <w:basedOn w:val="TableNormal"/>
+    <w:tblPr>
+      <w:tblStyleRowBandSize w:val="1"/>
+      <w:tblStyleColBandSize w:val="1"/>
+    </w:tblPr>
+  </w:style>
+  <w:style w:type="table" w:styleId="Table4">
+    <w:basedOn w:val="TableNormal"/>
+    <w:tblPr>
+      <w:tblStyleRowBandSize w:val="1"/>
+      <w:tblStyleColBandSize w:val="1"/>
+    </w:tblPr>
+  </w:style>
+  <w:style w:type="table" w:styleId="Table5">
+    <w:basedOn w:val="TableNormal"/>
+    <w:tblPr>
+      <w:tblStyleRowBandSize w:val="1"/>
+      <w:tblStyleColBandSize w:val="1"/>
     </w:tblPr>
   </w:style>
 </w:styles>
